--- a/v4-0_AMS-Test.docx
+++ b/v4-0_AMS-Test.docx
@@ -9269,7 +9269,7 @@
         <w:rPr>
           <w:noProof/>
         </w:rPr>
-        <w:t>09-09-2026</w:t>
+        <w:t>17-09-2026</w:t>
       </w:r>
       <w:r>
         <w:fldChar w:fldCharType="end"/>
@@ -9290,7 +9290,7 @@
         <w:rPr>
           <w:noProof/>
         </w:rPr>
-        <w:t>11:32 AM</w:t>
+        <w:t>11:27 AM</w:t>
       </w:r>
       <w:r>
         <w:fldChar w:fldCharType="end"/>
@@ -11075,7 +11075,119 @@
         <w:t>Points I have found and changes/updated I want to make:</w:t>
       </w:r>
     </w:p>
-    <w:p/>
+    <w:p>
+      <w:r>
+        <w:t xml:space="preserve">I think </w:t>
+      </w:r>
+      <w:r>
+        <w:t xml:space="preserve">the </w:t>
+      </w:r>
+      <w:r>
+        <w:t>project is ready to go live</w:t>
+      </w:r>
+      <w:r>
+        <w:t>.</w:t>
+      </w:r>
+      <w:r>
+        <w:t xml:space="preserve"> I already uploaded most </w:t>
+      </w:r>
+      <w:r>
+        <w:t>files</w:t>
+      </w:r>
+      <w:r>
+        <w:t xml:space="preserve"> except </w:t>
+      </w:r>
+      <w:r>
+        <w:t xml:space="preserve">the </w:t>
+      </w:r>
+      <w:r>
+        <w:t xml:space="preserve">Django </w:t>
+      </w:r>
+      <w:r>
+        <w:t>environment</w:t>
+      </w:r>
+      <w:r>
+        <w:t xml:space="preserve"> folder </w:t>
+      </w:r>
+      <w:proofErr w:type="gramStart"/>
+      <w:r>
+        <w:t>e.g. .</w:t>
+      </w:r>
+      <w:proofErr w:type="spellStart"/>
+      <w:r>
+        <w:t>venv</w:t>
+      </w:r>
+      <w:proofErr w:type="spellEnd"/>
+      <w:proofErr w:type="gramEnd"/>
+      <w:r>
+        <w:t xml:space="preserve"> by creating </w:t>
+      </w:r>
+      <w:r>
+        <w:t xml:space="preserve">a </w:t>
+      </w:r>
+      <w:r>
+        <w:t xml:space="preserve">new GitHub </w:t>
+      </w:r>
+      <w:r>
+        <w:t>repository:</w:t>
+      </w:r>
+      <w:r>
+        <w:t xml:space="preserve"> </w:t>
+      </w:r>
+      <w:hyperlink r:id="rId7" w:history="1">
+        <w:r>
+          <w:rPr>
+            <w:rStyle w:val="Hyperlink"/>
+          </w:rPr>
+          <w:t>https://github.com/jbhogade/AMS-v4-0.git</w:t>
+        </w:r>
+      </w:hyperlink>
+      <w:r>
+        <w:t xml:space="preserve">. I want you to pull and check the repo with our current update and </w:t>
+      </w:r>
+      <w:r>
+        <w:t>rebuild it with complete blank and no dummy data</w:t>
+      </w:r>
+      <w:r>
+        <w:t xml:space="preserve"> except login </w:t>
+      </w:r>
+      <w:r>
+        <w:t>credentials</w:t>
+      </w:r>
+      <w:r>
+        <w:t>.</w:t>
+      </w:r>
+      <w:r>
+        <w:t xml:space="preserve"> </w:t>
+      </w:r>
+      <w:r>
+        <w:t>A</w:t>
+      </w:r>
+      <w:r>
+        <w:t>lso</w:t>
+      </w:r>
+      <w:r>
+        <w:t>,</w:t>
+      </w:r>
+      <w:r>
+        <w:t xml:space="preserve"> change </w:t>
+      </w:r>
+      <w:r>
+        <w:t xml:space="preserve">the </w:t>
+      </w:r>
+      <w:r>
+        <w:t xml:space="preserve">database name </w:t>
+      </w:r>
+      <w:r>
+        <w:t>to</w:t>
+      </w:r>
+      <w:r>
+        <w:t xml:space="preserve"> “AMS-v4-0”</w:t>
+      </w:r>
+      <w:r>
+        <w:t>. Because it will go live, and I will also use AMS-Test for testing and upgrading the AMS Project.</w:t>
+      </w:r>
+    </w:p>
     <w:p>
       <w:r>
         <w:t>Please review and update the points and changes above; I will continue testing the project.</w:t>
@@ -11096,9 +11208,51 @@
         <w:t>Points I have found and changes/updated I want to make:</w:t>
       </w:r>
     </w:p>
-    <w:p/>
-    <w:p>
-      <w:r>
+    <w:p>
+      <w:r>
+        <w:t xml:space="preserve">Resume the Save-persist investigation on AMS-Test. Also, I just found that, in Mobile Master when I download Export file, it </w:t>
+      </w:r>
+      <w:proofErr w:type="gramStart"/>
+      <w:r>
+        <w:t>download</w:t>
+      </w:r>
+      <w:proofErr w:type="gramEnd"/>
+      <w:r>
+        <w:t xml:space="preserve"> with name as "</w:t>
+      </w:r>
+      <w:proofErr w:type="spellStart"/>
+      <w:r>
+        <w:t>Asset_Master_Export</w:t>
+      </w:r>
+      <w:proofErr w:type="spellEnd"/>
+      <w:r>
+        <w:t xml:space="preserve">" </w:t>
+      </w:r>
+      <w:proofErr w:type="spellStart"/>
+      <w:r>
+        <w:t>insted</w:t>
+      </w:r>
+      <w:proofErr w:type="spellEnd"/>
+      <w:r>
+        <w:t xml:space="preserve"> of "</w:t>
+      </w:r>
+      <w:proofErr w:type="spellStart"/>
+      <w:r>
+        <w:t>Mobile_Master_Export</w:t>
+      </w:r>
+      <w:proofErr w:type="spellEnd"/>
+      <w:r>
+        <w:t>".</w:t>
+      </w:r>
+    </w:p>
+    <w:p>
+      <w:r>
+        <w:t>Kindly please check this issue and recheck all Template and Export code to match respected Master and resolve it.</w:t>
+      </w:r>
+    </w:p>
+    <w:p>
+      <w:r>
+        <w:lastRenderedPageBreak/>
         <w:t>Please review and update the points and changes above; I will continue testing the project.</w:t>
       </w:r>
     </w:p>
@@ -11117,7 +11271,232 @@
         <w:t>Points I have found and changes/updated I want to make:</w:t>
       </w:r>
     </w:p>
-    <w:p/>
+    <w:p>
+      <w:r>
+        <w:t xml:space="preserve">Currently, I found an issue, but I am having </w:t>
+      </w:r>
+      <w:r>
+        <w:t>trouble explaining it</w:t>
+      </w:r>
+      <w:r>
+        <w:t>.</w:t>
+      </w:r>
+      <w:r>
+        <w:t xml:space="preserve"> </w:t>
+      </w:r>
+      <w:r>
+        <w:t>I will do my best to explain it</w:t>
+      </w:r>
+      <w:r>
+        <w:t xml:space="preserve"> so you can resolve it, ok. Let’s take an example </w:t>
+      </w:r>
+      <w:r>
+        <w:t xml:space="preserve">to </w:t>
+      </w:r>
+      <w:proofErr w:type="gramStart"/>
+      <w:r>
+        <w:t>explain:</w:t>
+      </w:r>
+      <w:proofErr w:type="gramEnd"/>
+      <w:r>
+        <w:t xml:space="preserve"> there are 4 </w:t>
+      </w:r>
+      <w:r>
+        <w:t>employees</w:t>
+      </w:r>
+      <w:r>
+        <w:t xml:space="preserve"> A, B, C, and D. A is </w:t>
+      </w:r>
+      <w:r>
+        <w:t xml:space="preserve">an </w:t>
+      </w:r>
+      <w:r>
+        <w:t xml:space="preserve">Officer, </w:t>
+      </w:r>
+      <w:r>
+        <w:t xml:space="preserve">and </w:t>
+      </w:r>
+      <w:r>
+        <w:t xml:space="preserve">B is </w:t>
+      </w:r>
+      <w:r>
+        <w:t xml:space="preserve">a </w:t>
+      </w:r>
+      <w:proofErr w:type="gramStart"/>
+      <w:r>
+        <w:t>Manager</w:t>
+      </w:r>
+      <w:proofErr w:type="gramEnd"/>
+      <w:r>
+        <w:t xml:space="preserve"> </w:t>
+      </w:r>
+      <w:r>
+        <w:t xml:space="preserve">as well as A’s </w:t>
+      </w:r>
+      <w:r>
+        <w:t>reporting manager</w:t>
+      </w:r>
+      <w:r>
+        <w:t xml:space="preserve">. C is </w:t>
+      </w:r>
+      <w:r>
+        <w:t xml:space="preserve">a </w:t>
+      </w:r>
+      <w:r>
+        <w:t>General</w:t>
+      </w:r>
+      <w:r>
+        <w:t xml:space="preserve"> Manager </w:t>
+      </w:r>
+      <w:proofErr w:type="gramStart"/>
+      <w:r>
+        <w:t>and also</w:t>
+      </w:r>
+      <w:proofErr w:type="gramEnd"/>
+      <w:r>
+        <w:t xml:space="preserve"> B’s reporting manager</w:t>
+      </w:r>
+      <w:r>
+        <w:t xml:space="preserve">, while D is </w:t>
+      </w:r>
+      <w:r>
+        <w:t xml:space="preserve">the </w:t>
+      </w:r>
+      <w:r>
+        <w:t xml:space="preserve">MD </w:t>
+      </w:r>
+      <w:proofErr w:type="gramStart"/>
+      <w:r>
+        <w:t>and also</w:t>
+      </w:r>
+      <w:proofErr w:type="gramEnd"/>
+      <w:r>
+        <w:t xml:space="preserve"> C’s reporting manager.</w:t>
+      </w:r>
+      <w:r>
+        <w:t xml:space="preserve"> Now, here is the actual issue. When I assign </w:t>
+      </w:r>
+      <w:r>
+        <w:t xml:space="preserve">an </w:t>
+      </w:r>
+      <w:r>
+        <w:t>Asset/Mobile/SIM Card to A</w:t>
+      </w:r>
+      <w:r>
+        <w:t xml:space="preserve"> (a subordinate of B) and use </w:t>
+      </w:r>
+      <w:r>
+        <w:t>the</w:t>
+      </w:r>
+      <w:r>
+        <w:t xml:space="preserve"> Asset </w:t>
+      </w:r>
+      <w:r>
+        <w:t>Issue</w:t>
+      </w:r>
+      <w:r>
+        <w:t xml:space="preserve"> Form to take </w:t>
+      </w:r>
+      <w:r>
+        <w:t xml:space="preserve">a </w:t>
+      </w:r>
+      <w:r>
+        <w:t xml:space="preserve">hard copy </w:t>
+      </w:r>
+      <w:r>
+        <w:t>for</w:t>
+      </w:r>
+      <w:r>
+        <w:t xml:space="preserve"> B</w:t>
+      </w:r>
+      <w:r>
+        <w:t>, then</w:t>
+      </w:r>
+      <w:r>
+        <w:t xml:space="preserve"> it shows</w:t>
+      </w:r>
+      <w:r>
+        <w:t xml:space="preserve"> in</w:t>
+      </w:r>
+      <w:r>
+        <w:t xml:space="preserve"> </w:t>
+      </w:r>
+      <w:r>
+        <w:t>B</w:t>
+      </w:r>
+      <w:r>
+        <w:t>’s Asset Issue Form under</w:t>
+      </w:r>
+      <w:r>
+        <w:t xml:space="preserve"> </w:t>
+      </w:r>
+      <w:r>
+        <w:t>“</w:t>
+      </w:r>
+      <w:r>
+        <w:t>Assigned to Subordinates (For Reference)</w:t>
+      </w:r>
+      <w:r>
+        <w:t>”</w:t>
+      </w:r>
+      <w:r>
+        <w:t xml:space="preserve"> as assigned to A/Department</w:t>
+      </w:r>
+      <w:r>
+        <w:t xml:space="preserve"> (it could be Asset, Mobile, SIM Card or other)</w:t>
+      </w:r>
+      <w:r>
+        <w:t xml:space="preserve">. The problem/issue is that this won’t </w:t>
+      </w:r>
+      <w:r>
+        <w:t xml:space="preserve">be </w:t>
+      </w:r>
+      <w:r>
+        <w:t>limited to only B</w:t>
+      </w:r>
+      <w:r>
+        <w:t>;</w:t>
+      </w:r>
+      <w:r>
+        <w:t xml:space="preserve"> it goes to C as it </w:t>
+      </w:r>
+      <w:r>
+        <w:t>is assigned</w:t>
+      </w:r>
+      <w:r>
+        <w:t xml:space="preserve"> directly to </w:t>
+      </w:r>
+      <w:r>
+        <w:t>B, and</w:t>
+      </w:r>
+      <w:r>
+        <w:t xml:space="preserve"> </w:t>
+      </w:r>
+      <w:r>
+        <w:t xml:space="preserve">the </w:t>
+      </w:r>
+      <w:r>
+        <w:t xml:space="preserve">same goes </w:t>
+      </w:r>
+      <w:r>
+        <w:t>for</w:t>
+      </w:r>
+      <w:r>
+        <w:t xml:space="preserve"> C too.</w:t>
+      </w:r>
+      <w:r>
+        <w:t xml:space="preserve"> Which make it somewhat complicated. Do you understand what I want to tell you</w:t>
+      </w:r>
+      <w:r>
+        <w:t>?</w:t>
+      </w:r>
+      <w:r>
+        <w:t xml:space="preserve"> Can you check and resolve the issue</w:t>
+      </w:r>
+      <w:r>
+        <w:t>?</w:t>
+      </w:r>
+    </w:p>
     <w:p>
       <w:r>
         <w:t>Please review and update the points and changes above; I will continue testing the project.</w:t>
@@ -11135,14 +11514,723 @@
     </w:p>
     <w:p>
       <w:r>
+        <w:t>Points I have found and changes/updated I want to make:</w:t>
+      </w:r>
+    </w:p>
+    <w:p>
+      <w:r>
+        <w:t>I just found in Asset</w:t>
+      </w:r>
+      <w:r>
+        <w:t xml:space="preserve">s -&gt; Actions -&gt; Edit. When I imported the bulk data using Import option and the </w:t>
+      </w:r>
+      <w:proofErr w:type="gramStart"/>
+      <w:r>
+        <w:t>template, and</w:t>
+      </w:r>
+      <w:proofErr w:type="gramEnd"/>
+      <w:r>
+        <w:t xml:space="preserve"> try to edit it (for any reason)</w:t>
+      </w:r>
+      <w:r>
+        <w:t xml:space="preserve">, duo to some reason the Purchase Data and </w:t>
+      </w:r>
+      <w:r>
+        <w:t>Warranty End Date</w:t>
+      </w:r>
+      <w:r>
+        <w:t xml:space="preserve"> goes blank, even after in the Template File they are present</w:t>
+      </w:r>
+      <w:r>
+        <w:t>, it won’t take/shows in edit option.</w:t>
+      </w:r>
+    </w:p>
+    <w:p>
+      <w:r>
+        <w:t>Please review and update the points and changes above; I will continue testing AMS-Test the project.</w:t>
+      </w:r>
+    </w:p>
+    <w:p>
+      <w:r>
+        <w:t>=========================================</w:t>
+      </w:r>
+    </w:p>
+    <w:p>
+      <w:r>
+        <w:t>=========================================</w:t>
+      </w:r>
+    </w:p>
+    <w:p>
+      <w:r>
+        <w:t>Points I have found and changes/updated I want to make:</w:t>
+      </w:r>
+    </w:p>
+    <w:p>
+      <w:r>
+        <w:t xml:space="preserve">I saw a reel video of </w:t>
+      </w:r>
+      <w:r>
+        <w:t>the login</w:t>
+      </w:r>
+      <w:r>
+        <w:t xml:space="preserve"> page with </w:t>
+      </w:r>
+      <w:r>
+        <w:t>its</w:t>
+      </w:r>
+      <w:r>
+        <w:t xml:space="preserve"> code showing as follows:</w:t>
+      </w:r>
+    </w:p>
+    <w:p>
+      <w:r>
+        <w:t>Code:</w:t>
+      </w:r>
+    </w:p>
+    <w:p>
+      <w:r>
+        <w:t xml:space="preserve">Import </w:t>
+      </w:r>
+      <w:proofErr w:type="gramStart"/>
+      <w:r>
+        <w:t xml:space="preserve">{ </w:t>
+      </w:r>
+      <w:proofErr w:type="spellStart"/>
+      <w:r>
+        <w:t>useState</w:t>
+      </w:r>
+      <w:proofErr w:type="spellEnd"/>
+      <w:proofErr w:type="gramEnd"/>
+      <w:r>
+        <w:t xml:space="preserve"> } from ‘react’;</w:t>
+      </w:r>
+    </w:p>
+    <w:p>
+      <w:r>
+        <w:t xml:space="preserve">Import </w:t>
+      </w:r>
+      <w:proofErr w:type="gramStart"/>
+      <w:r>
+        <w:t>{ Eye</w:t>
+      </w:r>
+      <w:proofErr w:type="gramEnd"/>
+      <w:r>
+        <w:t xml:space="preserve">, </w:t>
+      </w:r>
+      <w:proofErr w:type="spellStart"/>
+      <w:proofErr w:type="gramStart"/>
+      <w:r>
+        <w:t>EyeOff</w:t>
+      </w:r>
+      <w:proofErr w:type="spellEnd"/>
+      <w:r>
+        <w:t xml:space="preserve"> }</w:t>
+      </w:r>
+      <w:proofErr w:type="gramEnd"/>
+      <w:r>
+        <w:t xml:space="preserve"> from ‘</w:t>
+      </w:r>
+      <w:proofErr w:type="spellStart"/>
+      <w:r>
+        <w:t>lucide</w:t>
+      </w:r>
+      <w:proofErr w:type="spellEnd"/>
+      <w:r>
+        <w:t>-react’;</w:t>
+      </w:r>
+    </w:p>
+    <w:p/>
+    <w:p>
+      <w:r>
+        <w:t xml:space="preserve">export default </w:t>
+      </w:r>
+      <w:proofErr w:type="spellStart"/>
+      <w:r>
+        <w:t>functionLoginVS</w:t>
+      </w:r>
+      <w:proofErr w:type="spellEnd"/>
+      <w:r>
+        <w:t xml:space="preserve"> () {</w:t>
+      </w:r>
+    </w:p>
+    <w:p>
+      <w:proofErr w:type="spellStart"/>
+      <w:r>
+        <w:t>const</w:t>
+      </w:r>
+      <w:proofErr w:type="spellEnd"/>
+      <w:r>
+        <w:t xml:space="preserve"> [email, </w:t>
+      </w:r>
+      <w:proofErr w:type="spellStart"/>
+      <w:r>
+        <w:t>setEmail</w:t>
+      </w:r>
+      <w:proofErr w:type="spellEnd"/>
+      <w:r>
+        <w:t xml:space="preserve">] = </w:t>
+      </w:r>
+      <w:proofErr w:type="spellStart"/>
+      <w:r>
+        <w:t>useState</w:t>
+      </w:r>
+      <w:proofErr w:type="spellEnd"/>
+      <w:r>
+        <w:t xml:space="preserve"> (‘’);</w:t>
+      </w:r>
+    </w:p>
+    <w:p>
+      <w:proofErr w:type="spellStart"/>
+      <w:r>
+        <w:t>const</w:t>
+      </w:r>
+      <w:proofErr w:type="spellEnd"/>
+      <w:r>
+        <w:t xml:space="preserve"> </w:t>
+      </w:r>
+      <w:r>
+        <w:t xml:space="preserve">[password, </w:t>
+      </w:r>
+      <w:proofErr w:type="spellStart"/>
+      <w:r>
+        <w:t>setPassword</w:t>
+      </w:r>
+      <w:proofErr w:type="spellEnd"/>
+      <w:r>
+        <w:t xml:space="preserve">] = </w:t>
+      </w:r>
+      <w:proofErr w:type="spellStart"/>
+      <w:proofErr w:type="gramStart"/>
+      <w:r>
+        <w:t>useState</w:t>
+      </w:r>
+      <w:proofErr w:type="spellEnd"/>
+      <w:r>
+        <w:t>(</w:t>
+      </w:r>
+      <w:proofErr w:type="gramEnd"/>
+      <w:r>
+        <w:t>‘’);</w:t>
+      </w:r>
+    </w:p>
+    <w:p>
+      <w:proofErr w:type="spellStart"/>
+      <w:r>
+        <w:t>const</w:t>
+      </w:r>
+      <w:proofErr w:type="spellEnd"/>
+      <w:r>
+        <w:t xml:space="preserve"> [</w:t>
+      </w:r>
+      <w:proofErr w:type="spellStart"/>
+      <w:r>
+        <w:t>showPassword</w:t>
+      </w:r>
+      <w:proofErr w:type="spellEnd"/>
+      <w:r>
+        <w:t xml:space="preserve">, </w:t>
+      </w:r>
+      <w:proofErr w:type="spellStart"/>
+      <w:r>
+        <w:t>setShowPassword</w:t>
+      </w:r>
+      <w:proofErr w:type="spellEnd"/>
+      <w:r>
+        <w:t xml:space="preserve">] = </w:t>
+      </w:r>
+      <w:proofErr w:type="spellStart"/>
+      <w:r>
+        <w:t>useState</w:t>
+      </w:r>
+      <w:proofErr w:type="spellEnd"/>
+      <w:r>
+        <w:t xml:space="preserve"> (false);</w:t>
+      </w:r>
+    </w:p>
+    <w:p>
+      <w:proofErr w:type="spellStart"/>
+      <w:r>
+        <w:t>const</w:t>
+      </w:r>
+      <w:proofErr w:type="spellEnd"/>
+      <w:r>
+        <w:t xml:space="preserve"> [loading, </w:t>
+      </w:r>
+      <w:proofErr w:type="spellStart"/>
+      <w:r>
+        <w:t>setLoading</w:t>
+      </w:r>
+      <w:proofErr w:type="spellEnd"/>
+      <w:r>
+        <w:t xml:space="preserve">] = </w:t>
+      </w:r>
+      <w:proofErr w:type="spellStart"/>
+      <w:r>
+        <w:t>useState</w:t>
+      </w:r>
+      <w:proofErr w:type="spellEnd"/>
+      <w:r>
+        <w:t xml:space="preserve"> (false);</w:t>
+      </w:r>
+    </w:p>
+    <w:p/>
+    <w:p>
+      <w:proofErr w:type="spellStart"/>
+      <w:r>
+        <w:t>const</w:t>
+      </w:r>
+      <w:proofErr w:type="spellEnd"/>
+      <w:r>
+        <w:t xml:space="preserve"> </w:t>
+      </w:r>
+      <w:proofErr w:type="spellStart"/>
+      <w:r>
+        <w:t>handle</w:t>
+      </w:r>
+      <w:r>
+        <w:t>Submit</w:t>
+      </w:r>
+      <w:proofErr w:type="spellEnd"/>
+      <w:r>
+        <w:t xml:space="preserve"> = (e) =&gt; {</w:t>
+      </w:r>
+    </w:p>
+    <w:p>
+      <w:proofErr w:type="spellStart"/>
+      <w:proofErr w:type="gramStart"/>
+      <w:r>
+        <w:t>e.preventDefault</w:t>
+      </w:r>
+      <w:proofErr w:type="spellEnd"/>
+      <w:proofErr w:type="gramEnd"/>
+      <w:r>
+        <w:t xml:space="preserve"> ();</w:t>
+      </w:r>
+    </w:p>
+    <w:p>
+      <w:proofErr w:type="spellStart"/>
+      <w:r>
+        <w:t>setLoading</w:t>
+      </w:r>
+      <w:proofErr w:type="spellEnd"/>
+      <w:r>
+        <w:t>(true);</w:t>
+      </w:r>
+    </w:p>
+    <w:p>
+      <w:r>
+        <w:t>//login logic here</w:t>
+      </w:r>
+    </w:p>
+    <w:p>
+      <w:proofErr w:type="spellStart"/>
+      <w:proofErr w:type="gramStart"/>
+      <w:r>
+        <w:t>setTimeout</w:t>
+      </w:r>
+      <w:proofErr w:type="spellEnd"/>
+      <w:r>
+        <w:t>(</w:t>
+      </w:r>
+      <w:proofErr w:type="gramEnd"/>
+      <w:r>
+        <w:t xml:space="preserve">() =&gt; </w:t>
+      </w:r>
+      <w:proofErr w:type="spellStart"/>
+      <w:r>
+        <w:t>setLoading</w:t>
+      </w:r>
+      <w:proofErr w:type="spellEnd"/>
+      <w:r>
+        <w:t>(false),1500);</w:t>
+      </w:r>
+    </w:p>
+    <w:p>
+      <w:r>
+        <w:t>};</w:t>
+      </w:r>
+    </w:p>
+    <w:p>
+      <w:r>
+        <w:t>Return (</w:t>
+      </w:r>
+    </w:p>
+    <w:p>
+      <w:r>
+        <w:t xml:space="preserve">&lt;div </w:t>
+      </w:r>
+      <w:proofErr w:type="spellStart"/>
+      <w:r>
+        <w:t>className</w:t>
+      </w:r>
+      <w:proofErr w:type="spellEnd"/>
+      <w:r>
+        <w:t>=</w:t>
+      </w:r>
+      <w:r>
+        <w:t xml:space="preserve"> “</w:t>
+      </w:r>
+      <w:r>
+        <w:t>min-h-screen flex items-</w:t>
+      </w:r>
+      <w:proofErr w:type="spellStart"/>
+      <w:r>
+        <w:t>center</w:t>
+      </w:r>
+      <w:proofErr w:type="spellEnd"/>
+      <w:r>
+        <w:t xml:space="preserve"> jus</w:t>
+      </w:r>
+      <w:r>
+        <w:t>tify-</w:t>
+      </w:r>
+      <w:proofErr w:type="spellStart"/>
+      <w:r>
+        <w:t>center</w:t>
+      </w:r>
+      <w:proofErr w:type="spellEnd"/>
+      <w:r>
+        <w:t xml:space="preserve"> </w:t>
+      </w:r>
+      <w:proofErr w:type="spellStart"/>
+      <w:r>
+        <w:t>bg</w:t>
+      </w:r>
+      <w:proofErr w:type="spellEnd"/>
+      <w:r>
+        <w:t>-black”&gt;</w:t>
+      </w:r>
+    </w:p>
+    <w:p>
+      <w:r>
+        <w:t xml:space="preserve">&lt;div </w:t>
+      </w:r>
+      <w:proofErr w:type="spellStart"/>
+      <w:r>
+        <w:t>className</w:t>
+      </w:r>
+      <w:proofErr w:type="spellEnd"/>
+      <w:r>
+        <w:t>= “w-full</w:t>
+      </w:r>
+      <w:r>
+        <w:t xml:space="preserve"> max-w-md p-8 rounded-2xl border border-zinc-800 bg-zinc-900/70</w:t>
+      </w:r>
+      <w:r>
+        <w:t xml:space="preserve"> backdrop-blur-xl”&gt;</w:t>
+      </w:r>
+    </w:p>
+    <w:p>
+      <w:r>
+        <w:t xml:space="preserve">&lt;h1 </w:t>
+      </w:r>
+      <w:proofErr w:type="spellStart"/>
+      <w:r>
+        <w:t>className</w:t>
+      </w:r>
+      <w:proofErr w:type="spellEnd"/>
+      <w:r>
+        <w:t xml:space="preserve">= “text-3xl font-bold </w:t>
+      </w:r>
+      <w:r>
+        <w:t>text-white mb-2 text-</w:t>
+      </w:r>
+      <w:proofErr w:type="spellStart"/>
+      <w:r>
+        <w:t>center</w:t>
+      </w:r>
+      <w:proofErr w:type="spellEnd"/>
+      <w:r>
+        <w:t xml:space="preserve">”&gt; Welcome Back </w:t>
+      </w:r>
+      <w:r>
+        <w:rPr>
+          <mc:AlternateContent>
+            <mc:Choice Requires="w16se"/>
+            <mc:Fallback>
+              <w:rFonts w:ascii="Segoe UI Emoji" w:eastAsia="Segoe UI Emoji" w:hAnsi="Segoe UI Emoji" w:cs="Segoe UI Emoji"/>
+            </mc:Fallback>
+          </mc:AlternateContent>
+        </w:rPr>
+        <mc:AlternateContent>
+          <mc:Choice Requires="w16se">
+            <w16se:symEx w16se:font="Segoe UI Emoji" w16se:char="1F44B"/>
+          </mc:Choice>
+          <mc:Fallback>
+            <w:t>👋</w:t>
+          </mc:Fallback>
+        </mc:AlternateContent>
+      </w:r>
+      <w:r>
+        <w:t xml:space="preserve"> &lt;/h1&gt;</w:t>
+      </w:r>
+    </w:p>
+    <w:p>
+      <w:r>
+        <w:t xml:space="preserve">&lt;p </w:t>
+      </w:r>
+      <w:proofErr w:type="spellStart"/>
+      <w:r>
+        <w:t>className</w:t>
+      </w:r>
+      <w:proofErr w:type="spellEnd"/>
+      <w:r>
+        <w:t>= “text-zinc-400 text-</w:t>
+      </w:r>
+      <w:proofErr w:type="spellStart"/>
+      <w:r>
+        <w:t>center</w:t>
+      </w:r>
+      <w:proofErr w:type="spellEnd"/>
+      <w:r>
+        <w:t xml:space="preserve"> mb-6”&gt; Login to your account &lt;/p&gt;</w:t>
+      </w:r>
+    </w:p>
+    <w:p/>
+    <w:p>
+      <w:r>
+        <w:t xml:space="preserve">&lt;form </w:t>
+      </w:r>
+      <w:proofErr w:type="spellStart"/>
+      <w:r>
+        <w:t>onSubmit</w:t>
+      </w:r>
+      <w:proofErr w:type="spellEnd"/>
+      <w:r>
+        <w:t>={</w:t>
+      </w:r>
+      <w:proofErr w:type="spellStart"/>
+      <w:r>
+        <w:t>handleSubmit</w:t>
+      </w:r>
+      <w:proofErr w:type="spellEnd"/>
+      <w:r>
+        <w:t xml:space="preserve">} </w:t>
+      </w:r>
+      <w:proofErr w:type="spellStart"/>
+      <w:r>
+        <w:t>className</w:t>
+      </w:r>
+      <w:proofErr w:type="spellEnd"/>
+      <w:r>
+        <w:t>= “space-y-5”&gt;</w:t>
+      </w:r>
+    </w:p>
+    <w:p>
+      <w:r>
+        <w:t>{/* From fields and button go here */}</w:t>
+      </w:r>
+    </w:p>
+    <w:p>
+      <w:r>
+        <w:t>&lt;/form&gt;</w:t>
+      </w:r>
+    </w:p>
+    <w:p/>
+    <w:p>
+      <w:r>
         <w:lastRenderedPageBreak/>
+        <w:t>In this video</w:t>
+      </w:r>
+      <w:r>
+        <w:t>,</w:t>
+      </w:r>
+      <w:r>
+        <w:t xml:space="preserve"> it </w:t>
+      </w:r>
+      <w:r>
+        <w:t>shows an animated login page that shifts to create an account when the user chooses</w:t>
+      </w:r>
+      <w:r>
+        <w:t xml:space="preserve"> Sign Up. But in my project</w:t>
+      </w:r>
+      <w:r>
+        <w:t>,</w:t>
+      </w:r>
+      <w:r>
+        <w:t xml:space="preserve"> I don’t want </w:t>
+      </w:r>
+      <w:r>
+        <w:t xml:space="preserve">the </w:t>
+      </w:r>
+      <w:r>
+        <w:t xml:space="preserve">user to use </w:t>
+      </w:r>
+      <w:r>
+        <w:t>Sign Up</w:t>
+      </w:r>
+      <w:r>
+        <w:t xml:space="preserve"> </w:t>
+      </w:r>
+      <w:r>
+        <w:t>along with</w:t>
+      </w:r>
+      <w:r>
+        <w:t xml:space="preserve"> other </w:t>
+      </w:r>
+      <w:r>
+        <w:t>options</w:t>
+      </w:r>
+      <w:r>
+        <w:t xml:space="preserve"> to login which shows in video i.e. Google Account and Apple Account. Check the code and tell me </w:t>
+      </w:r>
+      <w:r>
+        <w:t>if</w:t>
+      </w:r>
+      <w:r>
+        <w:t xml:space="preserve"> you do something like this</w:t>
+      </w:r>
+      <w:r>
+        <w:t>.</w:t>
+      </w:r>
+      <w:r>
+        <w:t xml:space="preserve"> I like </w:t>
+      </w:r>
+      <w:r>
+        <w:t>its</w:t>
+      </w:r>
+      <w:r>
+        <w:t xml:space="preserve"> transparent </w:t>
+      </w:r>
+      <w:r>
+        <w:t xml:space="preserve">frame as </w:t>
+      </w:r>
+      <w:r>
+        <w:t xml:space="preserve">a </w:t>
+      </w:r>
+      <w:r>
+        <w:t>container with</w:t>
+      </w:r>
+      <w:r>
+        <w:t xml:space="preserve"> </w:t>
+      </w:r>
+      <w:r>
+        <w:t xml:space="preserve">a </w:t>
+      </w:r>
+      <w:r>
+        <w:t>transparent</w:t>
+      </w:r>
+      <w:r>
+        <w:t xml:space="preserve"> </w:t>
+      </w:r>
+      <w:r>
+        <w:t>text box</w:t>
+      </w:r>
+      <w:r>
+        <w:t xml:space="preserve"> to get </w:t>
+      </w:r>
+      <w:r>
+        <w:t xml:space="preserve">the </w:t>
+      </w:r>
+      <w:r>
+        <w:t xml:space="preserve">user </w:t>
+      </w:r>
+      <w:r>
+        <w:t>ID</w:t>
+      </w:r>
+      <w:r>
+        <w:t xml:space="preserve"> and password</w:t>
+      </w:r>
+      <w:r>
+        <w:t>,</w:t>
+      </w:r>
+      <w:r>
+        <w:t xml:space="preserve"> along with </w:t>
+      </w:r>
+      <w:r>
+        <w:t>a crystal-clear</w:t>
+      </w:r>
+      <w:r>
+        <w:t xml:space="preserve"> </w:t>
+      </w:r>
+      <w:proofErr w:type="gramStart"/>
+      <w:r>
+        <w:t>type</w:t>
+      </w:r>
+      <w:proofErr w:type="gramEnd"/>
+      <w:r>
+        <w:t xml:space="preserve"> login button. If possible</w:t>
+      </w:r>
+      <w:r>
+        <w:t>,</w:t>
+      </w:r>
+      <w:r>
+        <w:t xml:space="preserve"> can you make changes </w:t>
+      </w:r>
+      <w:proofErr w:type="gramStart"/>
+      <w:r>
+        <w:t>similar to</w:t>
+      </w:r>
+      <w:proofErr w:type="gramEnd"/>
+      <w:r>
+        <w:t xml:space="preserve"> it?</w:t>
+      </w:r>
+    </w:p>
+    <w:p/>
+    <w:p>
+      <w:r>
+        <w:t>Please review and update the points and changes above; I will continue testing AMS-Test project.</w:t>
+      </w:r>
+    </w:p>
+    <w:p>
+      <w:r>
+        <w:t>=========================================</w:t>
+      </w:r>
+    </w:p>
+    <w:p>
+      <w:r>
+        <w:t>=========================================</w:t>
+      </w:r>
+    </w:p>
+    <w:p>
+      <w:r>
         <w:t>Points I have found and changes/updated I want to make:</w:t>
       </w:r>
     </w:p>
-    <w:p/>
-    <w:p>
-      <w:r>
-        <w:t>Please review and update the points and changes above; I will continue testing the project.</w:t>
+    <w:p>
+      <w:r>
+        <w:t xml:space="preserve">Remove previous UI and color themes and create </w:t>
+      </w:r>
+      <w:r>
+        <w:t xml:space="preserve">a </w:t>
+      </w:r>
+      <w:r>
+        <w:t xml:space="preserve">single dropdown theme with </w:t>
+      </w:r>
+      <w:r>
+        <w:t xml:space="preserve">the </w:t>
+      </w:r>
+      <w:r>
+        <w:t xml:space="preserve">current </w:t>
+      </w:r>
+      <w:r>
+        <w:t>appearance</w:t>
+      </w:r>
+      <w:r>
+        <w:t xml:space="preserve"> style but with more color combinations along with Dark + good color combinations as default</w:t>
+      </w:r>
+      <w:r>
+        <w:t>.</w:t>
+      </w:r>
+      <w:r>
+        <w:t xml:space="preserve"> Try using this “</w:t>
+      </w:r>
+      <w:r>
+        <w:t>https://img.magnific.com/premium-photo/luxurious-black-gold-abstract-geometric-background-with-elegant-intricate-pattern_937679-11887.jpg?semt=ais_hybrid&amp;w=740&amp;q=80</w:t>
+      </w:r>
+      <w:r>
+        <w:t xml:space="preserve">” or similar or generate yourself for background and make that </w:t>
+      </w:r>
+      <w:r>
+        <w:t xml:space="preserve">style more transparent like </w:t>
+      </w:r>
+      <w:r>
+        <w:t>real glass. Also, make some color combinations for it too.</w:t>
+      </w:r>
+    </w:p>
+    <w:p>
+      <w:r>
+        <w:t>Please review and update the points and changes above; I will continue testing AMS-Test project.</w:t>
       </w:r>
     </w:p>
     <w:p>
@@ -11160,10 +12248,23 @@
         <w:t>Points I have found and changes/updated I want to make:</w:t>
       </w:r>
     </w:p>
-    <w:p/>
-    <w:p>
-      <w:r>
-        <w:t>Please review and update the points and changes above; I will continue testing the project.</w:t>
+    <w:p>
+      <w:r>
+        <w:t>Recheck the entire project for broken/missing links/actions/options/database</w:t>
+      </w:r>
+      <w:r>
+        <w:t>/table</w:t>
+      </w:r>
+      <w:r>
+        <w:t>s. Also, check is there any need of updating database/table for proper</w:t>
+      </w:r>
+      <w:r>
+        <w:t xml:space="preserve"> data storage.</w:t>
+      </w:r>
+    </w:p>
+    <w:p>
+      <w:r>
+        <w:t>Please review and update the points and changes above; I will continue testing AMS-Test project.</w:t>
       </w:r>
     </w:p>
     <w:p>
@@ -11184,7 +12285,49 @@
     <w:p/>
     <w:p>
       <w:r>
-        <w:t>Please review and update the points and changes above; I will continue testing the project.</w:t>
+        <w:t>Please review and update the points and changes above; I will continue testing AMS-Test project.</w:t>
+      </w:r>
+    </w:p>
+    <w:p>
+      <w:r>
+        <w:t>=========================================</w:t>
+      </w:r>
+    </w:p>
+    <w:p>
+      <w:r>
+        <w:t>=========================================</w:t>
+      </w:r>
+    </w:p>
+    <w:p>
+      <w:r>
+        <w:t>Points I have found and changes/updated I want to make:</w:t>
+      </w:r>
+    </w:p>
+    <w:p/>
+    <w:p>
+      <w:r>
+        <w:t>Please review and update the points and changes above; I will continue testing AMS-Test project.</w:t>
+      </w:r>
+    </w:p>
+    <w:p>
+      <w:r>
+        <w:t>=========================================</w:t>
+      </w:r>
+    </w:p>
+    <w:p>
+      <w:r>
+        <w:t>=========================================</w:t>
+      </w:r>
+    </w:p>
+    <w:p>
+      <w:r>
+        <w:t>Points I have found and changes/updated I want to make:</w:t>
+      </w:r>
+    </w:p>
+    <w:p/>
+    <w:p>
+      <w:r>
+        <w:t>Please review and update the points and changes above; I will continue testing AMS-Test project.</w:t>
       </w:r>
     </w:p>
     <w:p>
@@ -12466,6 +13609,29 @@
     <w:uiPriority w:val="99"/>
     <w:rsid w:val="00206372"/>
   </w:style>
+  <w:style w:type="character" w:styleId="Hyperlink">
+    <w:name w:val="Hyperlink"/>
+    <w:basedOn w:val="DefaultParagraphFont"/>
+    <w:uiPriority w:val="99"/>
+    <w:unhideWhenUsed/>
+    <w:rsid w:val="000D74D9"/>
+    <w:rPr>
+      <w:color w:val="467886" w:themeColor="hyperlink"/>
+      <w:u w:val="single"/>
+    </w:rPr>
+  </w:style>
+  <w:style w:type="character" w:styleId="UnresolvedMention">
+    <w:name w:val="Unresolved Mention"/>
+    <w:basedOn w:val="DefaultParagraphFont"/>
+    <w:uiPriority w:val="99"/>
+    <w:semiHidden/>
+    <w:unhideWhenUsed/>
+    <w:rsid w:val="000D74D9"/>
+    <w:rPr>
+      <w:color w:val="605E5C"/>
+      <w:shd w:val="clear" w:color="auto" w:fill="E1DFDD"/>
+    </w:rPr>
+  </w:style>
 </w:styles>
 </file>
 

--- a/v4-0_AMS-Test.docx
+++ b/v4-0_AMS-Test.docx
@@ -178,11 +178,9 @@
       <w:r>
         <w:t xml:space="preserve">location </w:t>
       </w:r>
-      <w:proofErr w:type="gramStart"/>
       <w:r>
         <w:t>later on</w:t>
       </w:r>
-      <w:proofErr w:type="gramEnd"/>
       <w:r>
         <w:t xml:space="preserve">) folder for </w:t>
       </w:r>
@@ -438,11 +436,9 @@
       <w:r>
         <w:t xml:space="preserve"> [</w:t>
       </w:r>
-      <w:proofErr w:type="gramStart"/>
       <w:r>
         <w:t>auto-generated</w:t>
       </w:r>
-      <w:proofErr w:type="gramEnd"/>
       <w:r>
         <w:t>]</w:t>
       </w:r>
@@ -634,13 +630,8 @@
         <w:t>this current project. What I need to do?</w:t>
       </w:r>
       <w:r>
-        <w:t xml:space="preserve"> I have </w:t>
-      </w:r>
-      <w:proofErr w:type="spellStart"/>
-      <w:r>
-        <w:t>it’s</w:t>
-      </w:r>
-      <w:proofErr w:type="spellEnd"/>
+        <w:t xml:space="preserve"> I have it’s</w:t>
+      </w:r>
       <w:r>
         <w:t xml:space="preserve"> </w:t>
       </w:r>
@@ -672,15 +663,7 @@
         <w:t xml:space="preserve"> also add Signature and Date to all. Also, in the future, make sure to add Asset Details in the Form</w:t>
       </w:r>
       <w:r>
-        <w:t xml:space="preserve">, and the reason for giving the Asset to the user, like </w:t>
-      </w:r>
-      <w:proofErr w:type="gramStart"/>
-      <w:r>
-        <w:t>New</w:t>
-      </w:r>
-      <w:proofErr w:type="gramEnd"/>
-      <w:r>
-        <w:t xml:space="preserve"> joining or replacing </w:t>
+        <w:t xml:space="preserve">, and the reason for giving the Asset to the user, like New joining or replacing </w:t>
       </w:r>
       <w:r>
         <w:t>a damaged</w:t>
@@ -689,15 +672,7 @@
         <w:t xml:space="preserve"> Asset</w:t>
       </w:r>
       <w:r>
-        <w:t xml:space="preserve">, along with other accessories of the Assets, e.g. if it is a </w:t>
-      </w:r>
-      <w:proofErr w:type="gramStart"/>
-      <w:r>
-        <w:t>Laptop</w:t>
-      </w:r>
-      <w:proofErr w:type="gramEnd"/>
-      <w:r>
-        <w:t>, then Laptop Charger, Laptop Bag, Wireless Mouse, Laptop Stand. If it is Smartphone than Charge</w:t>
+        <w:t>, along with other accessories of the Assets, e.g. if it is a Laptop, then Laptop Charger, Laptop Bag, Wireless Mouse, Laptop Stand. If it is Smartphone than Charge</w:t>
       </w:r>
       <w:r>
         <w:t>r, Mobile Cover, etc.</w:t>
@@ -952,18 +927,10 @@
         <w:t>Designation</w:t>
       </w:r>
       <w:r>
-        <w:t xml:space="preserve"> and other which </w:t>
-      </w:r>
-      <w:proofErr w:type="gramStart"/>
-      <w:r>
-        <w:t xml:space="preserve">are may </w:t>
-      </w:r>
-      <w:r>
-        <w:t>be</w:t>
-      </w:r>
-      <w:proofErr w:type="gramEnd"/>
-      <w:r>
-        <w:t xml:space="preserve"> </w:t>
+        <w:t xml:space="preserve"> and other which are may </w:t>
+      </w:r>
+      <w:r>
+        <w:t xml:space="preserve">be </w:t>
       </w:r>
       <w:r>
         <w:t xml:space="preserve">required in this project. So, I can also think </w:t>
@@ -1156,15 +1123,7 @@
         <w:t>. Please</w:t>
       </w:r>
       <w:r>
-        <w:t xml:space="preserve"> go ahead and connect it. </w:t>
-      </w:r>
-      <w:proofErr w:type="gramStart"/>
-      <w:r>
-        <w:t>So</w:t>
-      </w:r>
-      <w:proofErr w:type="gramEnd"/>
-      <w:r>
-        <w:t xml:space="preserve"> we can </w:t>
+        <w:t xml:space="preserve"> go ahead and connect it. So we can </w:t>
       </w:r>
       <w:r>
         <w:t>proceed</w:t>
@@ -1208,15 +1167,7 @@
         <w:t xml:space="preserve"> ID like </w:t>
       </w:r>
       <w:r>
-        <w:t>AMS-LT-&lt;</w:t>
-      </w:r>
-      <w:proofErr w:type="spellStart"/>
-      <w:r>
-        <w:t>ddmmyy-hhmmss</w:t>
-      </w:r>
-      <w:proofErr w:type="spellEnd"/>
-      <w:r>
-        <w:t>&gt;-000007</w:t>
+        <w:t>AMS-LT-&lt;ddmmyy-hhmmss&gt;-000007</w:t>
       </w:r>
       <w:r>
         <w:t>)</w:t>
@@ -1439,16 +1390,11 @@
         <w:t xml:space="preserve">, if </w:t>
       </w:r>
       <w:r>
-        <w:t>Current Site = &lt;Other than Purchase Site</w:t>
-      </w:r>
-      <w:proofErr w:type="gramStart"/>
-      <w:r>
-        <w:t xml:space="preserve">&gt; </w:t>
+        <w:t xml:space="preserve">Current Site = &lt;Other than Purchase Site&gt; </w:t>
       </w:r>
       <w:r>
         <w:t>)</w:t>
       </w:r>
-      <w:proofErr w:type="gramEnd"/>
     </w:p>
     <w:p>
       <w:pPr>
@@ -1642,15 +1588,7 @@
         <w:t xml:space="preserve">, </w:t>
       </w:r>
       <w:r>
-        <w:t xml:space="preserve">and actions (View/Edit/Assign/Retire/etc, </w:t>
-      </w:r>
-      <w:proofErr w:type="gramStart"/>
-      <w:r>
-        <w:t>similar to</w:t>
-      </w:r>
-      <w:proofErr w:type="gramEnd"/>
-      <w:r>
-        <w:t xml:space="preserve"> Employee Master's action set)?</w:t>
+        <w:t>and actions (View/Edit/Assign/Retire/etc, similar to Employee Master's action set)?</w:t>
       </w:r>
     </w:p>
     <w:p/>
@@ -1679,16 +1617,11 @@
       <w:r>
         <w:t xml:space="preserve"> including transfer, </w:t>
       </w:r>
-      <w:proofErr w:type="gramStart"/>
       <w:r>
         <w:t xml:space="preserve">and </w:t>
       </w:r>
       <w:r>
-        <w:t>also</w:t>
-      </w:r>
-      <w:proofErr w:type="gramEnd"/>
-      <w:r>
-        <w:t xml:space="preserve"> allow the user to edit status</w:t>
+        <w:t>also allow the user to edit status</w:t>
       </w:r>
       <w:r>
         <w:t xml:space="preserve">. During checking I found, when adding new asset or editing added asset, I saw </w:t>
@@ -1959,15 +1892,7 @@
         <w:t>)</w:t>
       </w:r>
       <w:r>
-        <w:t xml:space="preserve">, so I can bulk upload new/old records </w:t>
-      </w:r>
-      <w:proofErr w:type="gramStart"/>
-      <w:r>
-        <w:t>and also</w:t>
-      </w:r>
-      <w:proofErr w:type="gramEnd"/>
-      <w:r>
-        <w:t xml:space="preserve"> download the current records.</w:t>
+        <w:t>, so I can bulk upload new/old records and also download the current records.</w:t>
       </w:r>
     </w:p>
     <w:p/>
@@ -1976,15 +1901,7 @@
         <w:t xml:space="preserve">Change all </w:t>
       </w:r>
       <w:r>
-        <w:t>date formats to “dd-mm-</w:t>
-      </w:r>
-      <w:proofErr w:type="spellStart"/>
-      <w:r>
-        <w:t>yyyy</w:t>
-      </w:r>
-      <w:proofErr w:type="spellEnd"/>
-      <w:r>
-        <w:t xml:space="preserve">”. </w:t>
+        <w:t xml:space="preserve">date formats to “dd-mm-yyyy”. </w:t>
       </w:r>
       <w:r>
         <w:t xml:space="preserve">Also, when changing status to </w:t>
@@ -2260,15 +2177,7 @@
         <w:t xml:space="preserve"> I just </w:t>
       </w:r>
       <w:r>
-        <w:t xml:space="preserve">noticed that when replacing an Asset, there is </w:t>
-      </w:r>
-      <w:proofErr w:type="gramStart"/>
-      <w:r>
-        <w:t>no</w:t>
-      </w:r>
-      <w:proofErr w:type="gramEnd"/>
-      <w:r>
-        <w:t xml:space="preserve"> plus (+) Button for Asset Make, Purchase Site, and Current Site. While the Asset Type is locked because of the Replace option, it doesn’t need a plus (+) Button</w:t>
+        <w:t>noticed that when replacing an Asset, there is no plus (+) Button for Asset Make, Purchase Site, and Current Site. While the Asset Type is locked because of the Replace option, it doesn’t need a plus (+) Button</w:t>
       </w:r>
       <w:r>
         <w:t xml:space="preserve">. Can you add </w:t>
@@ -2537,21 +2446,7 @@
         <w:rPr>
           <w:lang w:val="en-US"/>
         </w:rPr>
-        <w:t xml:space="preserve">came or was </w:t>
-      </w:r>
-      <w:proofErr w:type="gramStart"/>
-      <w:r>
-        <w:rPr>
-          <w:lang w:val="en-US"/>
-        </w:rPr>
-        <w:t>restocked</w:t>
-      </w:r>
-      <w:proofErr w:type="gramEnd"/>
-      <w:r>
-        <w:rPr>
-          <w:lang w:val="en-US"/>
-        </w:rPr>
-        <w:t xml:space="preserve">. Also, remember to add </w:t>
+        <w:t xml:space="preserve">came or was restocked. Also, remember to add </w:t>
       </w:r>
       <w:r>
         <w:rPr>
@@ -2976,385 +2871,332 @@
         <w:rPr>
           <w:lang w:val="en-US"/>
         </w:rPr>
-        <w:t xml:space="preserve">/IT Accessories </w:t>
-      </w:r>
-      <w:proofErr w:type="gramStart"/>
-      <w:r>
-        <w:rPr>
-          <w:lang w:val="en-US"/>
-        </w:rPr>
-        <w:t>similar to</w:t>
-      </w:r>
-      <w:proofErr w:type="gramEnd"/>
-      <w:r>
-        <w:rPr>
-          <w:lang w:val="en-US"/>
-        </w:rPr>
+        <w:t xml:space="preserve">/IT Accessories similar to </w:t>
+      </w:r>
+      <w:r>
+        <w:rPr>
+          <w:lang w:val="en-US"/>
+        </w:rPr>
+        <w:t xml:space="preserve">the </w:t>
+      </w:r>
+      <w:r>
+        <w:rPr>
+          <w:lang w:val="en-US"/>
+        </w:rPr>
+        <w:t>Consumable Master. (Give a proper name/word</w:t>
+      </w:r>
+      <w:r>
+        <w:rPr>
+          <w:lang w:val="en-US"/>
+        </w:rPr>
+        <w:t xml:space="preserve">, because it </w:t>
+      </w:r>
+      <w:r>
+        <w:rPr>
+          <w:lang w:val="en-US"/>
+        </w:rPr>
+        <w:t>stores</w:t>
+      </w:r>
+      <w:r>
+        <w:rPr>
+          <w:lang w:val="en-US"/>
+        </w:rPr>
+        <w:t xml:space="preserve"> the other spare parts of Assets, e.g. if it is </w:t>
+      </w:r>
+      <w:r>
+        <w:rPr>
+          <w:lang w:val="en-US"/>
+        </w:rPr>
+        <w:t xml:space="preserve">a </w:t>
+      </w:r>
+      <w:r>
+        <w:rPr>
+          <w:lang w:val="en-US"/>
+        </w:rPr>
+        <w:t>Desktop PC</w:t>
+      </w:r>
+      <w:r>
+        <w:rPr>
+          <w:lang w:val="en-US"/>
+        </w:rPr>
+        <w:t>, then</w:t>
+      </w:r>
+      <w:r>
+        <w:rPr>
+          <w:lang w:val="en-US"/>
+        </w:rPr>
+        <w:t xml:space="preserve"> RAM, SSD, Hard Disk, SMPS, Motherboard, Processor and other materials, and </w:t>
+      </w:r>
+      <w:r>
+        <w:rPr>
+          <w:lang w:val="en-US"/>
+        </w:rPr>
+        <w:t>if</w:t>
+      </w:r>
+      <w:r>
+        <w:rPr>
+          <w:lang w:val="en-US"/>
+        </w:rPr>
+        <w:t xml:space="preserve"> it is </w:t>
+      </w:r>
+      <w:r>
+        <w:rPr>
+          <w:lang w:val="en-US"/>
+        </w:rPr>
+        <w:t xml:space="preserve">a </w:t>
+      </w:r>
+      <w:r>
+        <w:rPr>
+          <w:lang w:val="en-US"/>
+        </w:rPr>
+        <w:t>Printer</w:t>
+      </w:r>
+      <w:r>
+        <w:rPr>
+          <w:lang w:val="en-US"/>
+        </w:rPr>
+        <w:t>, then</w:t>
+      </w:r>
+      <w:r>
+        <w:rPr>
+          <w:lang w:val="en-US"/>
+        </w:rPr>
+        <w:t xml:space="preserve"> Printer Toner </w:t>
+      </w:r>
+      <w:r>
+        <w:rPr>
+          <w:lang w:val="en-US"/>
+        </w:rPr>
+        <w:t>Cartridge</w:t>
+      </w:r>
+      <w:r>
+        <w:rPr>
+          <w:lang w:val="en-US"/>
+        </w:rPr>
+        <w:t xml:space="preserve">, Ink, Toner Drum, </w:t>
+      </w:r>
+      <w:r>
+        <w:rPr>
+          <w:lang w:val="en-US"/>
+        </w:rPr>
+        <w:t>Wiper Blade, Doctor Blade, and other materials</w:t>
+      </w:r>
+      <w:r>
+        <w:rPr>
+          <w:lang w:val="en-US"/>
+        </w:rPr>
+        <w:t xml:space="preserve">). So, I want you to suggest a good name for this </w:t>
+      </w:r>
+      <w:r>
+        <w:rPr>
+          <w:lang w:val="en-US"/>
+        </w:rPr>
+        <w:t>master's</w:t>
+      </w:r>
+      <w:r>
+        <w:rPr>
+          <w:lang w:val="en-US"/>
+        </w:rPr>
+        <w:t>.</w:t>
+      </w:r>
+      <w:r>
+        <w:rPr>
+          <w:lang w:val="en-US"/>
+        </w:rPr>
+        <w:t xml:space="preserve"> In the end</w:t>
+      </w:r>
+      <w:r>
+        <w:rPr>
+          <w:lang w:val="en-US"/>
+        </w:rPr>
+        <w:t>,</w:t>
+      </w:r>
+      <w:r>
+        <w:rPr>
+          <w:lang w:val="en-US"/>
+        </w:rPr>
+        <w:t xml:space="preserve"> it will be used by </w:t>
+      </w:r>
+      <w:r>
+        <w:rPr>
+          <w:lang w:val="en-US"/>
+        </w:rPr>
+        <w:t xml:space="preserve">the </w:t>
+      </w:r>
+      <w:r>
+        <w:rPr>
+          <w:lang w:val="en-US"/>
+        </w:rPr>
+        <w:t>user</w:t>
+      </w:r>
+      <w:r>
+        <w:rPr>
+          <w:lang w:val="en-US"/>
+        </w:rPr>
+        <w:t>,</w:t>
+      </w:r>
+      <w:r>
+        <w:rPr>
+          <w:lang w:val="en-US"/>
+        </w:rPr>
+        <w:t xml:space="preserve"> and he will decide what to add </w:t>
+      </w:r>
+      <w:r>
+        <w:rPr>
+          <w:lang w:val="en-US"/>
+        </w:rPr>
+        <w:t>to it</w:t>
+      </w:r>
+      <w:r>
+        <w:rPr>
+          <w:lang w:val="en-US"/>
+        </w:rPr>
+        <w:t>.</w:t>
+      </w:r>
+    </w:p>
+    <w:p>
+      <w:pPr>
+        <w:rPr>
+          <w:lang w:val="en-US"/>
+        </w:rPr>
+      </w:pPr>
+    </w:p>
+    <w:p>
+      <w:pPr>
+        <w:rPr>
+          <w:lang w:val="en-US"/>
+        </w:rPr>
+      </w:pPr>
+      <w:r>
+        <w:rPr>
+          <w:lang w:val="en-US"/>
+        </w:rPr>
+        <w:t>Go ahe</w:t>
+      </w:r>
+      <w:r>
+        <w:rPr>
+          <w:lang w:val="en-US"/>
+        </w:rPr>
+        <w:t>a</w:t>
+      </w:r>
+      <w:r>
+        <w:rPr>
+          <w:lang w:val="en-US"/>
+        </w:rPr>
+        <w:t xml:space="preserve">d with </w:t>
+      </w:r>
+      <w:r>
+        <w:rPr>
+          <w:lang w:val="en-US"/>
+        </w:rPr>
+        <w:t xml:space="preserve">your </w:t>
+      </w:r>
+      <w:r>
+        <w:rPr>
+          <w:lang w:val="en-US"/>
+        </w:rPr>
+        <w:t>suggestion, but</w:t>
+      </w:r>
+      <w:r>
+        <w:rPr>
+          <w:lang w:val="en-US"/>
+        </w:rPr>
+        <w:t xml:space="preserve"> m</w:t>
+      </w:r>
+      <w:r>
+        <w:rPr>
+          <w:lang w:val="en-US"/>
+        </w:rPr>
+        <w:t>ake sure it will be similar to Consumable Master with Restock and Used/Assign option.</w:t>
+      </w:r>
+    </w:p>
+    <w:p>
+      <w:pPr>
+        <w:rPr>
+          <w:lang w:val="en-US"/>
+        </w:rPr>
+      </w:pPr>
+    </w:p>
+    <w:p>
+      <w:r>
+        <w:rPr>
+          <w:lang w:val="en-US"/>
+        </w:rPr>
+        <w:t xml:space="preserve">There is </w:t>
+      </w:r>
+      <w:r>
+        <w:rPr>
+          <w:lang w:val="en-US"/>
+        </w:rPr>
+        <w:t xml:space="preserve">a </w:t>
+      </w:r>
+      <w:r>
+        <w:rPr>
+          <w:lang w:val="en-US"/>
+        </w:rPr>
+        <w:t xml:space="preserve">problem with </w:t>
+      </w:r>
+      <w:r>
+        <w:rPr>
+          <w:lang w:val="en-US"/>
+        </w:rPr>
+        <w:t>“</w:t>
+      </w:r>
+      <w:r>
+        <w:t>Issued To / Handled By</w:t>
+      </w:r>
+      <w:r>
+        <w:t>”</w:t>
+      </w:r>
+      <w:r>
+        <w:t>;</w:t>
+      </w:r>
+      <w:r>
         <w:t xml:space="preserve"> </w:t>
       </w:r>
       <w:r>
-        <w:rPr>
-          <w:lang w:val="en-US"/>
-        </w:rPr>
-        <w:t xml:space="preserve">the </w:t>
-      </w:r>
-      <w:r>
-        <w:rPr>
-          <w:lang w:val="en-US"/>
-        </w:rPr>
-        <w:t>Consumable Master. (Give a proper name/word</w:t>
-      </w:r>
-      <w:r>
-        <w:rPr>
-          <w:lang w:val="en-US"/>
-        </w:rPr>
-        <w:t xml:space="preserve">, because it </w:t>
-      </w:r>
-      <w:r>
-        <w:rPr>
-          <w:lang w:val="en-US"/>
-        </w:rPr>
-        <w:t>stores</w:t>
-      </w:r>
-      <w:r>
-        <w:rPr>
-          <w:lang w:val="en-US"/>
-        </w:rPr>
-        <w:t xml:space="preserve"> the other spare parts of Assets, e.g. if it is </w:t>
-      </w:r>
-      <w:r>
-        <w:rPr>
-          <w:lang w:val="en-US"/>
-        </w:rPr>
+        <w:t xml:space="preserve">make </w:t>
+      </w:r>
+      <w:r>
+        <w:t>a separate option to store proper details, like which User is using it or which department is using it.</w:t>
+      </w:r>
+      <w:r>
+        <w:t xml:space="preserve"> If possible, then add an Employee dropdown and </w:t>
+      </w:r>
+      <w:r>
         <w:t xml:space="preserve">a </w:t>
       </w:r>
       <w:r>
-        <w:rPr>
-          <w:lang w:val="en-US"/>
-        </w:rPr>
-        <w:t>Desktop PC</w:t>
-      </w:r>
-      <w:r>
-        <w:rPr>
-          <w:lang w:val="en-US"/>
-        </w:rPr>
-        <w:t>, then</w:t>
-      </w:r>
-      <w:r>
-        <w:rPr>
-          <w:lang w:val="en-US"/>
-        </w:rPr>
-        <w:t xml:space="preserve"> RAM, SSD, Hard Disk, SMPS, Motherboard, Processor and other materials, and </w:t>
-      </w:r>
-      <w:r>
-        <w:rPr>
-          <w:lang w:val="en-US"/>
-        </w:rPr>
-        <w:t>if</w:t>
-      </w:r>
-      <w:r>
-        <w:rPr>
-          <w:lang w:val="en-US"/>
-        </w:rPr>
-        <w:t xml:space="preserve"> it is </w:t>
-      </w:r>
-      <w:r>
-        <w:rPr>
-          <w:lang w:val="en-US"/>
-        </w:rPr>
-        <w:t xml:space="preserve">a </w:t>
-      </w:r>
-      <w:proofErr w:type="gramStart"/>
-      <w:r>
-        <w:rPr>
-          <w:lang w:val="en-US"/>
-        </w:rPr>
-        <w:t>Printer</w:t>
-      </w:r>
-      <w:proofErr w:type="gramEnd"/>
-      <w:r>
-        <w:rPr>
-          <w:lang w:val="en-US"/>
-        </w:rPr>
-        <w:t>, then</w:t>
-      </w:r>
-      <w:r>
-        <w:rPr>
-          <w:lang w:val="en-US"/>
-        </w:rPr>
-        <w:t xml:space="preserve"> Printer Toner </w:t>
-      </w:r>
-      <w:r>
-        <w:rPr>
-          <w:lang w:val="en-US"/>
-        </w:rPr>
-        <w:t>Cartridge</w:t>
-      </w:r>
-      <w:r>
-        <w:rPr>
-          <w:lang w:val="en-US"/>
-        </w:rPr>
-        <w:t xml:space="preserve">, Ink, Toner Drum, </w:t>
-      </w:r>
-      <w:r>
-        <w:rPr>
-          <w:lang w:val="en-US"/>
-        </w:rPr>
-        <w:t>Wiper Blade, Doctor Blade, and other materials</w:t>
-      </w:r>
-      <w:r>
-        <w:rPr>
-          <w:lang w:val="en-US"/>
-        </w:rPr>
-        <w:t xml:space="preserve">). So, I want you to suggest a good name for this </w:t>
-      </w:r>
-      <w:proofErr w:type="gramStart"/>
-      <w:r>
-        <w:rPr>
-          <w:lang w:val="en-US"/>
-        </w:rPr>
-        <w:t>master's</w:t>
-      </w:r>
-      <w:proofErr w:type="gramEnd"/>
-      <w:r>
-        <w:rPr>
-          <w:lang w:val="en-US"/>
-        </w:rPr>
-        <w:t>.</w:t>
-      </w:r>
-      <w:r>
-        <w:rPr>
-          <w:lang w:val="en-US"/>
-        </w:rPr>
-        <w:t xml:space="preserve"> In the end</w:t>
-      </w:r>
-      <w:r>
-        <w:rPr>
-          <w:lang w:val="en-US"/>
-        </w:rPr>
-        <w:t>,</w:t>
-      </w:r>
-      <w:r>
-        <w:rPr>
-          <w:lang w:val="en-US"/>
-        </w:rPr>
-        <w:t xml:space="preserve"> it will be used by </w:t>
-      </w:r>
-      <w:r>
-        <w:rPr>
-          <w:lang w:val="en-US"/>
-        </w:rPr>
-        <w:t xml:space="preserve">the </w:t>
-      </w:r>
-      <w:r>
-        <w:rPr>
-          <w:lang w:val="en-US"/>
-        </w:rPr>
-        <w:t>user</w:t>
-      </w:r>
-      <w:r>
-        <w:rPr>
-          <w:lang w:val="en-US"/>
-        </w:rPr>
-        <w:t>,</w:t>
-      </w:r>
-      <w:r>
-        <w:rPr>
-          <w:lang w:val="en-US"/>
-        </w:rPr>
-        <w:t xml:space="preserve"> and he will decide what to add </w:t>
-      </w:r>
-      <w:r>
-        <w:rPr>
-          <w:lang w:val="en-US"/>
-        </w:rPr>
-        <w:t>to it</w:t>
-      </w:r>
-      <w:r>
-        <w:rPr>
-          <w:lang w:val="en-US"/>
-        </w:rPr>
-        <w:t>.</w:t>
-      </w:r>
-    </w:p>
+        <w:t>Department dropdown separately with an optional setting. Use similar functionality to the consumable master</w:t>
+      </w:r>
+      <w:r>
+        <w:t xml:space="preserve"> and remove the current option </w:t>
+      </w:r>
+      <w:r>
+        <w:rPr>
+          <w:lang w:val="en-US"/>
+        </w:rPr>
+        <w:t>“</w:t>
+      </w:r>
+      <w:r>
+        <w:t>Issued To / Handled By</w:t>
+      </w:r>
+      <w:r>
+        <w:t>”</w:t>
+      </w:r>
+    </w:p>
+    <w:p/>
     <w:p>
       <w:pPr>
         <w:rPr>
           <w:lang w:val="en-US"/>
         </w:rPr>
       </w:pPr>
-    </w:p>
-    <w:p>
-      <w:pPr>
-        <w:rPr>
-          <w:lang w:val="en-US"/>
-        </w:rPr>
-      </w:pPr>
-      <w:r>
-        <w:rPr>
-          <w:lang w:val="en-US"/>
-        </w:rPr>
-        <w:t>Go ahe</w:t>
-      </w:r>
-      <w:r>
-        <w:rPr>
-          <w:lang w:val="en-US"/>
-        </w:rPr>
-        <w:t>a</w:t>
-      </w:r>
-      <w:r>
-        <w:rPr>
-          <w:lang w:val="en-US"/>
-        </w:rPr>
-        <w:t xml:space="preserve">d with </w:t>
-      </w:r>
-      <w:r>
-        <w:rPr>
-          <w:lang w:val="en-US"/>
-        </w:rPr>
-        <w:t xml:space="preserve">your </w:t>
-      </w:r>
-      <w:proofErr w:type="gramStart"/>
-      <w:r>
-        <w:rPr>
-          <w:lang w:val="en-US"/>
-        </w:rPr>
-        <w:t>suggestion, but</w:t>
-      </w:r>
-      <w:proofErr w:type="gramEnd"/>
-      <w:r>
-        <w:rPr>
-          <w:lang w:val="en-US"/>
-        </w:rPr>
-        <w:t xml:space="preserve"> m</w:t>
-      </w:r>
-      <w:r>
-        <w:rPr>
-          <w:lang w:val="en-US"/>
-        </w:rPr>
-        <w:t xml:space="preserve">ake sure it will be </w:t>
-      </w:r>
-      <w:proofErr w:type="gramStart"/>
-      <w:r>
-        <w:rPr>
-          <w:lang w:val="en-US"/>
-        </w:rPr>
-        <w:t>similar to</w:t>
-      </w:r>
-      <w:proofErr w:type="gramEnd"/>
-      <w:r>
-        <w:rPr>
-          <w:lang w:val="en-US"/>
-        </w:rPr>
-        <w:t xml:space="preserve"> Consumable Master with Restock and Used/Assign option.</w:t>
-      </w:r>
-    </w:p>
-    <w:p>
-      <w:pPr>
-        <w:rPr>
-          <w:lang w:val="en-US"/>
-        </w:rPr>
-      </w:pPr>
-    </w:p>
-    <w:p>
-      <w:r>
-        <w:rPr>
-          <w:lang w:val="en-US"/>
-        </w:rPr>
-        <w:t xml:space="preserve">There is </w:t>
-      </w:r>
-      <w:r>
-        <w:rPr>
-          <w:lang w:val="en-US"/>
-        </w:rPr>
-        <w:t xml:space="preserve">a </w:t>
-      </w:r>
-      <w:r>
-        <w:rPr>
-          <w:lang w:val="en-US"/>
-        </w:rPr>
-        <w:t xml:space="preserve">problem with </w:t>
-      </w:r>
-      <w:r>
-        <w:rPr>
-          <w:lang w:val="en-US"/>
-        </w:rPr>
-        <w:t>“</w:t>
-      </w:r>
-      <w:r>
-        <w:t>Issued To / Handled By</w:t>
-      </w:r>
-      <w:r>
-        <w:t>”</w:t>
-      </w:r>
-      <w:r>
-        <w:t>;</w:t>
-      </w:r>
-      <w:r>
-        <w:t xml:space="preserve"> </w:t>
-      </w:r>
-      <w:r>
-        <w:t xml:space="preserve">make </w:t>
-      </w:r>
-      <w:r>
-        <w:t>a separate option to store proper details, like which User is using it or which department is using it.</w:t>
-      </w:r>
-      <w:r>
-        <w:t xml:space="preserve"> If possible, then add an Employee dropdown and </w:t>
-      </w:r>
-      <w:r>
-        <w:t xml:space="preserve">a </w:t>
-      </w:r>
-      <w:proofErr w:type="gramStart"/>
-      <w:r>
-        <w:t>Department</w:t>
-      </w:r>
-      <w:proofErr w:type="gramEnd"/>
-      <w:r>
-        <w:t xml:space="preserve"> dropdown separately with an optional setting. Use similar functionality to the consumable master</w:t>
-      </w:r>
-      <w:r>
-        <w:t xml:space="preserve"> and remove the current option </w:t>
-      </w:r>
-      <w:r>
-        <w:rPr>
-          <w:lang w:val="en-US"/>
-        </w:rPr>
-        <w:t>“</w:t>
-      </w:r>
-      <w:r>
-        <w:t>Issued To / Handled By</w:t>
-      </w:r>
-      <w:r>
-        <w:t>”</w:t>
-      </w:r>
-    </w:p>
-    <w:p/>
-    <w:p>
-      <w:pPr>
-        <w:rPr>
-          <w:lang w:val="en-US"/>
-        </w:rPr>
-      </w:pPr>
-      <w:r>
-        <w:rPr>
-          <w:lang w:val="en-US"/>
-        </w:rPr>
-        <w:t xml:space="preserve">This looks good. Now, add it to the dashboard. Now, tell me what </w:t>
-      </w:r>
-      <w:proofErr w:type="gramStart"/>
-      <w:r>
-        <w:rPr>
-          <w:lang w:val="en-US"/>
-        </w:rPr>
-        <w:t>will be the next point in your opinion</w:t>
-      </w:r>
-      <w:proofErr w:type="gramEnd"/>
-      <w:r>
-        <w:rPr>
-          <w:lang w:val="en-US"/>
-        </w:rPr>
-        <w:t>.</w:t>
+      <w:r>
+        <w:rPr>
+          <w:lang w:val="en-US"/>
+        </w:rPr>
+        <w:t>This looks good. Now, add it to the dashboard. Now, tell me what will be the next point in your opinion.</w:t>
       </w:r>
     </w:p>
     <w:p>
@@ -3768,15 +3610,7 @@
         <w:t xml:space="preserve">a </w:t>
       </w:r>
       <w:r>
-        <w:t xml:space="preserve">search option </w:t>
-      </w:r>
-      <w:proofErr w:type="gramStart"/>
-      <w:r>
-        <w:t>similar to</w:t>
-      </w:r>
-      <w:proofErr w:type="gramEnd"/>
-      <w:r>
-        <w:t xml:space="preserve"> other Reports.</w:t>
+        <w:t>search option similar to other Reports.</w:t>
       </w:r>
       <w:r>
         <w:t xml:space="preserve"> Make sure to add all the Pages, Links and Reports for Access Rights</w:t>
@@ -3827,15 +3661,7 @@
         <w:t>,</w:t>
       </w:r>
       <w:r>
-        <w:t xml:space="preserve"> calling it Scrape or Scraped is </w:t>
-      </w:r>
-      <w:proofErr w:type="gramStart"/>
-      <w:r>
-        <w:t>similar to</w:t>
-      </w:r>
-      <w:proofErr w:type="gramEnd"/>
-      <w:r>
-        <w:t xml:space="preserve"> your Retired.</w:t>
+        <w:t xml:space="preserve"> calling it Scrape or Scraped is similar to your Retired.</w:t>
       </w:r>
     </w:p>
     <w:p/>
@@ -4042,7 +3868,6 @@
       <w:r>
         <w:t xml:space="preserve"> project for backup</w:t>
       </w:r>
-      <w:proofErr w:type="gramStart"/>
       <w:r>
         <w:t>)</w:t>
       </w:r>
@@ -4050,587 +3875,567 @@
         <w:t>,</w:t>
       </w:r>
       <w:r>
-        <w:t xml:space="preserve"> and</w:t>
-      </w:r>
-      <w:proofErr w:type="gramEnd"/>
+        <w:t xml:space="preserve"> and </w:t>
+      </w:r>
+      <w:r>
+        <w:t>asked for</w:t>
+      </w:r>
+      <w:r>
+        <w:t xml:space="preserve"> help to update the project with </w:t>
+      </w:r>
+      <w:r>
+        <w:t xml:space="preserve">a </w:t>
+      </w:r>
+      <w:r>
+        <w:t>new</w:t>
+      </w:r>
+      <w:r>
+        <w:t xml:space="preserve"> prompt</w:t>
+      </w:r>
+      <w:r>
+        <w:t>,</w:t>
+      </w:r>
       <w:r>
         <w:t xml:space="preserve"> </w:t>
       </w:r>
       <w:r>
-        <w:t>asked for</w:t>
-      </w:r>
-      <w:r>
-        <w:t xml:space="preserve"> help to update the project with </w:t>
+        <w:t>a</w:t>
+      </w:r>
+      <w:r>
+        <w:t xml:space="preserve">nd it </w:t>
+      </w:r>
+      <w:r>
+        <w:t>updated</w:t>
+      </w:r>
+      <w:r>
+        <w:t xml:space="preserve"> the project with </w:t>
+      </w:r>
+      <w:r>
+        <w:t>a</w:t>
+      </w:r>
+      <w:r>
+        <w:t xml:space="preserve"> </w:t>
+      </w:r>
+      <w:r>
+        <w:t>file name ending with v1-1</w:t>
+      </w:r>
+      <w:r>
+        <w:t xml:space="preserve">. I also </w:t>
+      </w:r>
+      <w:r>
+        <w:t>asked</w:t>
+      </w:r>
+      <w:r>
+        <w:t xml:space="preserve"> him with </w:t>
+      </w:r>
+      <w:r>
+        <w:t>one more</w:t>
+      </w:r>
+      <w:r>
+        <w:t xml:space="preserve"> prompt</w:t>
+      </w:r>
+      <w:r>
+        <w:t>,</w:t>
+      </w:r>
+      <w:r>
+        <w:t xml:space="preserve"> “Add the details of Asset Assignment to Subordinates (</w:t>
+      </w:r>
+      <w:r>
+        <w:t>if</w:t>
+      </w:r>
+      <w:r>
+        <w:t xml:space="preserve"> any Asset is assigned) in Employee Master -&gt; Asset Issue </w:t>
+      </w:r>
+      <w:r>
+        <w:t>Form</w:t>
+      </w:r>
+      <w:r>
+        <w:t>,</w:t>
+      </w:r>
+      <w:r>
+        <w:t>”</w:t>
+      </w:r>
+      <w:r>
+        <w:t xml:space="preserve"> which</w:t>
+      </w:r>
+      <w:r>
+        <w:t xml:space="preserve"> he </w:t>
+      </w:r>
+      <w:r>
+        <w:t>stopped</w:t>
+      </w:r>
+      <w:r>
+        <w:t xml:space="preserve"> in </w:t>
+      </w:r>
+      <w:r>
+        <w:t xml:space="preserve">the </w:t>
+      </w:r>
+      <w:r>
+        <w:t xml:space="preserve">middle because of </w:t>
+      </w:r>
+      <w:r>
+        <w:t xml:space="preserve">the </w:t>
+      </w:r>
+      <w:r>
+        <w:t>limit. I want you to check the zip file (which I have created separately)</w:t>
+      </w:r>
+      <w:r>
+        <w:t xml:space="preserve"> and help me to continue the project. I am planning to use my </w:t>
+      </w:r>
+      <w:r>
+        <w:t>friend's</w:t>
+      </w:r>
+      <w:r>
+        <w:t xml:space="preserve"> account for fast completing of my project. So, please </w:t>
+      </w:r>
+      <w:r>
+        <w:t xml:space="preserve">remember it and also continue </w:t>
+      </w:r>
+      <w:r>
+        <w:t xml:space="preserve">to </w:t>
+      </w:r>
+      <w:r>
+        <w:t>update the .md file for me.</w:t>
+      </w:r>
+    </w:p>
+    <w:p/>
+    <w:p>
+      <w:r>
+        <w:t>==============Next Plan=====================</w:t>
+      </w:r>
+    </w:p>
+    <w:p>
+      <w:r>
+        <w:t>Create a System Admin Master/Page where all Master Pages can be edited, except Asset Master, Employee Master, Consumable Master, Spare Parts Master</w:t>
+      </w:r>
+      <w:r>
+        <w:t>,</w:t>
+      </w:r>
+      <w:r>
+        <w:t xml:space="preserve"> Report Master</w:t>
+      </w:r>
+      <w:r>
+        <w:t xml:space="preserve"> and User Master</w:t>
+      </w:r>
+      <w:r>
+        <w:t xml:space="preserve"> (shift them from Dashboard to under System Administrator Master/Page)</w:t>
+      </w:r>
+      <w:r>
+        <w:t>.</w:t>
+      </w:r>
+      <w:r>
+        <w:t xml:space="preserve"> Consider </w:t>
+      </w:r>
+      <w:r>
+        <w:t>the</w:t>
+      </w:r>
+      <w:r>
+        <w:t xml:space="preserve"> Exception List as </w:t>
+      </w:r>
+      <w:r>
+        <w:t>the main master</w:t>
+      </w:r>
+      <w:r>
+        <w:t xml:space="preserve"> and add them in Main section along with </w:t>
+      </w:r>
+      <w:r>
+        <w:t xml:space="preserve">the </w:t>
+      </w:r>
+      <w:r>
+        <w:t>Dashboard.</w:t>
+      </w:r>
+    </w:p>
+    <w:p/>
+    <w:p>
+      <w:r>
+        <w:t>==============Next Plan=====================</w:t>
+      </w:r>
+    </w:p>
+    <w:p>
+      <w:r>
+        <w:t xml:space="preserve">Question: </w:t>
+      </w:r>
+      <w:r>
+        <w:t>When</w:t>
+      </w:r>
+      <w:r>
+        <w:t xml:space="preserve"> I try to </w:t>
+      </w:r>
+      <w:r>
+        <w:t>assign</w:t>
+      </w:r>
+      <w:r>
+        <w:t>/</w:t>
+      </w:r>
+      <w:r>
+        <w:t>reassign an asset</w:t>
+      </w:r>
+      <w:r>
+        <w:t xml:space="preserve"> in the end</w:t>
+      </w:r>
+      <w:r>
+        <w:t>,</w:t>
+      </w:r>
+      <w:r>
+        <w:t xml:space="preserve"> “</w:t>
+      </w:r>
+      <w:r>
+        <w:t>Common / Supportive Accessories</w:t>
+      </w:r>
+      <w:r>
+        <w:t xml:space="preserve">” </w:t>
+      </w:r>
+      <w:r>
+        <w:t xml:space="preserve">is </w:t>
+      </w:r>
+      <w:r>
+        <w:t>shown.</w:t>
+      </w:r>
+      <w:r>
+        <w:t xml:space="preserve"> In future, w</w:t>
+      </w:r>
+      <w:r>
+        <w:t xml:space="preserve">here </w:t>
+      </w:r>
+      <w:r>
+        <w:t>do</w:t>
+      </w:r>
+      <w:r>
+        <w:t xml:space="preserve"> the </w:t>
+      </w:r>
+      <w:r>
+        <w:t xml:space="preserve">Common / Supportive Accessories </w:t>
+      </w:r>
+      <w:r>
+        <w:t>for that Asset Type show</w:t>
+      </w:r>
+      <w:r>
+        <w:t>?</w:t>
+      </w:r>
+      <w:r>
+        <w:t xml:space="preserve"> </w:t>
+      </w:r>
+      <w:r>
+        <w:t>When</w:t>
+      </w:r>
+      <w:r>
+        <w:t xml:space="preserve"> I connect it to Database will it still </w:t>
+      </w:r>
+      <w:r>
+        <w:t>show</w:t>
+      </w:r>
+      <w:r>
+        <w:t xml:space="preserve"> those? Also</w:t>
+      </w:r>
+      <w:r>
+        <w:t>,</w:t>
+      </w:r>
+      <w:r>
+        <w:t xml:space="preserve"> I want to keep those </w:t>
+      </w:r>
+      <w:r>
+        <w:t>records</w:t>
+      </w:r>
+      <w:r>
+        <w:t xml:space="preserve"> in </w:t>
+      </w:r>
+      <w:r>
+        <w:t xml:space="preserve">the </w:t>
+      </w:r>
+      <w:r>
+        <w:t xml:space="preserve">database in future. So, make sure to keep this point </w:t>
+      </w:r>
+      <w:r>
+        <w:t xml:space="preserve">for </w:t>
+      </w:r>
+      <w:r>
+        <w:t xml:space="preserve">the </w:t>
+      </w:r>
+      <w:r>
+        <w:t>future.</w:t>
+      </w:r>
+    </w:p>
+    <w:p/>
+    <w:p>
+      <w:r>
+        <w:t>Create a page to store the details of the Company/</w:t>
+      </w:r>
+      <w:r>
+        <w:t>Small Business. Like, Company Name</w:t>
+      </w:r>
+      <w:r>
+        <w:t xml:space="preserve"> (required)</w:t>
+      </w:r>
+      <w:r>
+        <w:t>, Address</w:t>
+      </w:r>
+      <w:r>
+        <w:t xml:space="preserve"> (optional)</w:t>
+      </w:r>
+      <w:r>
+        <w:t xml:space="preserve">, Company </w:t>
+      </w:r>
+      <w:r>
+        <w:t>Logo</w:t>
+      </w:r>
+      <w:r>
+        <w:t xml:space="preserve"> (optional)</w:t>
+      </w:r>
+      <w:r>
+        <w:t>, Contact</w:t>
+      </w:r>
+      <w:r>
+        <w:t xml:space="preserve"> Nos. (HR/Admin, Main In charge/Head like, plant in charge or Voice President)</w:t>
+      </w:r>
+      <w:r>
+        <w:t xml:space="preserve"> (optional).</w:t>
+      </w:r>
+    </w:p>
+    <w:p/>
+    <w:p>
+      <w:r>
+        <w:t>In Asset Master</w:t>
+      </w:r>
+      <w:r>
+        <w:t>,</w:t>
+      </w:r>
+      <w:r>
+        <w:t xml:space="preserve"> add </w:t>
+      </w:r>
+      <w:r>
+        <w:t xml:space="preserve">an </w:t>
+      </w:r>
+      <w:r>
+        <w:t xml:space="preserve">option </w:t>
+      </w:r>
+      <w:r>
+        <w:t>for the</w:t>
+      </w:r>
+      <w:r>
+        <w:t xml:space="preserve"> Asset Issue Form</w:t>
+      </w:r>
+      <w:r>
+        <w:t>,</w:t>
+      </w:r>
+      <w:r>
+        <w:t xml:space="preserve"> same as Employee Master</w:t>
+      </w:r>
+      <w:r>
+        <w:t>,</w:t>
+      </w:r>
+      <w:r>
+        <w:t xml:space="preserve"> for </w:t>
+      </w:r>
+      <w:r>
+        <w:t>printing</w:t>
+      </w:r>
+      <w:r>
+        <w:t xml:space="preserve"> out directly. Enable this option </w:t>
+      </w:r>
+      <w:r>
+        <w:t>for</w:t>
+      </w:r>
+      <w:r>
+        <w:t xml:space="preserve"> only those </w:t>
+      </w:r>
+      <w:r>
+        <w:t>Assets that</w:t>
+      </w:r>
+      <w:r>
+        <w:t xml:space="preserve"> are </w:t>
+      </w:r>
+      <w:r>
+        <w:t>marked</w:t>
+      </w:r>
+      <w:r>
+        <w:t xml:space="preserve"> as </w:t>
+      </w:r>
+      <w:r>
+        <w:t>assigned</w:t>
+      </w:r>
+      <w:r>
+        <w:t xml:space="preserve"> or</w:t>
+      </w:r>
+      <w:r>
+        <w:t xml:space="preserve"> exclude</w:t>
+      </w:r>
+      <w:r>
+        <w:t xml:space="preserve"> those </w:t>
+      </w:r>
+      <w:r>
+        <w:t>Assets</w:t>
+      </w:r>
+      <w:r>
+        <w:t xml:space="preserve"> wh</w:t>
+      </w:r>
+      <w:r>
+        <w:t xml:space="preserve">ose Status </w:t>
+      </w:r>
+      <w:r>
+        <w:t>is marked</w:t>
+      </w:r>
+      <w:r>
+        <w:t xml:space="preserve"> as</w:t>
+      </w:r>
+      <w:r>
+        <w:t xml:space="preserve"> In Stock, </w:t>
+      </w:r>
+      <w:r>
+        <w:t>Retired</w:t>
+      </w:r>
+      <w:r>
+        <w:t>,</w:t>
+      </w:r>
+      <w:r>
+        <w:t xml:space="preserve"> and Not Working/Scraped.</w:t>
+      </w:r>
+    </w:p>
+    <w:p/>
+    <w:p/>
+    <w:p>
+      <w:r>
+        <w:t xml:space="preserve">Little </w:t>
+      </w:r>
+      <w:r>
+        <w:t>update:</w:t>
+      </w:r>
+      <w:r>
+        <w:t xml:space="preserve"> I want you to create the status bar under the side </w:t>
+      </w:r>
+      <w:r>
+        <w:t>panel</w:t>
+      </w:r>
+      <w:r>
+        <w:t xml:space="preserve"> of the dashboard and show the project name along with </w:t>
+      </w:r>
+      <w:r>
+        <w:t xml:space="preserve">the </w:t>
+      </w:r>
+      <w:r>
+        <w:t>current date and time</w:t>
+      </w:r>
+      <w:r>
+        <w:t>.</w:t>
+      </w:r>
+    </w:p>
+    <w:p/>
+    <w:p>
+      <w:r>
+        <w:t xml:space="preserve">Then create the master pages for them with </w:t>
+      </w:r>
+      <w:r>
+        <w:t xml:space="preserve">an </w:t>
+      </w:r>
+      <w:r>
+        <w:t xml:space="preserve">Asset Type link, so in the future if I select the Asset </w:t>
+      </w:r>
+      <w:r>
+        <w:t>Type,</w:t>
+      </w:r>
+      <w:r>
+        <w:t xml:space="preserve"> I can use it, and yes</w:t>
+      </w:r>
+      <w:r>
+        <w:t>,</w:t>
+      </w:r>
+      <w:r>
+        <w:t xml:space="preserve"> make sure to add </w:t>
       </w:r>
       <w:r>
         <w:t xml:space="preserve">a </w:t>
       </w:r>
       <w:r>
-        <w:t>new</w:t>
-      </w:r>
-      <w:r>
-        <w:t xml:space="preserve"> prompt</w:t>
+        <w:t>Plus (+) button to those locations to help use to add if any Common / Supportive Accessories are missing or not in record.</w:t>
+      </w:r>
+    </w:p>
+    <w:p/>
+    <w:p>
+      <w:r>
+        <w:t>Little Update</w:t>
+      </w:r>
+      <w:r>
+        <w:t>:</w:t>
+      </w:r>
+      <w:r>
+        <w:t xml:space="preserve"> when </w:t>
+      </w:r>
+      <w:r>
+        <w:t>clicking</w:t>
+      </w:r>
+      <w:r>
+        <w:t xml:space="preserve"> on </w:t>
+      </w:r>
+      <w:r>
+        <w:t xml:space="preserve">the </w:t>
+      </w:r>
+      <w:r>
+        <w:t xml:space="preserve">Plus (+) Button (Asset Master -&gt; </w:t>
+      </w:r>
+      <w:r>
+        <w:t xml:space="preserve">Assign/Reassign -&gt; Assign Asset -&gt; Assign to </w:t>
+      </w:r>
+      <w:r>
+        <w:t>(Direct Employee)</w:t>
+      </w:r>
+      <w:r>
+        <w:t>/</w:t>
+      </w:r>
+      <w:r>
+        <w:t xml:space="preserve"> (</w:t>
+      </w:r>
+      <w:r>
+        <w:t>Subordinate / Actual User)</w:t>
+      </w:r>
+      <w:r>
+        <w:t>)</w:t>
       </w:r>
       <w:r>
         <w:t>,</w:t>
       </w:r>
       <w:r>
-        <w:t xml:space="preserve"> </w:t>
-      </w:r>
-      <w:r>
-        <w:t>a</w:t>
-      </w:r>
-      <w:r>
-        <w:t xml:space="preserve">nd it </w:t>
-      </w:r>
-      <w:r>
-        <w:t>updated</w:t>
-      </w:r>
-      <w:r>
-        <w:t xml:space="preserve"> the project with </w:t>
-      </w:r>
-      <w:r>
-        <w:t>a</w:t>
-      </w:r>
-      <w:r>
-        <w:t xml:space="preserve"> </w:t>
-      </w:r>
-      <w:r>
-        <w:t>file name ending with v1-1</w:t>
-      </w:r>
-      <w:r>
-        <w:t xml:space="preserve">. I also </w:t>
-      </w:r>
-      <w:r>
-        <w:t>asked</w:t>
-      </w:r>
-      <w:r>
-        <w:t xml:space="preserve"> him with </w:t>
-      </w:r>
-      <w:r>
-        <w:t>one more</w:t>
-      </w:r>
-      <w:r>
-        <w:t xml:space="preserve"> prompt</w:t>
+        <w:t xml:space="preserve"> try opening the Add Employee </w:t>
+      </w:r>
+      <w:r>
+        <w:t>Window of Employee Master.</w:t>
+      </w:r>
+    </w:p>
+    <w:p/>
+    <w:p>
+      <w:r>
+        <w:t xml:space="preserve">In Report Master, Asset Issue Form and Asset Handover Form, there </w:t>
+      </w:r>
+      <w:r>
+        <w:t>is no</w:t>
+      </w:r>
+      <w:r>
+        <w:t xml:space="preserve"> filtering option like other forms, such as Asset Lifecycle, Consumable Restock, and others. Can you add it too?</w:t>
+      </w:r>
+    </w:p>
+    <w:p/>
+    <w:p>
+      <w:r>
+        <w:t>I like your suggestion, go with it, but do not make changes in Dashboard</w:t>
       </w:r>
       <w:r>
         <w:t>,</w:t>
       </w:r>
       <w:r>
-        <w:t xml:space="preserve"> “Add the details of Asset Assignment to Subordinates (</w:t>
-      </w:r>
-      <w:r>
-        <w:t>if</w:t>
-      </w:r>
-      <w:r>
-        <w:t xml:space="preserve"> any Asset is assigned) in Employee Master -&gt; Asset Issue </w:t>
-      </w:r>
-      <w:r>
-        <w:t>Form</w:t>
-      </w:r>
-      <w:r>
-        <w:t>,</w:t>
-      </w:r>
-      <w:r>
-        <w:t>”</w:t>
-      </w:r>
-      <w:r>
-        <w:t xml:space="preserve"> which</w:t>
-      </w:r>
-      <w:r>
-        <w:t xml:space="preserve"> he </w:t>
-      </w:r>
-      <w:r>
-        <w:t>stopped</w:t>
-      </w:r>
-      <w:r>
-        <w:t xml:space="preserve"> in </w:t>
-      </w:r>
-      <w:r>
-        <w:t xml:space="preserve">the </w:t>
-      </w:r>
-      <w:r>
-        <w:t xml:space="preserve">middle because of </w:t>
-      </w:r>
-      <w:r>
-        <w:t xml:space="preserve">the </w:t>
-      </w:r>
-      <w:r>
-        <w:t>limit. I want you to check the zip file (which I have created separately)</w:t>
-      </w:r>
-      <w:r>
-        <w:t xml:space="preserve"> and help me to continue the project. I am planning to use my </w:t>
-      </w:r>
-      <w:r>
-        <w:t>friend's</w:t>
-      </w:r>
-      <w:r>
-        <w:t xml:space="preserve"> account for fast completing of my project. So, please </w:t>
-      </w:r>
-      <w:r>
-        <w:t xml:space="preserve">remember it </w:t>
-      </w:r>
-      <w:proofErr w:type="gramStart"/>
-      <w:r>
-        <w:t>and also</w:t>
-      </w:r>
-      <w:proofErr w:type="gramEnd"/>
-      <w:r>
-        <w:t xml:space="preserve"> continue </w:t>
-      </w:r>
-      <w:r>
-        <w:t xml:space="preserve">to </w:t>
-      </w:r>
-      <w:r>
-        <w:t>update the .md file for me.</w:t>
-      </w:r>
-    </w:p>
-    <w:p/>
-    <w:p>
-      <w:r>
-        <w:t>==============Next Plan=====================</w:t>
-      </w:r>
-    </w:p>
-    <w:p>
-      <w:r>
-        <w:t>Create a System Admin Master/Page where all Master Pages can be edited, except Asset Master, Employee Master, Consumable Master, Spare Parts Master</w:t>
-      </w:r>
-      <w:r>
-        <w:t>,</w:t>
-      </w:r>
-      <w:r>
-        <w:t xml:space="preserve"> Report Master</w:t>
-      </w:r>
-      <w:r>
-        <w:t xml:space="preserve"> and User Master</w:t>
-      </w:r>
-      <w:r>
-        <w:t xml:space="preserve"> (shift them from Dashboard to under System Administrator Master/Page)</w:t>
-      </w:r>
-      <w:r>
-        <w:t>.</w:t>
-      </w:r>
-      <w:r>
-        <w:t xml:space="preserve"> Consider </w:t>
-      </w:r>
-      <w:r>
-        <w:t>the</w:t>
-      </w:r>
-      <w:r>
-        <w:t xml:space="preserve"> Exception List as </w:t>
-      </w:r>
-      <w:r>
-        <w:t>the main master</w:t>
-      </w:r>
-      <w:r>
-        <w:t xml:space="preserve"> and add them in Main section along with </w:t>
-      </w:r>
-      <w:r>
-        <w:t xml:space="preserve">the </w:t>
-      </w:r>
-      <w:r>
-        <w:t>Dashboard.</w:t>
-      </w:r>
-    </w:p>
-    <w:p/>
-    <w:p>
-      <w:r>
-        <w:t>==============Next Plan=====================</w:t>
-      </w:r>
-    </w:p>
-    <w:p>
-      <w:r>
-        <w:t xml:space="preserve">Question: </w:t>
-      </w:r>
-      <w:r>
-        <w:t>When</w:t>
-      </w:r>
-      <w:r>
-        <w:t xml:space="preserve"> I try to </w:t>
-      </w:r>
-      <w:r>
-        <w:t>assign</w:t>
-      </w:r>
-      <w:r>
-        <w:t>/</w:t>
-      </w:r>
-      <w:r>
-        <w:t>reassign an asset</w:t>
-      </w:r>
-      <w:r>
-        <w:t xml:space="preserve"> in the end</w:t>
-      </w:r>
-      <w:r>
-        <w:t>,</w:t>
-      </w:r>
-      <w:r>
-        <w:t xml:space="preserve"> “</w:t>
-      </w:r>
-      <w:r>
-        <w:t>Common / Supportive Accessories</w:t>
-      </w:r>
-      <w:r>
-        <w:t xml:space="preserve">” </w:t>
-      </w:r>
-      <w:r>
-        <w:t xml:space="preserve">is </w:t>
-      </w:r>
-      <w:r>
-        <w:t>shown.</w:t>
-      </w:r>
-      <w:r>
-        <w:t xml:space="preserve"> In future, w</w:t>
-      </w:r>
-      <w:r>
-        <w:t xml:space="preserve">here </w:t>
-      </w:r>
-      <w:r>
-        <w:t>do</w:t>
-      </w:r>
-      <w:r>
-        <w:t xml:space="preserve"> the </w:t>
-      </w:r>
-      <w:r>
-        <w:t xml:space="preserve">Common / Supportive Accessories </w:t>
-      </w:r>
-      <w:r>
-        <w:t>for that Asset Type show</w:t>
+        <w:t xml:space="preserve"> I want it like read only. </w:t>
+      </w:r>
+      <w:r>
+        <w:t xml:space="preserve">Is there a way to see how many Assets are in the stock, like </w:t>
+      </w:r>
+      <w:r>
+        <w:t>consumables</w:t>
+      </w:r>
+      <w:r>
+        <w:t xml:space="preserve"> and Spare Parts have</w:t>
       </w:r>
       <w:r>
         <w:t>?</w:t>
       </w:r>
       <w:r>
-        <w:t xml:space="preserve"> </w:t>
-      </w:r>
-      <w:r>
-        <w:t>When</w:t>
-      </w:r>
-      <w:r>
-        <w:t xml:space="preserve"> I connect it to Database will it still </w:t>
-      </w:r>
-      <w:r>
-        <w:t>show</w:t>
-      </w:r>
-      <w:r>
-        <w:t xml:space="preserve"> those? Also</w:t>
-      </w:r>
-      <w:r>
-        <w:t>,</w:t>
-      </w:r>
-      <w:r>
-        <w:t xml:space="preserve"> I want to keep those </w:t>
-      </w:r>
-      <w:r>
-        <w:t>records</w:t>
-      </w:r>
-      <w:r>
-        <w:t xml:space="preserve"> in </w:t>
-      </w:r>
-      <w:r>
-        <w:t xml:space="preserve">the </w:t>
-      </w:r>
-      <w:r>
-        <w:t xml:space="preserve">database in future. So, make sure to keep this point </w:t>
-      </w:r>
-      <w:r>
-        <w:t xml:space="preserve">for </w:t>
-      </w:r>
-      <w:r>
-        <w:t xml:space="preserve">the </w:t>
-      </w:r>
-      <w:r>
-        <w:t>future.</w:t>
-      </w:r>
-    </w:p>
-    <w:p/>
-    <w:p>
-      <w:r>
-        <w:t>Create a page to store the details of the Company/</w:t>
-      </w:r>
-      <w:r>
-        <w:t>Small Business. Like, Company Name</w:t>
-      </w:r>
-      <w:r>
-        <w:t xml:space="preserve"> (required)</w:t>
-      </w:r>
-      <w:r>
-        <w:t>, Address</w:t>
-      </w:r>
-      <w:r>
-        <w:t xml:space="preserve"> (optional)</w:t>
-      </w:r>
-      <w:r>
-        <w:t xml:space="preserve">, Company </w:t>
-      </w:r>
-      <w:r>
-        <w:t>Logo</w:t>
-      </w:r>
-      <w:r>
-        <w:t xml:space="preserve"> (optional)</w:t>
-      </w:r>
-      <w:r>
-        <w:t>, Contact</w:t>
-      </w:r>
-      <w:r>
-        <w:t xml:space="preserve"> Nos. (HR/Admin, Main In charge/Head like, plant in charge or Voice President)</w:t>
-      </w:r>
-      <w:r>
-        <w:t xml:space="preserve"> (optional).</w:t>
-      </w:r>
-    </w:p>
-    <w:p/>
-    <w:p>
-      <w:r>
-        <w:t>In Asset Master</w:t>
-      </w:r>
-      <w:r>
-        <w:t>,</w:t>
-      </w:r>
-      <w:r>
-        <w:t xml:space="preserve"> add </w:t>
-      </w:r>
-      <w:r>
-        <w:t xml:space="preserve">an </w:t>
-      </w:r>
-      <w:r>
-        <w:t xml:space="preserve">option </w:t>
-      </w:r>
-      <w:r>
-        <w:t>for the</w:t>
-      </w:r>
-      <w:r>
-        <w:t xml:space="preserve"> Asset Issue Form</w:t>
-      </w:r>
-      <w:r>
-        <w:t>,</w:t>
-      </w:r>
-      <w:r>
-        <w:t xml:space="preserve"> same as Employee Master</w:t>
-      </w:r>
-      <w:r>
-        <w:t>,</w:t>
-      </w:r>
-      <w:r>
-        <w:t xml:space="preserve"> for </w:t>
-      </w:r>
-      <w:r>
-        <w:t>printing</w:t>
-      </w:r>
-      <w:r>
-        <w:t xml:space="preserve"> out directly. Enable this option </w:t>
-      </w:r>
-      <w:r>
-        <w:t>for</w:t>
-      </w:r>
-      <w:r>
-        <w:t xml:space="preserve"> only those </w:t>
-      </w:r>
-      <w:r>
-        <w:t>Assets that</w:t>
-      </w:r>
-      <w:r>
-        <w:t xml:space="preserve"> are </w:t>
-      </w:r>
-      <w:r>
-        <w:t>marked</w:t>
-      </w:r>
-      <w:r>
-        <w:t xml:space="preserve"> as </w:t>
-      </w:r>
-      <w:r>
-        <w:t>assigned</w:t>
-      </w:r>
-      <w:r>
-        <w:t xml:space="preserve"> or</w:t>
-      </w:r>
-      <w:r>
-        <w:t xml:space="preserve"> exclude</w:t>
-      </w:r>
-      <w:r>
-        <w:t xml:space="preserve"> those </w:t>
-      </w:r>
-      <w:r>
-        <w:t>Assets</w:t>
-      </w:r>
-      <w:r>
-        <w:t xml:space="preserve"> wh</w:t>
-      </w:r>
-      <w:r>
-        <w:t xml:space="preserve">ose Status </w:t>
-      </w:r>
-      <w:r>
-        <w:t>is marked</w:t>
-      </w:r>
-      <w:r>
-        <w:t xml:space="preserve"> as</w:t>
-      </w:r>
-      <w:r>
-        <w:t xml:space="preserve"> In Stock, </w:t>
-      </w:r>
-      <w:r>
-        <w:t>Retired</w:t>
-      </w:r>
-      <w:r>
-        <w:t>,</w:t>
-      </w:r>
-      <w:r>
-        <w:t xml:space="preserve"> and Not Working/Scraped.</w:t>
-      </w:r>
-    </w:p>
-    <w:p/>
-    <w:p/>
-    <w:p>
-      <w:r>
-        <w:t xml:space="preserve">Little </w:t>
-      </w:r>
-      <w:r>
-        <w:t>update:</w:t>
-      </w:r>
-      <w:r>
-        <w:t xml:space="preserve"> I want you to create the status bar under the side </w:t>
-      </w:r>
-      <w:r>
-        <w:t>panel</w:t>
-      </w:r>
-      <w:r>
-        <w:t xml:space="preserve"> of the dashboard and show the project name along with </w:t>
-      </w:r>
-      <w:r>
-        <w:t xml:space="preserve">the </w:t>
-      </w:r>
-      <w:r>
-        <w:t>current date and time</w:t>
-      </w:r>
-      <w:r>
-        <w:t>.</w:t>
-      </w:r>
-    </w:p>
-    <w:p/>
-    <w:p>
-      <w:r>
-        <w:t xml:space="preserve">Then create the master pages for them with </w:t>
-      </w:r>
-      <w:r>
-        <w:t xml:space="preserve">an </w:t>
-      </w:r>
-      <w:r>
-        <w:t xml:space="preserve">Asset Type link, so in the future if I select the Asset </w:t>
-      </w:r>
-      <w:r>
-        <w:t>Type,</w:t>
-      </w:r>
-      <w:r>
-        <w:t xml:space="preserve"> I can use it, and yes</w:t>
-      </w:r>
-      <w:r>
-        <w:t>,</w:t>
-      </w:r>
-      <w:r>
-        <w:t xml:space="preserve"> make sure to add </w:t>
-      </w:r>
-      <w:r>
-        <w:t xml:space="preserve">a </w:t>
-      </w:r>
-      <w:r>
-        <w:t>Plus (+) button to those locations to help use to add if any Common / Supportive Accessories are missing or not in record.</w:t>
-      </w:r>
-    </w:p>
-    <w:p/>
-    <w:p>
-      <w:r>
-        <w:t>Little Update</w:t>
-      </w:r>
-      <w:r>
-        <w:t>:</w:t>
-      </w:r>
-      <w:r>
-        <w:t xml:space="preserve"> when </w:t>
-      </w:r>
-      <w:r>
-        <w:t>clicking</w:t>
-      </w:r>
-      <w:r>
-        <w:t xml:space="preserve"> on </w:t>
-      </w:r>
-      <w:r>
-        <w:t xml:space="preserve">the </w:t>
-      </w:r>
-      <w:r>
-        <w:t xml:space="preserve">Plus (+) Button (Asset Master -&gt; </w:t>
-      </w:r>
-      <w:r>
-        <w:t xml:space="preserve">Assign/Reassign -&gt; Assign Asset -&gt; Assign to </w:t>
-      </w:r>
-      <w:r>
-        <w:t>(Direct Employee)</w:t>
-      </w:r>
-      <w:r>
-        <w:t>/</w:t>
-      </w:r>
-      <w:r>
-        <w:t xml:space="preserve"> (</w:t>
-      </w:r>
-      <w:r>
-        <w:t>Subordinate / Actual User)</w:t>
-      </w:r>
-      <w:r>
-        <w:t>)</w:t>
-      </w:r>
-      <w:r>
-        <w:t>,</w:t>
-      </w:r>
-      <w:r>
-        <w:t xml:space="preserve"> try opening the Add Employee </w:t>
-      </w:r>
-      <w:r>
-        <w:t>Window of Employee Master.</w:t>
-      </w:r>
-    </w:p>
-    <w:p/>
-    <w:p>
-      <w:r>
-        <w:t xml:space="preserve">In Report Master, Asset Issue Form and Asset Handover Form, there </w:t>
-      </w:r>
-      <w:r>
-        <w:t>is no</w:t>
-      </w:r>
-      <w:r>
-        <w:t xml:space="preserve"> filtering option like other forms, such as Asset Lifecycle, Consumable Restock, and others. Can you add it too?</w:t>
-      </w:r>
-    </w:p>
-    <w:p/>
-    <w:p>
-      <w:r>
-        <w:t>I like your suggestion, go with it, but do not make changes in Dashboard</w:t>
-      </w:r>
-      <w:r>
-        <w:t>,</w:t>
-      </w:r>
-      <w:r>
-        <w:t xml:space="preserve"> I want it like read only. </w:t>
-      </w:r>
-      <w:r>
-        <w:t xml:space="preserve">Is there a way to see how many Assets are in the stock, like </w:t>
-      </w:r>
-      <w:r>
-        <w:t>consumables</w:t>
-      </w:r>
-      <w:r>
-        <w:t xml:space="preserve"> and Spare Parts have</w:t>
-      </w:r>
-      <w:r>
-        <w:t>?</w:t>
-      </w:r>
-      <w:r>
-        <w:t xml:space="preserve"> Something </w:t>
-      </w:r>
-      <w:proofErr w:type="gramStart"/>
-      <w:r>
-        <w:t>like</w:t>
-      </w:r>
-      <w:proofErr w:type="gramEnd"/>
-      <w:r>
-        <w:t xml:space="preserve"> In Stock</w:t>
+        <w:t xml:space="preserve"> Something like In Stock</w:t>
       </w:r>
       <w:r>
         <w:t>,</w:t>
@@ -5064,11 +4869,9 @@
       <w:r>
         <w:t xml:space="preserve">has </w:t>
       </w:r>
-      <w:proofErr w:type="spellStart"/>
       <w:r>
         <w:t>exited</w:t>
       </w:r>
-      <w:proofErr w:type="spellEnd"/>
       <w:r>
         <w:t>. So, in this way</w:t>
       </w:r>
@@ -5801,15 +5604,7 @@
         <w:t xml:space="preserve"> bulk employee records, make sure to </w:t>
       </w:r>
       <w:r>
-        <w:t xml:space="preserve">check with existing employee </w:t>
-      </w:r>
-      <w:proofErr w:type="gramStart"/>
-      <w:r>
-        <w:t>id’s</w:t>
-      </w:r>
-      <w:proofErr w:type="gramEnd"/>
-      <w:r>
-        <w:t xml:space="preserve"> to prevent problems (</w:t>
+        <w:t>check with existing employee id’s to prevent problems (</w:t>
       </w:r>
       <w:r>
         <w:t>it should be unique)</w:t>
@@ -6254,15 +6049,7 @@
     <w:p/>
     <w:p>
       <w:r>
-        <w:t xml:space="preserve">Recheck the Reports, including the Asset Issue Form and the Asset Handover Form. The reason I ask you this is already mentioned above, and you have checked and processed it, but I still want you to check again. I don't want to make </w:t>
-      </w:r>
-      <w:proofErr w:type="gramStart"/>
-      <w:r>
-        <w:t>mistakes</w:t>
-      </w:r>
-      <w:proofErr w:type="gramEnd"/>
-      <w:r>
-        <w:t xml:space="preserve"> so users won't point finger to me.</w:t>
+        <w:t>Recheck the Reports, including the Asset Issue Form and the Asset Handover Form. The reason I ask you this is already mentioned above, and you have checked and processed it, but I still want you to check again. I don't want to make mistakes so users won't point finger to me.</w:t>
       </w:r>
     </w:p>
     <w:p/>
@@ -6647,15 +6434,7 @@
         <w:t xml:space="preserve"> issue</w:t>
       </w:r>
       <w:r>
-        <w:t xml:space="preserve"> is </w:t>
-      </w:r>
-      <w:proofErr w:type="gramStart"/>
-      <w:r>
-        <w:t>similar to</w:t>
-      </w:r>
-      <w:proofErr w:type="gramEnd"/>
-      <w:r>
-        <w:t xml:space="preserve"> </w:t>
+        <w:t xml:space="preserve"> is similar to </w:t>
       </w:r>
       <w:r>
         <w:t>Employee</w:t>
@@ -6722,13 +6501,8 @@
         <w:t xml:space="preserve">In the Exit Report (Handover Form), swap the Employee Signature &amp; Date with the </w:t>
       </w:r>
       <w:r>
-        <w:t xml:space="preserve">Authorised </w:t>
-      </w:r>
-      <w:proofErr w:type="gramStart"/>
-      <w:r>
-        <w:t>By</w:t>
-      </w:r>
-      <w:proofErr w:type="gramEnd"/>
+        <w:t>Authorised By</w:t>
+      </w:r>
       <w:r>
         <w:t xml:space="preserve"> Signature &amp; Date </w:t>
       </w:r>
@@ -6816,21 +6590,7 @@
         <w:rPr>
           <w:highlight w:val="cyan"/>
         </w:rPr>
-        <w:t xml:space="preserve">Now, help me to create a SQL Server Database (for testing purposes, with the name AMS-Test), but before that. I want you to help me creating Dummy User (Supreme Root) while you start creating the SQL Server Database. When you create the database, the Dummy User will consider as Important and hidden from others. After completing the project, and every time the project runs (the project goes live), it will first check the Dummy User. If the Dummy User is not found, it will create that dummy user without informing any </w:t>
-      </w:r>
-      <w:proofErr w:type="gramStart"/>
-      <w:r>
-        <w:rPr>
-          <w:highlight w:val="cyan"/>
-        </w:rPr>
-        <w:t>user, and</w:t>
-      </w:r>
-      <w:proofErr w:type="gramEnd"/>
-      <w:r>
-        <w:rPr>
-          <w:highlight w:val="cyan"/>
-        </w:rPr>
-        <w:t xml:space="preserve"> continue with project. The reason I want this is that if any user deletes the dummy user from the SQL Database by directly opening the database using SQL Server Management Studio or any other software that can help users to check the SQL Database. I want you to make sure to run the user creation form to create the first user (Super Root, not Supreme Root). Using this new user, it will be easy to create new users with roles.</w:t>
+        <w:t>Now, help me to create a SQL Server Database (for testing purposes, with the name AMS-Test), but before that. I want you to help me creating Dummy User (Supreme Root) while you start creating the SQL Server Database. When you create the database, the Dummy User will consider as Important and hidden from others. After completing the project, and every time the project runs (the project goes live), it will first check the Dummy User. If the Dummy User is not found, it will create that dummy user without informing any user, and continue with project. The reason I want this is that if any user deletes the dummy user from the SQL Database by directly opening the database using SQL Server Management Studio or any other software that can help users to check the SQL Database. I want you to make sure to run the user creation form to create the first user (Super Root, not Supreme Root). Using this new user, it will be easy to create new users with roles.</w:t>
       </w:r>
     </w:p>
     <w:p>
@@ -6980,11 +6740,9 @@
         <w:lastRenderedPageBreak/>
         <w:t xml:space="preserve">almost </w:t>
       </w:r>
-      <w:proofErr w:type="gramStart"/>
       <w:r>
         <w:t>forgot:</w:t>
       </w:r>
-      <w:proofErr w:type="gramEnd"/>
       <w:r>
         <w:t xml:space="preserve"> create a login page with one Supreme Root user</w:t>
       </w:r>
@@ -7074,11 +6832,9 @@
       <w:r>
         <w:t>3) Create another User with the name “</w:t>
       </w:r>
-      <w:proofErr w:type="spellStart"/>
       <w:r>
         <w:t>testadmin</w:t>
       </w:r>
-      <w:proofErr w:type="spellEnd"/>
       <w:r>
         <w:t xml:space="preserve">” and Password “Admin@#$12345” with Super Root credentials/role </w:t>
       </w:r>
@@ -7114,21 +6870,11 @@
       <w:r>
         <w:t>the “</w:t>
       </w:r>
-      <w:proofErr w:type="spellStart"/>
       <w:r>
         <w:t>ams_collections</w:t>
       </w:r>
-      <w:proofErr w:type="spellEnd"/>
-      <w:r>
-        <w:t>” table, not in “</w:t>
-      </w:r>
-      <w:proofErr w:type="spellStart"/>
-      <w:r>
-        <w:t>ams_users</w:t>
-      </w:r>
-      <w:proofErr w:type="spellEnd"/>
-      <w:r>
-        <w:t>”, which also prevents me from logging in with another user.</w:t>
+      <w:r>
+        <w:t>” table, not in “ams_users”, which also prevents me from logging in with another user.</w:t>
       </w:r>
     </w:p>
     <w:p>
@@ -7601,15 +7347,7 @@
     <w:p/>
     <w:p>
       <w:r>
-        <w:t xml:space="preserve">Could not locate entry in </w:t>
-      </w:r>
-      <w:proofErr w:type="spellStart"/>
-      <w:r>
-        <w:t>sysdatabases</w:t>
-      </w:r>
-      <w:proofErr w:type="spellEnd"/>
-      <w:r>
-        <w:t xml:space="preserve"> for database 'AMS-TEST'. No entry found with that name. Make sure that the name is entered correctly.</w:t>
+        <w:t>Could not locate entry in sysdatabases for database 'AMS-TEST'. No entry found with that name. Make sure that the name is entered correctly.</w:t>
       </w:r>
     </w:p>
     <w:p>
@@ -7619,88 +7357,32 @@
     </w:p>
     <w:p>
       <w:r>
-        <w:t>Incorrect syntax near '200'.  Expecting '(</w:t>
-      </w:r>
-      <w:proofErr w:type="gramStart"/>
-      <w:r>
-        <w:t>', or</w:t>
-      </w:r>
-      <w:proofErr w:type="gramEnd"/>
-      <w:r>
-        <w:t xml:space="preserve"> SELECT.</w:t>
-      </w:r>
-    </w:p>
-    <w:p>
-      <w:r>
-        <w:t>Incorrect syntax near '50'.  Expecting '(</w:t>
-      </w:r>
-      <w:proofErr w:type="gramStart"/>
-      <w:r>
-        <w:t>', or</w:t>
-      </w:r>
-      <w:proofErr w:type="gramEnd"/>
-      <w:r>
-        <w:t xml:space="preserve"> SELECT.</w:t>
-      </w:r>
-    </w:p>
-    <w:p>
-      <w:r>
-        <w:t>Incorrect syntax near '200'.  Expecting '(</w:t>
-      </w:r>
-      <w:proofErr w:type="gramStart"/>
-      <w:r>
-        <w:t>', or</w:t>
-      </w:r>
-      <w:proofErr w:type="gramEnd"/>
-      <w:r>
-        <w:t xml:space="preserve"> SELECT.</w:t>
-      </w:r>
-    </w:p>
-    <w:p>
-      <w:r>
-        <w:t>Incorrect syntax near 'MAX'.  Expecting '(</w:t>
-      </w:r>
-      <w:proofErr w:type="gramStart"/>
-      <w:r>
-        <w:t>', or</w:t>
-      </w:r>
-      <w:proofErr w:type="gramEnd"/>
-      <w:r>
-        <w:t xml:space="preserve"> SELECT.</w:t>
-      </w:r>
-    </w:p>
-    <w:p>
-      <w:r>
-        <w:t>Incorrect syntax near ')'.  Expecting '(</w:t>
-      </w:r>
-      <w:proofErr w:type="gramStart"/>
-      <w:r>
-        <w:t>', or</w:t>
-      </w:r>
-      <w:proofErr w:type="gramEnd"/>
-      <w:r>
-        <w:t xml:space="preserve"> SELECT.</w:t>
-      </w:r>
-    </w:p>
-    <w:p>
-      <w:r>
-        <w:t>Incorrect syntax near '</w:t>
-      </w:r>
-      <w:proofErr w:type="spellStart"/>
-      <w:r>
-        <w:t>record_key</w:t>
-      </w:r>
-      <w:proofErr w:type="spellEnd"/>
-      <w:r>
-        <w:t>'.  Expecting '(</w:t>
-      </w:r>
-      <w:proofErr w:type="gramStart"/>
-      <w:r>
-        <w:t>', or</w:t>
-      </w:r>
-      <w:proofErr w:type="gramEnd"/>
-      <w:r>
-        <w:t xml:space="preserve"> SELECT.</w:t>
+        <w:t>Incorrect syntax near '200'.  Expecting '(', or SELECT.</w:t>
+      </w:r>
+    </w:p>
+    <w:p>
+      <w:r>
+        <w:t>Incorrect syntax near '50'.  Expecting '(', or SELECT.</w:t>
+      </w:r>
+    </w:p>
+    <w:p>
+      <w:r>
+        <w:t>Incorrect syntax near '200'.  Expecting '(', or SELECT.</w:t>
+      </w:r>
+    </w:p>
+    <w:p>
+      <w:r>
+        <w:t>Incorrect syntax near 'MAX'.  Expecting '(', or SELECT.</w:t>
+      </w:r>
+    </w:p>
+    <w:p>
+      <w:r>
+        <w:t>Incorrect syntax near ')'.  Expecting '(', or SELECT.</w:t>
+      </w:r>
+    </w:p>
+    <w:p>
+      <w:r>
+        <w:t>Incorrect syntax near 'record_key'.  Expecting '(', or SELECT.</w:t>
       </w:r>
     </w:p>
     <w:p>
@@ -7780,149 +7462,37 @@
     <w:p/>
     <w:p>
       <w:r>
-        <w:t>The index or statistics with name '</w:t>
-      </w:r>
-      <w:proofErr w:type="spellStart"/>
-      <w:r>
-        <w:t>IX_ams_assets_status</w:t>
-      </w:r>
-      <w:proofErr w:type="spellEnd"/>
-      <w:r>
-        <w:t>' already exists on table or view '</w:t>
-      </w:r>
-      <w:proofErr w:type="spellStart"/>
-      <w:r>
-        <w:t>dbo.ams_assets</w:t>
-      </w:r>
-      <w:proofErr w:type="spellEnd"/>
-      <w:r>
-        <w:t>'.</w:t>
-      </w:r>
-    </w:p>
-    <w:p>
-      <w:r>
-        <w:t>The index or statistics with name '</w:t>
-      </w:r>
-      <w:proofErr w:type="spellStart"/>
-      <w:r>
-        <w:t>IX_ams_assets_type</w:t>
-      </w:r>
-      <w:proofErr w:type="spellEnd"/>
-      <w:r>
-        <w:t>' already exists on table or view '</w:t>
-      </w:r>
-      <w:proofErr w:type="spellStart"/>
-      <w:r>
-        <w:t>dbo.ams_assets</w:t>
-      </w:r>
-      <w:proofErr w:type="spellEnd"/>
-      <w:r>
-        <w:t>'.</w:t>
-      </w:r>
-    </w:p>
-    <w:p>
-      <w:r>
-        <w:t>The index or statistics with name '</w:t>
-      </w:r>
-      <w:proofErr w:type="spellStart"/>
-      <w:r>
-        <w:t>IX_ams_assets_site</w:t>
-      </w:r>
-      <w:proofErr w:type="spellEnd"/>
-      <w:r>
-        <w:t>' already exists on table or view '</w:t>
-      </w:r>
-      <w:proofErr w:type="spellStart"/>
-      <w:r>
-        <w:t>dbo.ams_assets</w:t>
-      </w:r>
-      <w:proofErr w:type="spellEnd"/>
-      <w:r>
-        <w:t>'.</w:t>
-      </w:r>
-    </w:p>
-    <w:p>
-      <w:r>
-        <w:t>The index or statistics with name '</w:t>
-      </w:r>
-      <w:proofErr w:type="spellStart"/>
-      <w:r>
-        <w:t>IX_ams_employees_department</w:t>
-      </w:r>
-      <w:proofErr w:type="spellEnd"/>
-      <w:r>
-        <w:t>' already exists on table or view '</w:t>
-      </w:r>
-      <w:proofErr w:type="spellStart"/>
-      <w:r>
-        <w:t>dbo.ams_employees</w:t>
-      </w:r>
-      <w:proofErr w:type="spellEnd"/>
-      <w:r>
-        <w:t>'.</w:t>
-      </w:r>
-    </w:p>
-    <w:p>
-      <w:r>
-        <w:t>The index or statistics with name '</w:t>
-      </w:r>
-      <w:proofErr w:type="spellStart"/>
-      <w:r>
-        <w:t>IX_ams_employees_status</w:t>
-      </w:r>
-      <w:proofErr w:type="spellEnd"/>
-      <w:r>
-        <w:t>' already exists on table or view '</w:t>
-      </w:r>
-      <w:proofErr w:type="spellStart"/>
-      <w:r>
-        <w:t>dbo.ams_employees</w:t>
-      </w:r>
-      <w:proofErr w:type="spellEnd"/>
-      <w:r>
-        <w:t>'.</w:t>
-      </w:r>
-    </w:p>
-    <w:p>
-      <w:r>
-        <w:t>The index or statistics with name '</w:t>
-      </w:r>
-      <w:proofErr w:type="spellStart"/>
-      <w:r>
-        <w:t>IX_ams_consumables_site</w:t>
-      </w:r>
-      <w:proofErr w:type="spellEnd"/>
-      <w:r>
-        <w:t>' already exists on table or view '</w:t>
-      </w:r>
-      <w:proofErr w:type="spellStart"/>
-      <w:r>
-        <w:t>dbo.ams_consumables</w:t>
-      </w:r>
-      <w:proofErr w:type="spellEnd"/>
-      <w:r>
-        <w:t>'.</w:t>
-      </w:r>
-    </w:p>
-    <w:p>
-      <w:r>
-        <w:t>The index or statistics with name '</w:t>
-      </w:r>
-      <w:proofErr w:type="spellStart"/>
-      <w:r>
-        <w:t>IX_ams_spare_parts_site</w:t>
-      </w:r>
-      <w:proofErr w:type="spellEnd"/>
-      <w:r>
-        <w:t>' already exists on table or view '</w:t>
-      </w:r>
-      <w:proofErr w:type="spellStart"/>
-      <w:r>
-        <w:t>dbo.ams_spare_parts</w:t>
-      </w:r>
-      <w:proofErr w:type="spellEnd"/>
-      <w:r>
-        <w:t>'.</w:t>
+        <w:t>The index or statistics with name 'IX_ams_assets_status' already exists on table or view 'dbo.ams_assets'.</w:t>
+      </w:r>
+    </w:p>
+    <w:p>
+      <w:r>
+        <w:t>The index or statistics with name 'IX_ams_assets_type' already exists on table or view 'dbo.ams_assets'.</w:t>
+      </w:r>
+    </w:p>
+    <w:p>
+      <w:r>
+        <w:t>The index or statistics with name 'IX_ams_assets_site' already exists on table or view 'dbo.ams_assets'.</w:t>
+      </w:r>
+    </w:p>
+    <w:p>
+      <w:r>
+        <w:t>The index or statistics with name 'IX_ams_employees_department' already exists on table or view 'dbo.ams_employees'.</w:t>
+      </w:r>
+    </w:p>
+    <w:p>
+      <w:r>
+        <w:t>The index or statistics with name 'IX_ams_employees_status' already exists on table or view 'dbo.ams_employees'.</w:t>
+      </w:r>
+    </w:p>
+    <w:p>
+      <w:r>
+        <w:t>The index or statistics with name 'IX_ams_consumables_site' already exists on table or view 'dbo.ams_consumables'.</w:t>
+      </w:r>
+    </w:p>
+    <w:p>
+      <w:r>
+        <w:t>The index or statistics with name 'IX_ams_spare_parts_site' already exists on table or view 'dbo.ams_spare_parts'.</w:t>
       </w:r>
     </w:p>
     <w:p>
@@ -7932,88 +7502,32 @@
     </w:p>
     <w:p>
       <w:r>
-        <w:t>Incorrect syntax near '200'.  Expecting '(</w:t>
-      </w:r>
-      <w:proofErr w:type="gramStart"/>
-      <w:r>
-        <w:t>', or</w:t>
-      </w:r>
-      <w:proofErr w:type="gramEnd"/>
-      <w:r>
-        <w:t xml:space="preserve"> SELECT.</w:t>
-      </w:r>
-    </w:p>
-    <w:p>
-      <w:r>
-        <w:t>Incorrect syntax near '50'.  Expecting '(</w:t>
-      </w:r>
-      <w:proofErr w:type="gramStart"/>
-      <w:r>
-        <w:t>', or</w:t>
-      </w:r>
-      <w:proofErr w:type="gramEnd"/>
-      <w:r>
-        <w:t xml:space="preserve"> SELECT.</w:t>
-      </w:r>
-    </w:p>
-    <w:p>
-      <w:r>
-        <w:t>Incorrect syntax near '200'.  Expecting '(</w:t>
-      </w:r>
-      <w:proofErr w:type="gramStart"/>
-      <w:r>
-        <w:t>', or</w:t>
-      </w:r>
-      <w:proofErr w:type="gramEnd"/>
-      <w:r>
-        <w:t xml:space="preserve"> SELECT.</w:t>
-      </w:r>
-    </w:p>
-    <w:p>
-      <w:r>
-        <w:t>Incorrect syntax near 'MAX'.  Expecting '(</w:t>
-      </w:r>
-      <w:proofErr w:type="gramStart"/>
-      <w:r>
-        <w:t>', or</w:t>
-      </w:r>
-      <w:proofErr w:type="gramEnd"/>
-      <w:r>
-        <w:t xml:space="preserve"> SELECT.</w:t>
-      </w:r>
-    </w:p>
-    <w:p>
-      <w:r>
-        <w:t>Incorrect syntax near ')'.  Expecting '(</w:t>
-      </w:r>
-      <w:proofErr w:type="gramStart"/>
-      <w:r>
-        <w:t>', or</w:t>
-      </w:r>
-      <w:proofErr w:type="gramEnd"/>
-      <w:r>
-        <w:t xml:space="preserve"> SELECT.</w:t>
-      </w:r>
-    </w:p>
-    <w:p>
-      <w:r>
-        <w:t>Incorrect syntax near '</w:t>
-      </w:r>
-      <w:proofErr w:type="spellStart"/>
-      <w:r>
-        <w:t>record_key</w:t>
-      </w:r>
-      <w:proofErr w:type="spellEnd"/>
-      <w:r>
-        <w:t>'.  Expecting '(</w:t>
-      </w:r>
-      <w:proofErr w:type="gramStart"/>
-      <w:r>
-        <w:t>', or</w:t>
-      </w:r>
-      <w:proofErr w:type="gramEnd"/>
-      <w:r>
-        <w:t xml:space="preserve"> SELECT.</w:t>
+        <w:t>Incorrect syntax near '200'.  Expecting '(', or SELECT.</w:t>
+      </w:r>
+    </w:p>
+    <w:p>
+      <w:r>
+        <w:t>Incorrect syntax near '50'.  Expecting '(', or SELECT.</w:t>
+      </w:r>
+    </w:p>
+    <w:p>
+      <w:r>
+        <w:t>Incorrect syntax near '200'.  Expecting '(', or SELECT.</w:t>
+      </w:r>
+    </w:p>
+    <w:p>
+      <w:r>
+        <w:t>Incorrect syntax near 'MAX'.  Expecting '(', or SELECT.</w:t>
+      </w:r>
+    </w:p>
+    <w:p>
+      <w:r>
+        <w:t>Incorrect syntax near ')'.  Expecting '(', or SELECT.</w:t>
+      </w:r>
+    </w:p>
+    <w:p>
+      <w:r>
+        <w:t>Incorrect syntax near 'record_key'.  Expecting '(', or SELECT.</w:t>
       </w:r>
     </w:p>
     <w:p>
@@ -8070,15 +7584,7 @@
         <w:t xml:space="preserve"> I am currently using Visual Studio Code with Windows 11 OS.</w:t>
       </w:r>
       <w:r>
-        <w:t xml:space="preserve"> Because when I user </w:t>
-      </w:r>
-      <w:proofErr w:type="spellStart"/>
-      <w:r>
-        <w:t>VSCode</w:t>
-      </w:r>
-      <w:proofErr w:type="spellEnd"/>
-      <w:r>
-        <w:t xml:space="preserve"> Live Server extension (which is Go Live), it runs the project but won’t allow me to log in; it gives an error as “</w:t>
+        <w:t xml:space="preserve"> Because when I user VSCode Live Server extension (which is Go Live), it runs the project but won’t allow me to log in; it gives an error as “</w:t>
       </w:r>
       <w:r>
         <w:t>API error 405</w:t>
@@ -8112,15 +7618,7 @@
     <w:p/>
     <w:p>
       <w:r>
-        <w:t xml:space="preserve">Is there a way to add employees' details first and then the reporting manager details (let’s take like </w:t>
-      </w:r>
-      <w:proofErr w:type="spellStart"/>
-      <w:r>
-        <w:t>xyz</w:t>
-      </w:r>
-      <w:proofErr w:type="spellEnd"/>
-      <w:r>
-        <w:t xml:space="preserve"> employee with “00458” as employee </w:t>
+        <w:t xml:space="preserve">Is there a way to add employees' details first and then the reporting manager details (let’s take like xyz employee with “00458” as employee </w:t>
       </w:r>
       <w:r>
         <w:t>ID</w:t>
@@ -8129,15 +7627,7 @@
         <w:t xml:space="preserve"> add it first</w:t>
       </w:r>
       <w:r>
-        <w:t xml:space="preserve">, then add it’s reporting manager with ID i.e. </w:t>
-      </w:r>
-      <w:proofErr w:type="spellStart"/>
-      <w:r>
-        <w:t>abc</w:t>
-      </w:r>
-      <w:proofErr w:type="spellEnd"/>
-      <w:r>
-        <w:t xml:space="preserve"> employee with “00758” as employee ID), because some employees got reporting manager later or you </w:t>
+        <w:t xml:space="preserve">, then add it’s reporting manager with ID i.e. abc employee with “00758” as employee ID), because some employees got reporting manager later or you </w:t>
       </w:r>
       <w:r>
         <w:lastRenderedPageBreak/>
@@ -8179,24 +7669,14 @@
       <w:r>
         <w:t xml:space="preserve"> </w:t>
       </w:r>
-      <w:proofErr w:type="spellStart"/>
       <w:r>
         <w:t>Tiparadi</w:t>
       </w:r>
-      <w:proofErr w:type="spellEnd"/>
       <w:r>
         <w:t xml:space="preserve"> </w:t>
       </w:r>
       <w:r>
-        <w:t xml:space="preserve">(First Name: Ravikumar, Middle Name: Rajendra, and Last Name: </w:t>
-      </w:r>
-      <w:proofErr w:type="spellStart"/>
-      <w:r>
-        <w:t>Tiparadi</w:t>
-      </w:r>
-      <w:proofErr w:type="spellEnd"/>
-      <w:r>
-        <w:t xml:space="preserve">) where reporting manager: Employee ID </w:t>
+        <w:t xml:space="preserve">(First Name: Ravikumar, Middle Name: Rajendra, and Last Name: Tiparadi) where reporting manager: Employee ID </w:t>
       </w:r>
       <w:r>
         <w:rPr>
@@ -8794,31 +8274,7 @@
     <w:p/>
     <w:p>
       <w:r>
-        <w:t xml:space="preserve">You say, you already made changes, but I can’t see it. Currently, what I see is another scroll frame in Assets Page, and when I select/choose Actions Button for any work, the frame change making it overlap, and other record shows outside the scrolling frame which display </w:t>
-      </w:r>
-      <w:proofErr w:type="gramStart"/>
-      <w:r>
-        <w:t>a</w:t>
-      </w:r>
-      <w:proofErr w:type="gramEnd"/>
-      <w:r>
-        <w:t xml:space="preserve"> unprofessional view and because of transparent view I get </w:t>
-      </w:r>
-      <w:proofErr w:type="gramStart"/>
-      <w:r>
-        <w:t>confuse</w:t>
-      </w:r>
-      <w:proofErr w:type="gramEnd"/>
-      <w:r>
-        <w:t xml:space="preserve"> what to and where to select. I have already </w:t>
-      </w:r>
-      <w:proofErr w:type="gramStart"/>
-      <w:r>
-        <w:t>share</w:t>
-      </w:r>
-      <w:proofErr w:type="gramEnd"/>
-      <w:r>
-        <w:t xml:space="preserve"> the Image to you from GitHub and from local system. Check again and verify it again.</w:t>
+        <w:t>You say, you already made changes, but I can’t see it. Currently, what I see is another scroll frame in Assets Page, and when I select/choose Actions Button for any work, the frame change making it overlap, and other record shows outside the scrolling frame which display a unprofessional view and because of transparent view I get confuse what to and where to select. I have already share the Image to you from GitHub and from local system. Check again and verify it again.</w:t>
       </w:r>
     </w:p>
     <w:p/>
@@ -8885,15 +8341,7 @@
         <w:t xml:space="preserve">1) </w:t>
       </w:r>
       <w:r>
-        <w:t xml:space="preserve">It looks like, many of pages/forms have inner scroll frame. Can you check, remove and apply same setting </w:t>
-      </w:r>
-      <w:proofErr w:type="gramStart"/>
-      <w:r>
-        <w:t>like</w:t>
-      </w:r>
-      <w:proofErr w:type="gramEnd"/>
-      <w:r>
-        <w:t xml:space="preserve"> Employees Page/Form</w:t>
+        <w:t>It looks like, many of pages/forms have inner scroll frame. Can you check, remove and apply same setting like Employees Page/Form</w:t>
       </w:r>
       <w:r>
         <w:t>.</w:t>
@@ -8940,15 +8388,7 @@
         <w:t xml:space="preserve">1) When Assets -&gt; Actions -&gt; Replace use, that time show only current Assets which are In Stock along with only same Asset Type, and also give option to select other Assets Type (in case of </w:t>
       </w:r>
       <w:r>
-        <w:t>unavailable of same Asset Type</w:t>
-      </w:r>
-      <w:proofErr w:type="gramStart"/>
-      <w:r>
-        <w:t>), and</w:t>
-      </w:r>
-      <w:proofErr w:type="gramEnd"/>
-      <w:r>
-        <w:t xml:space="preserve"> also give Add Asset Button to add new asset in Assets</w:t>
+        <w:t>unavailable of same Asset Type), and also give Add Asset Button to add new asset in Assets</w:t>
       </w:r>
       <w:r>
         <w:t xml:space="preserve"> to add first, then assign (by selecting the asset).</w:t>
@@ -8986,28 +8426,12 @@
         <w:t xml:space="preserve"> and reassign to him/team</w:t>
       </w:r>
       <w:r>
-        <w:t xml:space="preserve">. Asset Distribution should be the place where every record of asset should be kept, even if it is </w:t>
-      </w:r>
-      <w:proofErr w:type="gramStart"/>
-      <w:r>
-        <w:t>assign</w:t>
-      </w:r>
-      <w:proofErr w:type="gramEnd"/>
-      <w:r>
-        <w:t>, return, reassign or replaced.</w:t>
-      </w:r>
-    </w:p>
-    <w:p>
-      <w:r>
-        <w:t xml:space="preserve">3) In Asset Distribution page it shows Employees AMS ID </w:t>
-      </w:r>
-      <w:proofErr w:type="gramStart"/>
-      <w:r>
-        <w:t>not display</w:t>
-      </w:r>
-      <w:proofErr w:type="gramEnd"/>
-      <w:r>
-        <w:t xml:space="preserve"> ID, also when download report from Vies Assets button it also shows ASM ID, not display ID in excel sheet</w:t>
+        <w:t>. Asset Distribution should be the place where every record of asset should be kept, even if it is assign, return, reassign or replaced.</w:t>
+      </w:r>
+    </w:p>
+    <w:p>
+      <w:r>
+        <w:t>3) In Asset Distribution page it shows Employees AMS ID not display ID, also when download report from Vies Assets button it also shows ASM ID, not display ID in excel sheet</w:t>
       </w:r>
     </w:p>
     <w:p/>
@@ -9179,50 +8603,13 @@
         <w:t xml:space="preserve"> that</w:t>
       </w:r>
       <w:r>
-        <w:t xml:space="preserve">, besides </w:t>
-      </w:r>
-      <w:proofErr w:type="spellStart"/>
-      <w:r>
-        <w:t>row_id</w:t>
-      </w:r>
-      <w:proofErr w:type="spellEnd"/>
-      <w:r>
-        <w:t xml:space="preserve">, </w:t>
-      </w:r>
-      <w:proofErr w:type="spellStart"/>
-      <w:r>
-        <w:t>record_key</w:t>
-      </w:r>
-      <w:proofErr w:type="spellEnd"/>
-      <w:r>
-        <w:t xml:space="preserve">, username, role, </w:t>
-      </w:r>
-      <w:proofErr w:type="spellStart"/>
-      <w:r>
-        <w:t>display_name</w:t>
-      </w:r>
-      <w:proofErr w:type="spellEnd"/>
-      <w:r>
-        <w:t xml:space="preserve">, active, </w:t>
-      </w:r>
-      <w:proofErr w:type="spellStart"/>
-      <w:r>
-        <w:t>data_json</w:t>
-      </w:r>
-      <w:proofErr w:type="spellEnd"/>
-      <w:r>
-        <w:t xml:space="preserve">, </w:t>
+        <w:t xml:space="preserve">, besides row_id, record_key, username, role, display_name, active, data_json, </w:t>
       </w:r>
       <w:r>
         <w:t xml:space="preserve">and </w:t>
       </w:r>
-      <w:proofErr w:type="spellStart"/>
-      <w:r>
-        <w:t>updated_at</w:t>
-      </w:r>
-      <w:proofErr w:type="spellEnd"/>
-      <w:r>
-        <w:t xml:space="preserve">. I did not find any other field </w:t>
+      <w:r>
+        <w:t xml:space="preserve">updated_at. I did not find any other field </w:t>
       </w:r>
       <w:r>
         <w:t>that</w:t>
@@ -9269,7 +8656,7 @@
         <w:rPr>
           <w:noProof/>
         </w:rPr>
-        <w:t>17-09-2026</w:t>
+        <w:t>04-10-2026</w:t>
       </w:r>
       <w:r>
         <w:fldChar w:fldCharType="end"/>
@@ -9290,7 +8677,7 @@
         <w:rPr>
           <w:noProof/>
         </w:rPr>
-        <w:t>11:27 AM</w:t>
+        <w:t>10:49 AM</w:t>
       </w:r>
       <w:r>
         <w:fldChar w:fldCharType="end"/>
@@ -9315,15 +8702,7 @@
         <w:t xml:space="preserve">2. Remove Reassign Asset option from </w:t>
       </w:r>
       <w:r>
-        <w:t xml:space="preserve">Assets -&gt; Actions and add new option as Asset Edit. This option </w:t>
-      </w:r>
-      <w:proofErr w:type="gramStart"/>
-      <w:r>
-        <w:t>allow</w:t>
-      </w:r>
-      <w:proofErr w:type="gramEnd"/>
-      <w:r>
-        <w:t xml:space="preserve"> users to edit Assign assets if something not added or missing while assigning.</w:t>
+        <w:t>Assets -&gt; Actions and add new option as Asset Edit. This option allow users to edit Assign assets if something not added or missing while assigning.</w:t>
       </w:r>
     </w:p>
     <w:p/>
@@ -9613,15 +8992,7 @@
         <w:t xml:space="preserve">2) </w:t>
       </w:r>
       <w:r>
-        <w:t xml:space="preserve">I want you to </w:t>
-      </w:r>
-      <w:proofErr w:type="gramStart"/>
-      <w:r>
-        <w:t>look into</w:t>
-      </w:r>
-      <w:proofErr w:type="gramEnd"/>
-      <w:r>
-        <w:t xml:space="preserve"> all pages/forms, because I saw some pages have </w:t>
+        <w:t xml:space="preserve">I want you to look into all pages/forms, because I saw some pages have </w:t>
       </w:r>
       <w:r>
         <w:t xml:space="preserve">an </w:t>
@@ -9877,37 +9248,13 @@
     </w:p>
     <w:p>
       <w:r>
-        <w:t xml:space="preserve">1) Check the fields in </w:t>
-      </w:r>
-      <w:proofErr w:type="gramStart"/>
-      <w:r>
-        <w:t>the every</w:t>
-      </w:r>
-      <w:proofErr w:type="gramEnd"/>
-      <w:r>
-        <w:t xml:space="preserve"> table to find any missing fields connections</w:t>
-      </w:r>
-      <w:r>
-        <w:t xml:space="preserve">, because I just </w:t>
-      </w:r>
-      <w:proofErr w:type="spellStart"/>
-      <w:r>
-        <w:t>fount</w:t>
-      </w:r>
-      <w:proofErr w:type="spellEnd"/>
-      <w:r>
-        <w:t xml:space="preserve"> one in Employees Page/Form. Last time I update the Employees Page/Form with Site option, but I forgot to inform you to update the table too. Kindly please check every page/form and try matching the table field in Database, if the</w:t>
-      </w:r>
-      <w:r>
-        <w:t xml:space="preserve">re are any missing filed then rebuild the SQL script for database and </w:t>
-      </w:r>
-      <w:proofErr w:type="gramStart"/>
-      <w:r>
-        <w:t>it’s</w:t>
-      </w:r>
-      <w:proofErr w:type="gramEnd"/>
-      <w:r>
-        <w:t xml:space="preserve"> table.</w:t>
+        <w:t>1) Check the fields in the every table to find any missing fields connections</w:t>
+      </w:r>
+      <w:r>
+        <w:t>, because I just fount one in Employees Page/Form. Last time I update the Employees Page/Form with Site option, but I forgot to inform you to update the table too. Kindly please check every page/form and try matching the table field in Database, if the</w:t>
+      </w:r>
+      <w:r>
+        <w:t>re are any missing filed then rebuild the SQL script for database and it’s table.</w:t>
       </w:r>
     </w:p>
     <w:p/>
@@ -10133,21 +9480,13 @@
     </w:p>
     <w:p>
       <w:r>
-        <w:t xml:space="preserve">I observe some points first is regarding mobile assignment when I assign a mobile particular employee and use SIM card number it at the SIM card number but when I open the SIM card master I can't see the issue or assign option selected in mobile master, and vice versa. Kindly check and find the </w:t>
-      </w:r>
-      <w:proofErr w:type="gramStart"/>
-      <w:r>
-        <w:t>issue</w:t>
+        <w:t>I observe some points first is regarding mobile assignment when I assign a mobile particular employee and use SIM card number it at the SIM card number but when I open the SIM card master I can't see the issue or assign option selected in mobile master, and vice versa. Kindly check and find the issue</w:t>
       </w:r>
       <w:r>
         <w:t>,</w:t>
       </w:r>
       <w:r>
-        <w:t xml:space="preserve"> and</w:t>
-      </w:r>
-      <w:proofErr w:type="gramEnd"/>
-      <w:r>
-        <w:t xml:space="preserve"> resolve it</w:t>
+        <w:t xml:space="preserve"> and resolve it</w:t>
       </w:r>
       <w:r>
         <w:t>.</w:t>
@@ -10272,74 +9611,284 @@
       <w:r>
         <w:t xml:space="preserve">Add Site in all </w:t>
       </w:r>
-      <w:proofErr w:type="gramStart"/>
       <w:r>
         <w:t>masters</w:t>
       </w:r>
-      <w:proofErr w:type="gramEnd"/>
+      <w:r>
+        <w:t xml:space="preserve"> and also modify the SQL Script to add Site in the corresponding tables.</w:t>
+      </w:r>
+    </w:p>
+    <w:p>
+      <w:r>
+        <w:t>2) Remove the default options from “</w:t>
+      </w:r>
+      <w:r>
+        <w:t>Accessories / Items Included</w:t>
+      </w:r>
+      <w:r>
+        <w:t>” from the Asset Issue Form if no asset is assign/issue to the user/employee directly. Also, if more</w:t>
+      </w:r>
       <w:r>
         <w:t xml:space="preserve"> </w:t>
       </w:r>
-      <w:proofErr w:type="gramStart"/>
-      <w:r>
-        <w:t>and also</w:t>
-      </w:r>
-      <w:proofErr w:type="gramEnd"/>
-      <w:r>
-        <w:t xml:space="preserve"> modify the SQL Script to add Site in the corresponding tables.</w:t>
-      </w:r>
-    </w:p>
-    <w:p>
-      <w:r>
-        <w:t>2) Remove the default options from “</w:t>
+      <w:r>
+        <w:t xml:space="preserve">than one Asset is issue/assign to </w:t>
+      </w:r>
+      <w:r>
+        <w:t xml:space="preserve">the </w:t>
+      </w:r>
+      <w:r>
+        <w:t>user/employee (including Mobile and SIM Card)</w:t>
+      </w:r>
+      <w:r>
+        <w:t>,</w:t>
+      </w:r>
+      <w:r>
+        <w:t xml:space="preserve"> make </w:t>
+      </w:r>
+      <w:r>
+        <w:t>sure</w:t>
+      </w:r>
+      <w:r>
+        <w:t xml:space="preserve"> to add </w:t>
+      </w:r>
+      <w:r>
+        <w:t>“</w:t>
       </w:r>
       <w:r>
         <w:t>Accessories / Items Included</w:t>
       </w:r>
       <w:r>
-        <w:t>” from the Asset Issue Form if no asset is assign/issue to the user/employee directly. Also, if more</w:t>
+        <w:t>” related to those Assets, Mobile and SIM Card (if some “</w:t>
+      </w:r>
+      <w:r>
+        <w:t>Accessories / Items Included</w:t>
+      </w:r>
+      <w:r>
+        <w:t>” are the same, then show only one)</w:t>
+      </w:r>
+      <w:r>
+        <w:t xml:space="preserve">. </w:t>
+      </w:r>
+    </w:p>
+    <w:p>
+      <w:r>
+        <w:t>Please review and update the points and changes above; I will continue testing the project.</w:t>
+      </w:r>
+    </w:p>
+    <w:p>
+      <w:r>
+        <w:t>=========================================</w:t>
+      </w:r>
+    </w:p>
+    <w:p>
+      <w:r>
+        <w:t>=========================================</w:t>
+      </w:r>
+    </w:p>
+    <w:p>
+      <w:r>
+        <w:t>Points I have found and changes I want to make:</w:t>
+      </w:r>
+    </w:p>
+    <w:p>
+      <w:r>
+        <w:t>1) In System Admin -&gt; Accessories Master, when I try to add the same accessory, e.g. Laptop Charger</w:t>
+      </w:r>
+      <w:r>
+        <w:t>,</w:t>
+      </w:r>
+      <w:r>
+        <w:t xml:space="preserve"> for Asset Type -&gt; Laptop. It </w:t>
+      </w:r>
+      <w:r>
+        <w:t>adds without any error because I already have Laptop Charger stored in Accessories Master and the SQL Database, yet it adds it again instead of showing a duplicate-entry error or a message that the Asset Type Accessory already exists. Look into this issue</w:t>
+      </w:r>
+      <w:r>
+        <w:t>,</w:t>
       </w:r>
       <w:r>
         <w:t xml:space="preserve"> </w:t>
       </w:r>
       <w:r>
-        <w:t xml:space="preserve">than one Asset is issue/assign to </w:t>
-      </w:r>
-      <w:r>
-        <w:t xml:space="preserve">the </w:t>
-      </w:r>
-      <w:r>
-        <w:t>user/employee (including Mobile and SIM Card)</w:t>
+        <w:t>and</w:t>
+      </w:r>
+      <w:r>
+        <w:t xml:space="preserve"> </w:t>
+      </w:r>
+      <w:r>
+        <w:t>this also happens in Consumable Master. Look into it to resolve.</w:t>
+      </w:r>
+    </w:p>
+    <w:p>
+      <w:r>
+        <w:t>2</w:t>
+      </w:r>
+      <w:r>
+        <w:t>) In Consumable, I also found that I can’t save a consumable item after editing.</w:t>
+      </w:r>
+    </w:p>
+    <w:p/>
+    <w:p>
+      <w:r>
+        <w:t>Please review and update the points and changes above; I will continue testing the project.</w:t>
+      </w:r>
+    </w:p>
+    <w:p>
+      <w:r>
+        <w:t>=========================================</w:t>
+      </w:r>
+    </w:p>
+    <w:p>
+      <w:r>
+        <w:t>=========================================</w:t>
+      </w:r>
+    </w:p>
+    <w:p>
+      <w:r>
+        <w:t>Points I have found and changes</w:t>
+      </w:r>
+      <w:r>
+        <w:t>/updated</w:t>
+      </w:r>
+      <w:r>
+        <w:t xml:space="preserve"> I want to make:</w:t>
+      </w:r>
+    </w:p>
+    <w:p>
+      <w:r>
+        <w:t>1) I want to apply Accessory Master functions of Asset Type</w:t>
+      </w:r>
+      <w:r>
+        <w:t>;</w:t>
+      </w:r>
+      <w:r>
+        <w:t xml:space="preserve"> when </w:t>
+      </w:r>
+      <w:r>
+        <w:t>assigning</w:t>
+      </w:r>
+      <w:r>
+        <w:t xml:space="preserve"> an Asset</w:t>
+      </w:r>
+      <w:r>
+        <w:t>, the</w:t>
+      </w:r>
+      <w:r>
+        <w:t xml:space="preserve"> user can see only those </w:t>
+      </w:r>
+      <w:r>
+        <w:t>Accessories for</w:t>
+      </w:r>
+      <w:r>
+        <w:t xml:space="preserve"> which </w:t>
+      </w:r>
+      <w:r>
+        <w:t xml:space="preserve">the </w:t>
+      </w:r>
+      <w:r>
+        <w:t xml:space="preserve">Asset Type he selected. e.g. if </w:t>
+      </w:r>
+      <w:r>
+        <w:t xml:space="preserve">the </w:t>
+      </w:r>
+      <w:r>
+        <w:t xml:space="preserve">user </w:t>
+      </w:r>
+      <w:r>
+        <w:t>selects</w:t>
+      </w:r>
+      <w:r>
+        <w:t xml:space="preserve"> Laptop</w:t>
+      </w:r>
+      <w:r>
+        <w:t>, then</w:t>
+      </w:r>
+      <w:r>
+        <w:t xml:space="preserve"> he only </w:t>
+      </w:r>
+      <w:r>
+        <w:t>sees</w:t>
+      </w:r>
+      <w:r>
+        <w:t xml:space="preserve"> Laptop Charger, Laptop Bag, etc. only</w:t>
+      </w:r>
+      <w:r>
+        <w:t xml:space="preserve">. I want to use this functionality on Asset Make Master. So, </w:t>
+      </w:r>
+      <w:r>
+        <w:t xml:space="preserve">the </w:t>
+      </w:r>
+      <w:r>
+        <w:t xml:space="preserve">user can only see </w:t>
+      </w:r>
+      <w:r>
+        <w:t xml:space="preserve">Asset Make </w:t>
+      </w:r>
+      <w:r>
+        <w:t>for</w:t>
+      </w:r>
+      <w:r>
+        <w:t xml:space="preserve"> that particular Asset Type.</w:t>
+      </w:r>
+    </w:p>
+    <w:p>
+      <w:r>
+        <w:t>2) A</w:t>
+      </w:r>
+      <w:r>
+        <w:t>nd a</w:t>
+      </w:r>
+      <w:r>
+        <w:t>gain</w:t>
       </w:r>
       <w:r>
         <w:t>,</w:t>
       </w:r>
       <w:r>
-        <w:t xml:space="preserve"> make </w:t>
-      </w:r>
-      <w:r>
-        <w:t>sure</w:t>
-      </w:r>
-      <w:r>
-        <w:t xml:space="preserve"> to add </w:t>
-      </w:r>
-      <w:r>
-        <w:t>“</w:t>
-      </w:r>
-      <w:r>
-        <w:t>Accessories / Items Included</w:t>
-      </w:r>
-      <w:r>
-        <w:t>” related to those Assets, Mobile and SIM Card (if some “</w:t>
-      </w:r>
-      <w:r>
-        <w:t>Accessories / Items Included</w:t>
-      </w:r>
-      <w:r>
-        <w:t>” are the same, then show only one)</w:t>
-      </w:r>
-      <w:r>
-        <w:t xml:space="preserve">. </w:t>
+        <w:t xml:space="preserve"> please check all </w:t>
+      </w:r>
+      <w:r>
+        <w:t>options for</w:t>
+      </w:r>
+      <w:r>
+        <w:t xml:space="preserve"> Save, Edit, Update, and other similar button </w:t>
+      </w:r>
+      <w:r>
+        <w:t>settings</w:t>
+      </w:r>
+      <w:r>
+        <w:t>;</w:t>
+      </w:r>
+      <w:r>
+        <w:t xml:space="preserve"> the reason is that I </w:t>
+      </w:r>
+      <w:r>
+        <w:t xml:space="preserve">am </w:t>
+      </w:r>
+      <w:r>
+        <w:t xml:space="preserve">still facing </w:t>
+      </w:r>
+      <w:r>
+        <w:t xml:space="preserve">an </w:t>
+      </w:r>
+      <w:r>
+        <w:t>issue regarding edit/updating current data, like Asset, Consumable</w:t>
+      </w:r>
+      <w:r>
+        <w:t xml:space="preserve">. It won’t get </w:t>
+      </w:r>
+      <w:r>
+        <w:t>updated</w:t>
+      </w:r>
+      <w:r>
+        <w:t xml:space="preserve"> or change even after selecting </w:t>
+      </w:r>
+      <w:r>
+        <w:t xml:space="preserve">the </w:t>
+      </w:r>
+      <w:r>
+        <w:t>Save/Update button.</w:t>
       </w:r>
     </w:p>
     <w:p>
@@ -10359,336 +9908,92 @@
     </w:p>
     <w:p>
       <w:r>
-        <w:t>Points I have found and changes I want to make:</w:t>
-      </w:r>
-    </w:p>
-    <w:p>
-      <w:r>
-        <w:t>1) In System Admin -&gt; Accessories Master, when I try to add the same accessory, e.g. Laptop Charger</w:t>
-      </w:r>
-      <w:r>
-        <w:t>,</w:t>
-      </w:r>
-      <w:r>
-        <w:t xml:space="preserve"> for Asset Type -&gt; Laptop. It </w:t>
-      </w:r>
-      <w:r>
-        <w:t>adds without any error because I already have Laptop Charger stored in Accessories Master and the SQL Database, yet it adds it again instead of showing a duplicate-entry error or a message that the Asset Type Accessory already exists. Look into this issue</w:t>
-      </w:r>
-      <w:r>
-        <w:t>,</w:t>
-      </w:r>
-      <w:r>
-        <w:t xml:space="preserve"> </w:t>
-      </w:r>
-      <w:r>
-        <w:t>and</w:t>
-      </w:r>
-      <w:r>
-        <w:t xml:space="preserve"> </w:t>
-      </w:r>
-      <w:r>
-        <w:t>this also happens in Consumable Master. Look into it to resolve.</w:t>
-      </w:r>
-    </w:p>
-    <w:p>
-      <w:r>
-        <w:t>2</w:t>
-      </w:r>
-      <w:r>
-        <w:t>) In Consumable, I also found that I can’t save a consumable item after editing.</w:t>
-      </w:r>
-    </w:p>
-    <w:p/>
-    <w:p>
-      <w:r>
-        <w:t>Please review and update the points and changes above; I will continue testing the project.</w:t>
-      </w:r>
-    </w:p>
-    <w:p>
-      <w:r>
-        <w:t>=========================================</w:t>
-      </w:r>
-    </w:p>
-    <w:p>
-      <w:r>
-        <w:t>=========================================</w:t>
-      </w:r>
-    </w:p>
-    <w:p>
-      <w:r>
-        <w:t>Points I have found and changes</w:t>
-      </w:r>
-      <w:r>
-        <w:t>/updated</w:t>
-      </w:r>
-      <w:r>
-        <w:t xml:space="preserve"> I want to make:</w:t>
-      </w:r>
-    </w:p>
-    <w:p>
-      <w:r>
-        <w:t>1) I want to apply Accessory Master functions of Asset Type</w:t>
-      </w:r>
-      <w:r>
-        <w:t>;</w:t>
-      </w:r>
-      <w:r>
-        <w:t xml:space="preserve"> when </w:t>
-      </w:r>
-      <w:r>
-        <w:t>assigning</w:t>
-      </w:r>
-      <w:r>
-        <w:t xml:space="preserve"> an Asset</w:t>
-      </w:r>
-      <w:r>
-        <w:t>, the</w:t>
-      </w:r>
-      <w:r>
-        <w:t xml:space="preserve"> user can see only those </w:t>
-      </w:r>
-      <w:r>
-        <w:t>Accessories for</w:t>
-      </w:r>
-      <w:r>
-        <w:t xml:space="preserve"> which </w:t>
-      </w:r>
-      <w:r>
-        <w:t xml:space="preserve">the </w:t>
-      </w:r>
-      <w:r>
-        <w:t xml:space="preserve">Asset Type he selected. e.g. if </w:t>
-      </w:r>
-      <w:r>
-        <w:t xml:space="preserve">the </w:t>
-      </w:r>
-      <w:r>
-        <w:t xml:space="preserve">user </w:t>
-      </w:r>
-      <w:r>
-        <w:t>selects</w:t>
-      </w:r>
-      <w:r>
-        <w:t xml:space="preserve"> Laptop</w:t>
+        <w:t>Points I have found and changes/updated I want to make:</w:t>
+      </w:r>
+    </w:p>
+    <w:p>
+      <w:r>
+        <w:t>It looks like I did not explain properly</w:t>
+      </w:r>
+      <w:r>
+        <w:t xml:space="preserve"> because I can’t see the changes. Let me explain what I want again. In Assets Master when I/User use Actions -&gt; Assig</w:t>
+      </w:r>
+      <w:r>
+        <w:t>n option</w:t>
+      </w:r>
+      <w:r>
+        <w:t xml:space="preserve"> e.g. L</w:t>
+      </w:r>
+      <w:r>
+        <w:t>T02SLHR which is an Laptop Asset, it shows Laptop’s “</w:t>
+      </w:r>
+      <w:r>
+        <w:t>Common / Supportive Accessories (optional)</w:t>
+      </w:r>
+      <w:r>
+        <w:t xml:space="preserve">” as Laptop Charger, Bag, Stand, Wireless Mouse and others which is related to Laptop, and if I/User use </w:t>
+      </w:r>
+      <w:r>
+        <w:t>PC03SLEN which is Desktop Asset, it shows Desktop’s “</w:t>
+      </w:r>
+      <w:r>
+        <w:t>Common / Supportive Accessories (optional)</w:t>
+      </w:r>
+      <w:r>
+        <w:t>” as VGA Display Cable, HDMI Cable, Power Cable (Monitor) and others</w:t>
+      </w:r>
+      <w:r>
+        <w:t xml:space="preserve">. In short, when I/User use any </w:t>
+      </w:r>
+      <w:r>
+        <w:t>asset</w:t>
+      </w:r>
+      <w:r>
+        <w:t xml:space="preserve"> to assign it take “</w:t>
+      </w:r>
+      <w:r>
+        <w:t>Common / Supportive Accessories (optional)</w:t>
+      </w:r>
+      <w:r>
+        <w:t xml:space="preserve">” from </w:t>
+      </w:r>
+      <w:r>
+        <w:t>Accessory Master</w:t>
+      </w:r>
+      <w:r>
+        <w:t xml:space="preserve">, because in </w:t>
+      </w:r>
+      <w:r>
+        <w:t>Accessory Master</w:t>
+      </w:r>
+      <w:r>
+        <w:t xml:space="preserve"> all the </w:t>
+      </w:r>
+      <w:r>
+        <w:t>accessories</w:t>
+      </w:r>
+      <w:r>
+        <w:t xml:space="preserve"> were added along with which Asset Type </w:t>
+      </w:r>
+      <w:r>
+        <w:t>they</w:t>
+      </w:r>
+      <w:r>
+        <w:t xml:space="preserve"> belong to. I want to add Asset Type in </w:t>
+      </w:r>
+      <w:r>
+        <w:t>System Admin -&gt; Asset Make Master to select only those Asset Make in which Asset Type it belong to.</w:t>
+      </w:r>
+      <w:r>
+        <w:t xml:space="preserve"> Example: If I </w:t>
+      </w:r>
+      <w:r>
+        <w:t>use Assets -&gt; Add Asset -&gt; Asset Type -&gt; Desktop/Laptop</w:t>
       </w:r>
       <w:r>
         <w:t>, then</w:t>
       </w:r>
       <w:r>
-        <w:t xml:space="preserve"> he only </w:t>
-      </w:r>
-      <w:r>
-        <w:t>sees</w:t>
-      </w:r>
-      <w:r>
-        <w:t xml:space="preserve"> Laptop Charger, Laptop Bag, etc. only</w:t>
-      </w:r>
-      <w:r>
-        <w:t xml:space="preserve">. I want to use this functionality on Asset Make Master. So, </w:t>
-      </w:r>
-      <w:r>
-        <w:t xml:space="preserve">the </w:t>
-      </w:r>
-      <w:r>
-        <w:t xml:space="preserve">user can only see </w:t>
-      </w:r>
-      <w:r>
-        <w:t xml:space="preserve">Asset Make </w:t>
-      </w:r>
-      <w:r>
-        <w:t>for</w:t>
-      </w:r>
-      <w:r>
-        <w:t xml:space="preserve"> that </w:t>
-      </w:r>
-      <w:proofErr w:type="gramStart"/>
-      <w:r>
-        <w:t>particular Asset</w:t>
-      </w:r>
-      <w:proofErr w:type="gramEnd"/>
-      <w:r>
-        <w:t xml:space="preserve"> Type.</w:t>
-      </w:r>
-    </w:p>
-    <w:p>
-      <w:r>
-        <w:t>2) A</w:t>
-      </w:r>
-      <w:r>
-        <w:t>nd a</w:t>
-      </w:r>
-      <w:r>
-        <w:t>gain</w:t>
-      </w:r>
-      <w:r>
-        <w:t>,</w:t>
-      </w:r>
-      <w:r>
-        <w:t xml:space="preserve"> please check all </w:t>
-      </w:r>
-      <w:r>
-        <w:t>options for</w:t>
-      </w:r>
-      <w:r>
-        <w:t xml:space="preserve"> Save, Edit, Update, and other similar button </w:t>
-      </w:r>
-      <w:r>
-        <w:t>settings</w:t>
-      </w:r>
-      <w:r>
-        <w:t>;</w:t>
-      </w:r>
-      <w:r>
-        <w:t xml:space="preserve"> the reason is that I </w:t>
-      </w:r>
-      <w:r>
-        <w:t xml:space="preserve">am </w:t>
-      </w:r>
-      <w:r>
-        <w:t xml:space="preserve">still facing </w:t>
-      </w:r>
-      <w:r>
-        <w:t xml:space="preserve">an </w:t>
-      </w:r>
-      <w:r>
-        <w:t>issue regarding edit/updating current data, like Asset, Consumable</w:t>
-      </w:r>
-      <w:r>
-        <w:t xml:space="preserve">. It won’t get </w:t>
-      </w:r>
-      <w:r>
-        <w:t>updated</w:t>
-      </w:r>
-      <w:r>
-        <w:t xml:space="preserve"> or change even after selecting </w:t>
-      </w:r>
-      <w:r>
-        <w:t xml:space="preserve">the </w:t>
-      </w:r>
-      <w:r>
-        <w:t>Save/Update button.</w:t>
-      </w:r>
-    </w:p>
-    <w:p>
-      <w:r>
-        <w:t>Please review and update the points and changes above; I will continue testing the project.</w:t>
-      </w:r>
-    </w:p>
-    <w:p>
-      <w:r>
-        <w:t>=========================================</w:t>
-      </w:r>
-    </w:p>
-    <w:p>
-      <w:r>
-        <w:t>=========================================</w:t>
-      </w:r>
-    </w:p>
-    <w:p>
-      <w:r>
-        <w:t>Points I have found and changes/updated I want to make:</w:t>
-      </w:r>
-    </w:p>
-    <w:p>
-      <w:r>
-        <w:t>It looks like I did not explain properly</w:t>
-      </w:r>
-      <w:r>
-        <w:t xml:space="preserve"> because I can’t see the changes. Let me explain what I want again. In Assets Master when I/User use Actions -&gt; Assig</w:t>
-      </w:r>
-      <w:r>
-        <w:t>n option</w:t>
-      </w:r>
-      <w:r>
-        <w:t xml:space="preserve"> e.g. L</w:t>
-      </w:r>
-      <w:r>
-        <w:t xml:space="preserve">T02SLHR which is </w:t>
-      </w:r>
-      <w:proofErr w:type="gramStart"/>
-      <w:r>
-        <w:t>an</w:t>
-      </w:r>
-      <w:proofErr w:type="gramEnd"/>
-      <w:r>
-        <w:t xml:space="preserve"> Laptop Asset, it shows Laptop’s “</w:t>
-      </w:r>
-      <w:r>
-        <w:t>Common / Supportive Accessories (optional)</w:t>
-      </w:r>
-      <w:r>
-        <w:t xml:space="preserve">” as Laptop Charger, Bag, Stand, Wireless Mouse and others which is related to Laptop, and if I/User use </w:t>
-      </w:r>
-      <w:r>
-        <w:t>PC03SLEN which is Desktop Asset, it shows Desktop’s “</w:t>
-      </w:r>
-      <w:r>
-        <w:t>Common / Supportive Accessories (optional)</w:t>
-      </w:r>
-      <w:r>
-        <w:t>” as VGA Display Cable, HDMI Cable, Power Cable (Monitor) and others</w:t>
-      </w:r>
-      <w:r>
-        <w:t xml:space="preserve">. In short, when I/User use any </w:t>
-      </w:r>
-      <w:r>
-        <w:t>asset</w:t>
-      </w:r>
-      <w:r>
-        <w:t xml:space="preserve"> to assign it take “</w:t>
-      </w:r>
-      <w:r>
-        <w:t>Common / Supportive Accessories (optional)</w:t>
-      </w:r>
-      <w:r>
-        <w:t xml:space="preserve">” from </w:t>
-      </w:r>
-      <w:r>
-        <w:t>Accessory Master</w:t>
-      </w:r>
-      <w:r>
-        <w:t xml:space="preserve">, because in </w:t>
-      </w:r>
-      <w:r>
-        <w:t>Accessory Master</w:t>
-      </w:r>
-      <w:r>
-        <w:t xml:space="preserve"> all the </w:t>
-      </w:r>
-      <w:r>
-        <w:t>accessories</w:t>
-      </w:r>
-      <w:r>
-        <w:t xml:space="preserve"> were added along with which Asset Type </w:t>
-      </w:r>
-      <w:r>
-        <w:t>they</w:t>
-      </w:r>
-      <w:r>
-        <w:t xml:space="preserve"> belong to. I want to add Asset Type in </w:t>
-      </w:r>
-      <w:r>
-        <w:t xml:space="preserve">System Admin -&gt; Asset Make Master to select only those Asset Make in which Asset Type it </w:t>
-      </w:r>
-      <w:proofErr w:type="gramStart"/>
-      <w:r>
-        <w:t>belong</w:t>
-      </w:r>
-      <w:proofErr w:type="gramEnd"/>
-      <w:r>
-        <w:t xml:space="preserve"> to.</w:t>
-      </w:r>
-      <w:r>
-        <w:t xml:space="preserve"> Example: If I </w:t>
-      </w:r>
-      <w:r>
-        <w:t>use Assets -&gt; Add Asset -&gt; Asset Type -&gt; Desktop/Laptop</w:t>
-      </w:r>
-      <w:r>
-        <w:t>, then</w:t>
-      </w:r>
-      <w:r>
         <w:t xml:space="preserve"> it should only </w:t>
       </w:r>
       <w:r>
@@ -10710,15 +10015,7 @@
         <w:t>Desktop Asset Type, like Dell, ASUS, HP, etc.</w:t>
       </w:r>
       <w:r>
-        <w:t xml:space="preserve"> and should not show Asset Make which </w:t>
-      </w:r>
-      <w:proofErr w:type="gramStart"/>
-      <w:r>
-        <w:t>is not belong</w:t>
-      </w:r>
-      <w:proofErr w:type="gramEnd"/>
-      <w:r>
-        <w:t xml:space="preserve"> to those Asset </w:t>
+        <w:t xml:space="preserve"> and should not show Asset Make which is not belong to those Asset </w:t>
       </w:r>
       <w:r>
         <w:t>Types</w:t>
@@ -10769,15 +10066,7 @@
         <w:t>Are you getting what I want to say with this explanation and examples</w:t>
       </w:r>
       <w:r>
-        <w:t xml:space="preserve">? If you need to update the SQL </w:t>
-      </w:r>
-      <w:proofErr w:type="gramStart"/>
-      <w:r>
-        <w:t>Database</w:t>
-      </w:r>
-      <w:proofErr w:type="gramEnd"/>
-      <w:r>
-        <w:t xml:space="preserve"> then please go ahead and make changes in </w:t>
+        <w:t xml:space="preserve">? If you need to update the SQL Database then please go ahead and make changes in </w:t>
       </w:r>
       <w:r>
         <w:t xml:space="preserve">the </w:t>
@@ -10862,15 +10151,7 @@
         <w:t xml:space="preserve">Category </w:t>
       </w:r>
       <w:r>
-        <w:t>-&gt; Communication (</w:t>
-      </w:r>
-      <w:proofErr w:type="spellStart"/>
-      <w:r>
-        <w:t>e.g</w:t>
-      </w:r>
-      <w:proofErr w:type="spellEnd"/>
-      <w:r>
-        <w:t xml:space="preserve"> Smartphone, Basic Keypad Phone, and others) will show. For this, if you need to modify the page/form along with SQL Tables, then go ahead and do it.</w:t>
+        <w:t>-&gt; Communication (e.g Smartphone, Basic Keypad Phone, and others) will show. For this, if you need to modify the page/form along with SQL Tables, then go ahead and do it.</w:t>
       </w:r>
     </w:p>
     <w:p>
@@ -10912,15 +10193,7 @@
     </w:p>
     <w:p>
       <w:r>
-        <w:t>Check the full project and look for any missing pages/forms links or incomplete pages/forms/</w:t>
-      </w:r>
-      <w:proofErr w:type="gramStart"/>
-      <w:r>
-        <w:t>masters</w:t>
-      </w:r>
-      <w:proofErr w:type="gramEnd"/>
-      <w:r>
-        <w:t xml:space="preserve"> and resolve them. The reason is that I saw some of the Plus (+) button open windows/frames to add missing data, but the recent update fields/points are not updated in those links.</w:t>
+        <w:t>Check the full project and look for any missing pages/forms links or incomplete pages/forms/masters and resolve them. The reason is that I saw some of the Plus (+) button open windows/frames to add missing data, but the recent update fields/points are not updated in those links.</w:t>
       </w:r>
     </w:p>
     <w:p>
@@ -11012,23 +10285,7 @@
         <w:t>types</w:t>
       </w:r>
       <w:r>
-        <w:t xml:space="preserve"> of UI, like: Liquid Glass UI, Bento Grid UI, Spatial UI Design, </w:t>
-      </w:r>
-      <w:proofErr w:type="spellStart"/>
-      <w:r>
-        <w:t>Claymorphism</w:t>
-      </w:r>
-      <w:proofErr w:type="spellEnd"/>
-      <w:r>
-        <w:t xml:space="preserve">, Neomorphism, </w:t>
-      </w:r>
-      <w:proofErr w:type="spellStart"/>
-      <w:r>
-        <w:t>Glassmorphism</w:t>
-      </w:r>
-      <w:proofErr w:type="spellEnd"/>
-      <w:r>
-        <w:t>, Skeuomorphism,</w:t>
+        <w:t xml:space="preserve"> of UI, like: Liquid Glass UI, Bento Grid UI, Spatial UI Design, Claymorphism, Neomorphism, Glassmorphism, Skeuomorphism,</w:t>
       </w:r>
       <w:r>
         <w:t xml:space="preserve"> and</w:t>
@@ -11107,20 +10364,7 @@
         <w:t>environment</w:t>
       </w:r>
       <w:r>
-        <w:t xml:space="preserve"> folder </w:t>
-      </w:r>
-      <w:proofErr w:type="gramStart"/>
-      <w:r>
-        <w:t>e.g. .</w:t>
-      </w:r>
-      <w:proofErr w:type="spellStart"/>
-      <w:r>
-        <w:t>venv</w:t>
-      </w:r>
-      <w:proofErr w:type="spellEnd"/>
-      <w:proofErr w:type="gramEnd"/>
-      <w:r>
-        <w:t xml:space="preserve"> by creating </w:t>
+        <w:t xml:space="preserve"> folder e.g. .venv by creating </w:t>
       </w:r>
       <w:r>
         <w:t xml:space="preserve">a </w:t>
@@ -11210,39 +10454,7 @@
     </w:p>
     <w:p>
       <w:r>
-        <w:t xml:space="preserve">Resume the Save-persist investigation on AMS-Test. Also, I just found that, in Mobile Master when I download Export file, it </w:t>
-      </w:r>
-      <w:proofErr w:type="gramStart"/>
-      <w:r>
-        <w:t>download</w:t>
-      </w:r>
-      <w:proofErr w:type="gramEnd"/>
-      <w:r>
-        <w:t xml:space="preserve"> with name as "</w:t>
-      </w:r>
-      <w:proofErr w:type="spellStart"/>
-      <w:r>
-        <w:t>Asset_Master_Export</w:t>
-      </w:r>
-      <w:proofErr w:type="spellEnd"/>
-      <w:r>
-        <w:t xml:space="preserve">" </w:t>
-      </w:r>
-      <w:proofErr w:type="spellStart"/>
-      <w:r>
-        <w:t>insted</w:t>
-      </w:r>
-      <w:proofErr w:type="spellEnd"/>
-      <w:r>
-        <w:t xml:space="preserve"> of "</w:t>
-      </w:r>
-      <w:proofErr w:type="spellStart"/>
-      <w:r>
-        <w:t>Mobile_Master_Export</w:t>
-      </w:r>
-      <w:proofErr w:type="spellEnd"/>
-      <w:r>
-        <w:t>".</w:t>
+        <w:t>Resume the Save-persist investigation on AMS-Test. Also, I just found that, in Mobile Master when I download Export file, it download with name as "Asset_Master_Export" insted of "Mobile_Master_Export".</w:t>
       </w:r>
     </w:p>
     <w:p>
@@ -11293,11 +10505,9 @@
       <w:r>
         <w:t xml:space="preserve">to </w:t>
       </w:r>
-      <w:proofErr w:type="gramStart"/>
       <w:r>
         <w:t>explain:</w:t>
       </w:r>
-      <w:proofErr w:type="gramEnd"/>
       <w:r>
         <w:t xml:space="preserve"> there are 4 </w:t>
       </w:r>
@@ -11322,166 +10532,145 @@
       <w:r>
         <w:t xml:space="preserve">a </w:t>
       </w:r>
-      <w:proofErr w:type="gramStart"/>
-      <w:r>
-        <w:t>Manager</w:t>
-      </w:r>
-      <w:proofErr w:type="gramEnd"/>
+      <w:r>
+        <w:t xml:space="preserve">Manager </w:t>
+      </w:r>
+      <w:r>
+        <w:t xml:space="preserve">as well as A’s </w:t>
+      </w:r>
+      <w:r>
+        <w:t>reporting manager</w:t>
+      </w:r>
+      <w:r>
+        <w:t xml:space="preserve">. C is </w:t>
+      </w:r>
+      <w:r>
+        <w:t xml:space="preserve">a </w:t>
+      </w:r>
+      <w:r>
+        <w:t>General</w:t>
+      </w:r>
+      <w:r>
+        <w:t xml:space="preserve"> Manager and also B’s reporting manager</w:t>
+      </w:r>
+      <w:r>
+        <w:t xml:space="preserve">, while D is </w:t>
+      </w:r>
+      <w:r>
+        <w:t xml:space="preserve">the </w:t>
+      </w:r>
+      <w:r>
+        <w:t>MD and also C’s reporting manager.</w:t>
+      </w:r>
+      <w:r>
+        <w:t xml:space="preserve"> Now, here is the actual issue. When I assign </w:t>
+      </w:r>
+      <w:r>
+        <w:t xml:space="preserve">an </w:t>
+      </w:r>
+      <w:r>
+        <w:t>Asset/Mobile/SIM Card to A</w:t>
+      </w:r>
+      <w:r>
+        <w:t xml:space="preserve"> (a subordinate of B) and use </w:t>
+      </w:r>
+      <w:r>
+        <w:t>the</w:t>
+      </w:r>
+      <w:r>
+        <w:t xml:space="preserve"> Asset </w:t>
+      </w:r>
+      <w:r>
+        <w:t>Issue</w:t>
+      </w:r>
+      <w:r>
+        <w:t xml:space="preserve"> Form to take </w:t>
+      </w:r>
+      <w:r>
+        <w:t xml:space="preserve">a </w:t>
+      </w:r>
+      <w:r>
+        <w:t xml:space="preserve">hard copy </w:t>
+      </w:r>
+      <w:r>
+        <w:t>for</w:t>
+      </w:r>
+      <w:r>
+        <w:t xml:space="preserve"> B</w:t>
+      </w:r>
+      <w:r>
+        <w:t>, then</w:t>
+      </w:r>
+      <w:r>
+        <w:t xml:space="preserve"> it shows</w:t>
+      </w:r>
+      <w:r>
+        <w:t xml:space="preserve"> in</w:t>
+      </w:r>
       <w:r>
         <w:t xml:space="preserve"> </w:t>
       </w:r>
       <w:r>
-        <w:t xml:space="preserve">as well as A’s </w:t>
-      </w:r>
-      <w:r>
-        <w:t>reporting manager</w:t>
-      </w:r>
-      <w:r>
-        <w:t xml:space="preserve">. C is </w:t>
-      </w:r>
-      <w:r>
-        <w:t xml:space="preserve">a </w:t>
-      </w:r>
-      <w:r>
-        <w:t>General</w:t>
-      </w:r>
-      <w:r>
-        <w:t xml:space="preserve"> Manager </w:t>
-      </w:r>
-      <w:proofErr w:type="gramStart"/>
-      <w:r>
-        <w:t>and also</w:t>
-      </w:r>
-      <w:proofErr w:type="gramEnd"/>
-      <w:r>
-        <w:t xml:space="preserve"> B’s reporting manager</w:t>
-      </w:r>
-      <w:r>
-        <w:t xml:space="preserve">, while D is </w:t>
-      </w:r>
-      <w:r>
-        <w:t xml:space="preserve">the </w:t>
-      </w:r>
-      <w:r>
-        <w:t xml:space="preserve">MD </w:t>
-      </w:r>
-      <w:proofErr w:type="gramStart"/>
-      <w:r>
-        <w:t>and also</w:t>
-      </w:r>
-      <w:proofErr w:type="gramEnd"/>
-      <w:r>
-        <w:t xml:space="preserve"> C’s reporting manager.</w:t>
-      </w:r>
-      <w:r>
-        <w:t xml:space="preserve"> Now, here is the actual issue. When I assign </w:t>
-      </w:r>
-      <w:r>
-        <w:t xml:space="preserve">an </w:t>
-      </w:r>
-      <w:r>
-        <w:t>Asset/Mobile/SIM Card to A</w:t>
-      </w:r>
-      <w:r>
-        <w:t xml:space="preserve"> (a subordinate of B) and use </w:t>
-      </w:r>
-      <w:r>
-        <w:t>the</w:t>
-      </w:r>
-      <w:r>
-        <w:t xml:space="preserve"> Asset </w:t>
-      </w:r>
-      <w:r>
-        <w:t>Issue</w:t>
-      </w:r>
-      <w:r>
-        <w:t xml:space="preserve"> Form to take </w:t>
-      </w:r>
-      <w:r>
-        <w:t xml:space="preserve">a </w:t>
-      </w:r>
-      <w:r>
-        <w:t xml:space="preserve">hard copy </w:t>
+        <w:t>B</w:t>
+      </w:r>
+      <w:r>
+        <w:t>’s Asset Issue Form under</w:t>
+      </w:r>
+      <w:r>
+        <w:t xml:space="preserve"> </w:t>
+      </w:r>
+      <w:r>
+        <w:t>“</w:t>
+      </w:r>
+      <w:r>
+        <w:t>Assigned to Subordinates (For Reference)</w:t>
+      </w:r>
+      <w:r>
+        <w:t>”</w:t>
+      </w:r>
+      <w:r>
+        <w:t xml:space="preserve"> as assigned to A/Department</w:t>
+      </w:r>
+      <w:r>
+        <w:t xml:space="preserve"> (it could be Asset, Mobile, SIM Card or other)</w:t>
+      </w:r>
+      <w:r>
+        <w:t xml:space="preserve">. The problem/issue is that this won’t </w:t>
+      </w:r>
+      <w:r>
+        <w:t xml:space="preserve">be </w:t>
+      </w:r>
+      <w:r>
+        <w:t>limited to only B</w:t>
+      </w:r>
+      <w:r>
+        <w:t>;</w:t>
+      </w:r>
+      <w:r>
+        <w:t xml:space="preserve"> it goes to C as it </w:t>
+      </w:r>
+      <w:r>
+        <w:t>is assigned</w:t>
+      </w:r>
+      <w:r>
+        <w:t xml:space="preserve"> directly to </w:t>
+      </w:r>
+      <w:r>
+        <w:t>B, and</w:t>
+      </w:r>
+      <w:r>
+        <w:t xml:space="preserve"> </w:t>
+      </w:r>
+      <w:r>
+        <w:t xml:space="preserve">the </w:t>
+      </w:r>
+      <w:r>
+        <w:t xml:space="preserve">same goes </w:t>
       </w:r>
       <w:r>
         <w:t>for</w:t>
       </w:r>
       <w:r>
-        <w:t xml:space="preserve"> B</w:t>
-      </w:r>
-      <w:r>
-        <w:t>, then</w:t>
-      </w:r>
-      <w:r>
-        <w:t xml:space="preserve"> it shows</w:t>
-      </w:r>
-      <w:r>
-        <w:t xml:space="preserve"> in</w:t>
-      </w:r>
-      <w:r>
-        <w:t xml:space="preserve"> </w:t>
-      </w:r>
-      <w:r>
-        <w:t>B</w:t>
-      </w:r>
-      <w:r>
-        <w:t>’s Asset Issue Form under</w:t>
-      </w:r>
-      <w:r>
-        <w:t xml:space="preserve"> </w:t>
-      </w:r>
-      <w:r>
-        <w:t>“</w:t>
-      </w:r>
-      <w:r>
-        <w:t>Assigned to Subordinates (For Reference)</w:t>
-      </w:r>
-      <w:r>
-        <w:t>”</w:t>
-      </w:r>
-      <w:r>
-        <w:t xml:space="preserve"> as assigned to A/Department</w:t>
-      </w:r>
-      <w:r>
-        <w:t xml:space="preserve"> (it could be Asset, Mobile, SIM Card or other)</w:t>
-      </w:r>
-      <w:r>
-        <w:t xml:space="preserve">. The problem/issue is that this won’t </w:t>
-      </w:r>
-      <w:r>
-        <w:t xml:space="preserve">be </w:t>
-      </w:r>
-      <w:r>
-        <w:t>limited to only B</w:t>
-      </w:r>
-      <w:r>
-        <w:t>;</w:t>
-      </w:r>
-      <w:r>
-        <w:t xml:space="preserve"> it goes to C as it </w:t>
-      </w:r>
-      <w:r>
-        <w:t>is assigned</w:t>
-      </w:r>
-      <w:r>
-        <w:t xml:space="preserve"> directly to </w:t>
-      </w:r>
-      <w:r>
-        <w:t>B, and</w:t>
-      </w:r>
-      <w:r>
-        <w:t xml:space="preserve"> </w:t>
-      </w:r>
-      <w:r>
-        <w:t xml:space="preserve">the </w:t>
-      </w:r>
-      <w:r>
-        <w:t xml:space="preserve">same goes </w:t>
-      </w:r>
-      <w:r>
-        <w:t>for</w:t>
-      </w:r>
-      <w:r>
         <w:t xml:space="preserve"> C too.</w:t>
       </w:r>
       <w:r>
@@ -11522,15 +10711,7 @@
         <w:t>I just found in Asset</w:t>
       </w:r>
       <w:r>
-        <w:t xml:space="preserve">s -&gt; Actions -&gt; Edit. When I imported the bulk data using Import option and the </w:t>
-      </w:r>
-      <w:proofErr w:type="gramStart"/>
-      <w:r>
-        <w:t>template, and</w:t>
-      </w:r>
-      <w:proofErr w:type="gramEnd"/>
-      <w:r>
-        <w:t xml:space="preserve"> try to edit it (for any reason)</w:t>
+        <w:t>s -&gt; Actions -&gt; Edit. When I imported the bulk data using Import option and the template, and try to edit it (for any reason)</w:t>
       </w:r>
       <w:r>
         <w:t xml:space="preserve">, duo to some reason the Purchase Data and </w:t>
@@ -11589,232 +10770,60 @@
     </w:p>
     <w:p>
       <w:r>
-        <w:t xml:space="preserve">Import </w:t>
-      </w:r>
-      <w:proofErr w:type="gramStart"/>
-      <w:r>
-        <w:t xml:space="preserve">{ </w:t>
-      </w:r>
-      <w:proofErr w:type="spellStart"/>
-      <w:r>
-        <w:t>useState</w:t>
-      </w:r>
-      <w:proofErr w:type="spellEnd"/>
-      <w:proofErr w:type="gramEnd"/>
-      <w:r>
-        <w:t xml:space="preserve"> } from ‘react’;</w:t>
-      </w:r>
-    </w:p>
-    <w:p>
-      <w:r>
-        <w:t xml:space="preserve">Import </w:t>
-      </w:r>
-      <w:proofErr w:type="gramStart"/>
-      <w:r>
-        <w:t>{ Eye</w:t>
-      </w:r>
-      <w:proofErr w:type="gramEnd"/>
-      <w:r>
-        <w:t xml:space="preserve">, </w:t>
-      </w:r>
-      <w:proofErr w:type="spellStart"/>
-      <w:proofErr w:type="gramStart"/>
-      <w:r>
-        <w:t>EyeOff</w:t>
-      </w:r>
-      <w:proofErr w:type="spellEnd"/>
-      <w:r>
-        <w:t xml:space="preserve"> }</w:t>
-      </w:r>
-      <w:proofErr w:type="gramEnd"/>
-      <w:r>
-        <w:t xml:space="preserve"> from ‘</w:t>
-      </w:r>
-      <w:proofErr w:type="spellStart"/>
-      <w:r>
-        <w:t>lucide</w:t>
-      </w:r>
-      <w:proofErr w:type="spellEnd"/>
-      <w:r>
-        <w:t>-react’;</w:t>
-      </w:r>
-    </w:p>
-    <w:p/>
-    <w:p>
-      <w:r>
-        <w:t xml:space="preserve">export default </w:t>
-      </w:r>
-      <w:proofErr w:type="spellStart"/>
-      <w:r>
-        <w:t>functionLoginVS</w:t>
-      </w:r>
-      <w:proofErr w:type="spellEnd"/>
-      <w:r>
-        <w:t xml:space="preserve"> () {</w:t>
-      </w:r>
-    </w:p>
-    <w:p>
-      <w:proofErr w:type="spellStart"/>
-      <w:r>
-        <w:t>const</w:t>
-      </w:r>
-      <w:proofErr w:type="spellEnd"/>
-      <w:r>
-        <w:t xml:space="preserve"> [email, </w:t>
-      </w:r>
-      <w:proofErr w:type="spellStart"/>
-      <w:r>
-        <w:t>setEmail</w:t>
-      </w:r>
-      <w:proofErr w:type="spellEnd"/>
-      <w:r>
-        <w:t xml:space="preserve">] = </w:t>
-      </w:r>
-      <w:proofErr w:type="spellStart"/>
-      <w:r>
-        <w:t>useState</w:t>
-      </w:r>
-      <w:proofErr w:type="spellEnd"/>
-      <w:r>
-        <w:t xml:space="preserve"> (‘’);</w:t>
-      </w:r>
-    </w:p>
-    <w:p>
-      <w:proofErr w:type="spellStart"/>
-      <w:r>
-        <w:t>const</w:t>
-      </w:r>
-      <w:proofErr w:type="spellEnd"/>
-      <w:r>
-        <w:t xml:space="preserve"> </w:t>
-      </w:r>
-      <w:r>
-        <w:t xml:space="preserve">[password, </w:t>
-      </w:r>
-      <w:proofErr w:type="spellStart"/>
-      <w:r>
-        <w:t>setPassword</w:t>
-      </w:r>
-      <w:proofErr w:type="spellEnd"/>
-      <w:r>
-        <w:t xml:space="preserve">] = </w:t>
-      </w:r>
-      <w:proofErr w:type="spellStart"/>
-      <w:proofErr w:type="gramStart"/>
-      <w:r>
-        <w:t>useState</w:t>
-      </w:r>
-      <w:proofErr w:type="spellEnd"/>
-      <w:r>
-        <w:t>(</w:t>
-      </w:r>
-      <w:proofErr w:type="gramEnd"/>
-      <w:r>
-        <w:t>‘’);</w:t>
-      </w:r>
-    </w:p>
-    <w:p>
-      <w:proofErr w:type="spellStart"/>
-      <w:r>
-        <w:t>const</w:t>
-      </w:r>
-      <w:proofErr w:type="spellEnd"/>
-      <w:r>
-        <w:t xml:space="preserve"> [</w:t>
-      </w:r>
-      <w:proofErr w:type="spellStart"/>
-      <w:r>
-        <w:t>showPassword</w:t>
-      </w:r>
-      <w:proofErr w:type="spellEnd"/>
-      <w:r>
-        <w:t xml:space="preserve">, </w:t>
-      </w:r>
-      <w:proofErr w:type="spellStart"/>
-      <w:r>
-        <w:t>setShowPassword</w:t>
-      </w:r>
-      <w:proofErr w:type="spellEnd"/>
-      <w:r>
-        <w:t xml:space="preserve">] = </w:t>
-      </w:r>
-      <w:proofErr w:type="spellStart"/>
-      <w:r>
-        <w:t>useState</w:t>
-      </w:r>
-      <w:proofErr w:type="spellEnd"/>
-      <w:r>
-        <w:t xml:space="preserve"> (false);</w:t>
-      </w:r>
-    </w:p>
-    <w:p>
-      <w:proofErr w:type="spellStart"/>
-      <w:r>
-        <w:t>const</w:t>
-      </w:r>
-      <w:proofErr w:type="spellEnd"/>
-      <w:r>
-        <w:t xml:space="preserve"> [loading, </w:t>
-      </w:r>
-      <w:proofErr w:type="spellStart"/>
-      <w:r>
-        <w:t>setLoading</w:t>
-      </w:r>
-      <w:proofErr w:type="spellEnd"/>
-      <w:r>
-        <w:t xml:space="preserve">] = </w:t>
-      </w:r>
-      <w:proofErr w:type="spellStart"/>
-      <w:r>
-        <w:t>useState</w:t>
-      </w:r>
-      <w:proofErr w:type="spellEnd"/>
-      <w:r>
-        <w:t xml:space="preserve"> (false);</w:t>
-      </w:r>
-    </w:p>
-    <w:p/>
-    <w:p>
-      <w:proofErr w:type="spellStart"/>
-      <w:r>
-        <w:t>const</w:t>
-      </w:r>
-      <w:proofErr w:type="spellEnd"/>
-      <w:r>
-        <w:t xml:space="preserve"> </w:t>
-      </w:r>
-      <w:proofErr w:type="spellStart"/>
-      <w:r>
-        <w:t>handle</w:t>
-      </w:r>
-      <w:r>
-        <w:t>Submit</w:t>
-      </w:r>
-      <w:proofErr w:type="spellEnd"/>
-      <w:r>
-        <w:t xml:space="preserve"> = (e) =&gt; {</w:t>
-      </w:r>
-    </w:p>
-    <w:p>
-      <w:proofErr w:type="spellStart"/>
-      <w:proofErr w:type="gramStart"/>
-      <w:r>
-        <w:t>e.preventDefault</w:t>
-      </w:r>
-      <w:proofErr w:type="spellEnd"/>
-      <w:proofErr w:type="gramEnd"/>
-      <w:r>
-        <w:t xml:space="preserve"> ();</w:t>
-      </w:r>
-    </w:p>
-    <w:p>
-      <w:proofErr w:type="spellStart"/>
-      <w:r>
-        <w:t>setLoading</w:t>
-      </w:r>
-      <w:proofErr w:type="spellEnd"/>
-      <w:r>
-        <w:t>(true);</w:t>
+        <w:t>Import { useState } from ‘react’;</w:t>
+      </w:r>
+    </w:p>
+    <w:p>
+      <w:r>
+        <w:t>Import { Eye, EyeOff } from ‘lucide-react’;</w:t>
+      </w:r>
+    </w:p>
+    <w:p/>
+    <w:p>
+      <w:r>
+        <w:t>export default functionLoginVS () {</w:t>
+      </w:r>
+    </w:p>
+    <w:p>
+      <w:r>
+        <w:t>const [email, setEmail] = useState (‘’);</w:t>
+      </w:r>
+    </w:p>
+    <w:p>
+      <w:r>
+        <w:t xml:space="preserve">const </w:t>
+      </w:r>
+      <w:r>
+        <w:t>[password, setPassword] = useState(‘’);</w:t>
+      </w:r>
+    </w:p>
+    <w:p>
+      <w:r>
+        <w:t>const [showPassword, setShowPassword] = useState (false);</w:t>
+      </w:r>
+    </w:p>
+    <w:p>
+      <w:r>
+        <w:t>const [loading, setLoading] = useState (false);</w:t>
+      </w:r>
+    </w:p>
+    <w:p/>
+    <w:p>
+      <w:r>
+        <w:t>const handle</w:t>
+      </w:r>
+      <w:r>
+        <w:t>Submit = (e) =&gt; {</w:t>
+      </w:r>
+    </w:p>
+    <w:p>
+      <w:r>
+        <w:t>e.preventDefault ();</w:t>
+      </w:r>
+    </w:p>
+    <w:p>
+      <w:r>
+        <w:t>setLoading(true);</w:t>
       </w:r>
     </w:p>
     <w:p>
@@ -11823,26 +10832,8 @@
       </w:r>
     </w:p>
     <w:p>
-      <w:proofErr w:type="spellStart"/>
-      <w:proofErr w:type="gramStart"/>
-      <w:r>
-        <w:t>setTimeout</w:t>
-      </w:r>
-      <w:proofErr w:type="spellEnd"/>
-      <w:r>
-        <w:t>(</w:t>
-      </w:r>
-      <w:proofErr w:type="gramEnd"/>
-      <w:r>
-        <w:t xml:space="preserve">() =&gt; </w:t>
-      </w:r>
-      <w:proofErr w:type="spellStart"/>
-      <w:r>
-        <w:t>setLoading</w:t>
-      </w:r>
-      <w:proofErr w:type="spellEnd"/>
-      <w:r>
-        <w:t>(false),1500);</w:t>
+      <w:r>
+        <w:t>setTimeout(() =&gt; setLoading(false),1500);</w:t>
       </w:r>
     </w:p>
     <w:p>
@@ -11857,61 +10848,21 @@
     </w:p>
     <w:p>
       <w:r>
-        <w:t xml:space="preserve">&lt;div </w:t>
-      </w:r>
-      <w:proofErr w:type="spellStart"/>
-      <w:r>
-        <w:t>className</w:t>
-      </w:r>
-      <w:proofErr w:type="spellEnd"/>
-      <w:r>
-        <w:t>=</w:t>
+        <w:t>&lt;div className=</w:t>
       </w:r>
       <w:r>
         <w:t xml:space="preserve"> “</w:t>
       </w:r>
       <w:r>
-        <w:t>min-h-screen flex items-</w:t>
-      </w:r>
-      <w:proofErr w:type="spellStart"/>
-      <w:r>
-        <w:t>center</w:t>
-      </w:r>
-      <w:proofErr w:type="spellEnd"/>
-      <w:r>
-        <w:t xml:space="preserve"> jus</w:t>
-      </w:r>
-      <w:r>
-        <w:t>tify-</w:t>
-      </w:r>
-      <w:proofErr w:type="spellStart"/>
-      <w:r>
-        <w:t>center</w:t>
-      </w:r>
-      <w:proofErr w:type="spellEnd"/>
-      <w:r>
-        <w:t xml:space="preserve"> </w:t>
-      </w:r>
-      <w:proofErr w:type="spellStart"/>
-      <w:r>
-        <w:t>bg</w:t>
-      </w:r>
-      <w:proofErr w:type="spellEnd"/>
-      <w:r>
-        <w:t>-black”&gt;</w:t>
-      </w:r>
-    </w:p>
-    <w:p>
-      <w:r>
-        <w:t xml:space="preserve">&lt;div </w:t>
-      </w:r>
-      <w:proofErr w:type="spellStart"/>
-      <w:r>
-        <w:t>className</w:t>
-      </w:r>
-      <w:proofErr w:type="spellEnd"/>
-      <w:r>
-        <w:t>= “w-full</w:t>
+        <w:t>min-h-screen flex items-center jus</w:t>
+      </w:r>
+      <w:r>
+        <w:t>tify-center bg-black”&gt;</w:t>
+      </w:r>
+    </w:p>
+    <w:p>
+      <w:r>
+        <w:t>&lt;div className= “w-full</w:t>
       </w:r>
       <w:r>
         <w:t xml:space="preserve"> max-w-md p-8 rounded-2xl border border-zinc-800 bg-zinc-900/70</w:t>
@@ -11922,26 +10873,10 @@
     </w:p>
     <w:p>
       <w:r>
-        <w:t xml:space="preserve">&lt;h1 </w:t>
-      </w:r>
-      <w:proofErr w:type="spellStart"/>
-      <w:r>
-        <w:t>className</w:t>
-      </w:r>
-      <w:proofErr w:type="spellEnd"/>
-      <w:r>
-        <w:t xml:space="preserve">= “text-3xl font-bold </w:t>
-      </w:r>
-      <w:r>
-        <w:t>text-white mb-2 text-</w:t>
-      </w:r>
-      <w:proofErr w:type="spellStart"/>
-      <w:r>
-        <w:t>center</w:t>
-      </w:r>
-      <w:proofErr w:type="spellEnd"/>
-      <w:r>
-        <w:t xml:space="preserve">”&gt; Welcome Back </w:t>
+        <w:t xml:space="preserve">&lt;h1 className= “text-3xl font-bold </w:t>
+      </w:r>
+      <w:r>
+        <w:t xml:space="preserve">text-white mb-2 text-center”&gt; Welcome Back </w:t>
       </w:r>
       <w:r>
         <w:rPr>
@@ -11967,53 +10902,13 @@
     </w:p>
     <w:p>
       <w:r>
-        <w:t xml:space="preserve">&lt;p </w:t>
-      </w:r>
-      <w:proofErr w:type="spellStart"/>
-      <w:r>
-        <w:t>className</w:t>
-      </w:r>
-      <w:proofErr w:type="spellEnd"/>
-      <w:r>
-        <w:t>= “text-zinc-400 text-</w:t>
-      </w:r>
-      <w:proofErr w:type="spellStart"/>
-      <w:r>
-        <w:t>center</w:t>
-      </w:r>
-      <w:proofErr w:type="spellEnd"/>
-      <w:r>
-        <w:t xml:space="preserve"> mb-6”&gt; Login to your account &lt;/p&gt;</w:t>
-      </w:r>
-    </w:p>
-    <w:p/>
-    <w:p>
-      <w:r>
-        <w:t xml:space="preserve">&lt;form </w:t>
-      </w:r>
-      <w:proofErr w:type="spellStart"/>
-      <w:r>
-        <w:t>onSubmit</w:t>
-      </w:r>
-      <w:proofErr w:type="spellEnd"/>
-      <w:r>
-        <w:t>={</w:t>
-      </w:r>
-      <w:proofErr w:type="spellStart"/>
-      <w:r>
-        <w:t>handleSubmit</w:t>
-      </w:r>
-      <w:proofErr w:type="spellEnd"/>
-      <w:r>
-        <w:t xml:space="preserve">} </w:t>
-      </w:r>
-      <w:proofErr w:type="spellStart"/>
-      <w:r>
-        <w:t>className</w:t>
-      </w:r>
-      <w:proofErr w:type="spellEnd"/>
-      <w:r>
-        <w:t>= “space-y-5”&gt;</w:t>
+        <w:t>&lt;p className= “text-zinc-400 text-center mb-6”&gt; Login to your account &lt;/p&gt;</w:t>
+      </w:r>
+    </w:p>
+    <w:p/>
+    <w:p>
+      <w:r>
+        <w:t>&lt;form onSubmit={handleSubmit} className= “space-y-5”&gt;</w:t>
       </w:r>
     </w:p>
     <w:p>
@@ -12141,29 +11036,13 @@
         <w:t>a crystal-clear</w:t>
       </w:r>
       <w:r>
-        <w:t xml:space="preserve"> </w:t>
-      </w:r>
-      <w:proofErr w:type="gramStart"/>
-      <w:r>
-        <w:t>type</w:t>
-      </w:r>
-      <w:proofErr w:type="gramEnd"/>
-      <w:r>
-        <w:t xml:space="preserve"> login button. If possible</w:t>
+        <w:t xml:space="preserve"> type login button. If possible</w:t>
       </w:r>
       <w:r>
         <w:t>,</w:t>
       </w:r>
       <w:r>
-        <w:t xml:space="preserve"> can you make changes </w:t>
-      </w:r>
-      <w:proofErr w:type="gramStart"/>
-      <w:r>
-        <w:t>similar to</w:t>
-      </w:r>
-      <w:proofErr w:type="gramEnd"/>
-      <w:r>
-        <w:t xml:space="preserve"> it?</w:t>
+        <w:t xml:space="preserve"> can you make changes similar to it?</w:t>
       </w:r>
     </w:p>
     <w:p/>
@@ -12282,7 +11161,44 @@
         <w:t>Points I have found and changes/updated I want to make:</w:t>
       </w:r>
     </w:p>
-    <w:p/>
+    <w:p>
+      <w:r>
+        <w:t xml:space="preserve">This is my new task, use this </w:t>
+      </w:r>
+      <w:r>
+        <w:t xml:space="preserve">GitHub repo </w:t>
+      </w:r>
+      <w:hyperlink r:id="rId8" w:history="1">
+        <w:r>
+          <w:rPr>
+            <w:rStyle w:val="Hyperlink"/>
+          </w:rPr>
+          <w:t>https://github.com/jbhogade/AMS-Test.git</w:t>
+        </w:r>
+      </w:hyperlink>
+      <w:r>
+        <w:t xml:space="preserve"> for start new task. As you can see I am taking your help for AMS-Test Project and AMS-v4-0 is live (GitHub repo </w:t>
+      </w:r>
+      <w:hyperlink r:id="rId9" w:history="1">
+        <w:r>
+          <w:rPr>
+            <w:rStyle w:val="Hyperlink"/>
+          </w:rPr>
+          <w:t>https://github.com/jbhogade/AMS-v4-0.git</w:t>
+        </w:r>
+      </w:hyperlink>
+      <w:r>
+        <w:t>) which I want you to keep as it is until I told you to update it, All the task and testing we will doing it on AMS-Test. Ok. Write now I have issue:</w:t>
+      </w:r>
+    </w:p>
+    <w:p>
+      <w:r>
+        <w:t>Whenever I try to update User Profile for “jairaj.b” user, once I click on save his user role change to “S” which is not part of any role. It suppose to be “Supreme Root”</w:t>
+      </w:r>
+      <w:r>
+        <w:t xml:space="preserve"> same as “operator.sys” user. I also found this issue in AMS-v4-0 live project too.</w:t>
+      </w:r>
+    </w:p>
     <w:p>
       <w:r>
         <w:t>Please review and update the points and changes above; I will continue testing AMS-Test project.</w:t>
@@ -12303,7 +11219,47 @@
         <w:t>Points I have found and changes/updated I want to make:</w:t>
       </w:r>
     </w:p>
-    <w:p/>
+    <w:p>
+      <w:r>
+        <w:t xml:space="preserve">When </w:t>
+      </w:r>
+      <w:r>
+        <w:t xml:space="preserve">a </w:t>
+      </w:r>
+      <w:r>
+        <w:t xml:space="preserve">user </w:t>
+      </w:r>
+      <w:r>
+        <w:t xml:space="preserve">is </w:t>
+      </w:r>
+      <w:r>
+        <w:t xml:space="preserve">marked as </w:t>
+      </w:r>
+      <w:r>
+        <w:t>exited</w:t>
+      </w:r>
+      <w:r>
+        <w:t xml:space="preserve">, </w:t>
+      </w:r>
+      <w:r>
+        <w:t>then</w:t>
+      </w:r>
+      <w:r>
+        <w:t xml:space="preserve"> all the assets he/she assign make it as return with </w:t>
+      </w:r>
+      <w:r>
+        <w:t>Asset ID remark as user has exit with reason and mark exit date as return date.</w:t>
+      </w:r>
+      <w:r>
+        <w:t xml:space="preserve"> Also, when marked as exited </w:t>
+      </w:r>
+      <w:r>
+        <w:t xml:space="preserve">all the supported accessories which given to user during assignment to asset need </w:t>
+      </w:r>
+      <w:r>
+        <w:t>to shown in printing report.</w:t>
+      </w:r>
+    </w:p>
     <w:p>
       <w:r>
         <w:t>Please review and update the points and changes above; I will continue testing AMS-Test project.</w:t>
@@ -12324,10 +11280,180 @@
         <w:t>Points I have found and changes/updated I want to make:</w:t>
       </w:r>
     </w:p>
-    <w:p/>
-    <w:p>
-      <w:r>
-        <w:t>Please review and update the points and changes above; I will continue testing AMS-Test project.</w:t>
+    <w:p>
+      <w:r>
+        <w:t xml:space="preserve">Add </w:t>
+      </w:r>
+      <w:r>
+        <w:t>reactive option in Employees -&gt; Actions menu</w:t>
+      </w:r>
+      <w:r>
+        <w:t>. If the user marked an active employee as exited</w:t>
+      </w:r>
+      <w:r>
+        <w:t>, he can use the reactive option to remove that exit mark (make sure to keep in</w:t>
+      </w:r>
+      <w:r>
+        <w:t xml:space="preserve"> record</w:t>
+      </w:r>
+      <w:r>
+        <w:t xml:space="preserve"> report and log for </w:t>
+      </w:r>
+      <w:r>
+        <w:t>record).</w:t>
+      </w:r>
+    </w:p>
+    <w:p>
+      <w:r>
+        <w:t>Please review and update the points and changes above; I will continue testing AMS-Test project. Also, make sure to provide download file.</w:t>
+      </w:r>
+    </w:p>
+    <w:p>
+      <w:r>
+        <w:t>=========================================</w:t>
+      </w:r>
+    </w:p>
+    <w:p>
+      <w:r>
+        <w:t>=========================================</w:t>
+      </w:r>
+    </w:p>
+    <w:p>
+      <w:r>
+        <w:t>Points I have found and changes/updated I want to make:</w:t>
+      </w:r>
+    </w:p>
+    <w:p/>
+    <w:p>
+      <w:r>
+        <w:lastRenderedPageBreak/>
+        <w:t>Please review and update the points and changes above; I will continue testing AMS-Test project. Also, make sure to provide download file.</w:t>
+      </w:r>
+    </w:p>
+    <w:p>
+      <w:r>
+        <w:t>=========================================</w:t>
+      </w:r>
+    </w:p>
+    <w:p>
+      <w:r>
+        <w:t>=========================================</w:t>
+      </w:r>
+    </w:p>
+    <w:p>
+      <w:r>
+        <w:t>Points I have found and changes/updated I want to make:</w:t>
+      </w:r>
+    </w:p>
+    <w:p/>
+    <w:p>
+      <w:r>
+        <w:t>Please review and update the points and changes above; I will continue testing AMS-Test project. Also, make sure to provide download file.</w:t>
+      </w:r>
+    </w:p>
+    <w:p>
+      <w:r>
+        <w:t>=========================================</w:t>
+      </w:r>
+    </w:p>
+    <w:p>
+      <w:r>
+        <w:t>=========================================</w:t>
+      </w:r>
+    </w:p>
+    <w:p>
+      <w:r>
+        <w:t>Points I have found and changes/updated I want to make:</w:t>
+      </w:r>
+    </w:p>
+    <w:p/>
+    <w:p>
+      <w:r>
+        <w:t>Please review and update the points and changes above; I will continue testing AMS-Test project. Also, make sure to provide download file.</w:t>
+      </w:r>
+    </w:p>
+    <w:p>
+      <w:r>
+        <w:t>=========================================</w:t>
+      </w:r>
+    </w:p>
+    <w:p>
+      <w:r>
+        <w:t>=========================================</w:t>
+      </w:r>
+    </w:p>
+    <w:p>
+      <w:r>
+        <w:t>Points I have found and changes/updated I want to make:</w:t>
+      </w:r>
+    </w:p>
+    <w:p/>
+    <w:p>
+      <w:r>
+        <w:t>Please review and update the points and changes above; I will continue testing AMS-Test project. Also, make sure to provide download file.</w:t>
+      </w:r>
+    </w:p>
+    <w:p>
+      <w:r>
+        <w:t>=========================================</w:t>
+      </w:r>
+    </w:p>
+    <w:p>
+      <w:r>
+        <w:t>=========================================</w:t>
+      </w:r>
+    </w:p>
+    <w:p>
+      <w:r>
+        <w:t>Points I have found and changes/updated I want to make:</w:t>
+      </w:r>
+    </w:p>
+    <w:p/>
+    <w:p>
+      <w:r>
+        <w:t>Please review and update the points and changes above; I will continue testing AMS-Test project. Also, make sure to provide download file.</w:t>
+      </w:r>
+    </w:p>
+    <w:p>
+      <w:r>
+        <w:t>=========================================</w:t>
+      </w:r>
+    </w:p>
+    <w:p>
+      <w:r>
+        <w:t>=========================================</w:t>
+      </w:r>
+    </w:p>
+    <w:p>
+      <w:r>
+        <w:t>Points I have found and changes/updated I want to make:</w:t>
+      </w:r>
+    </w:p>
+    <w:p/>
+    <w:p>
+      <w:r>
+        <w:t>Please review and update the points and changes above; I will continue testing AMS-Test project. Also, make sure to provide download file.</w:t>
+      </w:r>
+    </w:p>
+    <w:p>
+      <w:r>
+        <w:t>=========================================</w:t>
+      </w:r>
+    </w:p>
+    <w:p>
+      <w:r>
+        <w:t>=========================================</w:t>
+      </w:r>
+    </w:p>
+    <w:p>
+      <w:r>
+        <w:t>Points I have found and changes/updated I want to make:</w:t>
+      </w:r>
+    </w:p>
+    <w:p/>
+    <w:p>
+      <w:r>
+        <w:t>Please review and update the points and changes above; I will continue testing AMS-Test project. Also, make sure to provide download file.</w:t>
       </w:r>
     </w:p>
     <w:p>
